--- a/Java Tips/Hash Map.docx
+++ b/Java Tips/Hash Map.docx
@@ -64,40 +64,15 @@
       <w:r>
         <w:t xml:space="preserve">It gives </w:t>
       </w:r>
-      <w:proofErr w:type="gramStart"/>
-      <w:r>
-        <w:rPr>
-          <w:b/>
-          <w:bCs/>
-        </w:rPr>
-        <w:t>O(</w:t>
-      </w:r>
-      <w:proofErr w:type="gramEnd"/>
-      <w:r>
-        <w:rPr>
-          <w:b/>
-          <w:bCs/>
-        </w:rPr>
-        <w:t>1) average time complexity</w:t>
-      </w:r>
-      <w:r>
-        <w:t xml:space="preserve"> for </w:t>
-      </w:r>
-      <w:proofErr w:type="gramStart"/>
-      <w:r>
-        <w:t>get(</w:t>
-      </w:r>
-      <w:proofErr w:type="gramEnd"/>
-      <w:r>
-        <w:t xml:space="preserve">) and </w:t>
-      </w:r>
-      <w:proofErr w:type="gramStart"/>
-      <w:r>
-        <w:t>put(</w:t>
-      </w:r>
-      <w:proofErr w:type="gramEnd"/>
-      <w:r>
-        <w:t>) operations (because of hashing).</w:t>
+      <w:r>
+        <w:rPr>
+          <w:b/>
+          <w:bCs/>
+        </w:rPr>
+        <w:t>O(1) average time complexity</w:t>
+      </w:r>
+      <w:r>
+        <w:t xml:space="preserve"> for get() and put() operations (because of hashing).</w:t>
       </w:r>
     </w:p>
     <w:p>
@@ -132,17 +107,7 @@
     </w:p>
     <w:p>
       <w:r>
-        <w:t xml:space="preserve">When you insert a key-value pair into a HashMap, Java calculates the hash code of the key using </w:t>
-      </w:r>
-      <w:proofErr w:type="spellStart"/>
-      <w:proofErr w:type="gramStart"/>
-      <w:r>
-        <w:t>key.hashCode</w:t>
-      </w:r>
-      <w:proofErr w:type="spellEnd"/>
-      <w:proofErr w:type="gramEnd"/>
-      <w:r>
-        <w:t>().</w:t>
+        <w:t>When you insert a key-value pair into a HashMap, Java calculates the hash code of the key using key.hashCode().</w:t>
       </w:r>
     </w:p>
     <w:p>
@@ -162,947 +127,678 @@
           <w:i/>
           <w:iCs/>
         </w:rPr>
-        <w:t>index = (hash &amp; (n - 1</w:t>
-      </w:r>
-      <w:proofErr w:type="gramStart"/>
-      <w:r>
-        <w:rPr>
+        <w:t>index = (hash &amp; (n - 1))   // where n = array size</w:t>
+      </w:r>
+    </w:p>
+    <w:p>
+      <w:r>
+        <w:t>This tells HashMap where to store the entry in its bucket array (called table).</w:t>
+      </w:r>
+    </w:p>
+    <w:p>
+      <w:pPr>
+        <w:rPr>
+          <w:b/>
+          <w:bCs/>
+        </w:rPr>
+      </w:pPr>
+      <w:r>
+        <w:rPr>
+          <w:b/>
+          <w:bCs/>
+        </w:rPr>
+        <w:t>2. Bucket Array</w:t>
+      </w:r>
+    </w:p>
+    <w:p>
+      <w:pPr>
+        <w:numPr>
+          <w:ilvl w:val="0"/>
+          <w:numId w:val="2"/>
+        </w:numPr>
+      </w:pPr>
+      <w:r>
+        <w:t xml:space="preserve">Internally, HashMap maintains an array of </w:t>
+      </w:r>
+      <w:r>
+        <w:rPr>
+          <w:b/>
+          <w:bCs/>
+        </w:rPr>
+        <w:t>buckets</w:t>
+      </w:r>
+      <w:r>
+        <w:t>.</w:t>
+      </w:r>
+    </w:p>
+    <w:p>
+      <w:pPr>
+        <w:numPr>
+          <w:ilvl w:val="0"/>
+          <w:numId w:val="2"/>
+        </w:numPr>
+      </w:pPr>
+      <w:r>
+        <w:t>Each bucket can hold multiple entries.</w:t>
+      </w:r>
+    </w:p>
+    <w:p>
+      <w:pPr>
+        <w:numPr>
+          <w:ilvl w:val="0"/>
+          <w:numId w:val="2"/>
+        </w:numPr>
+      </w:pPr>
+      <w:r>
+        <w:t>A bucket is chosen based on the hash code of the key.</w:t>
+      </w:r>
+    </w:p>
+    <w:p>
+      <w:pPr>
+        <w:rPr>
+          <w:b/>
+          <w:bCs/>
+        </w:rPr>
+      </w:pPr>
+      <w:r>
+        <w:rPr>
+          <w:b/>
+          <w:bCs/>
+        </w:rPr>
+        <w:t>3. Collision Handling</w:t>
+      </w:r>
+    </w:p>
+    <w:p>
+      <w:r>
+        <w:t xml:space="preserve">Sometimes, </w:t>
+      </w:r>
+      <w:r>
+        <w:rPr>
+          <w:b/>
+          <w:bCs/>
+        </w:rPr>
+        <w:t>two different keys</w:t>
+      </w:r>
+      <w:r>
+        <w:t xml:space="preserve"> may produce the same index (collision).</w:t>
+      </w:r>
+      <w:r>
+        <w:br/>
+        <w:t>HashMap handles this using:</w:t>
+      </w:r>
+    </w:p>
+    <w:p>
+      <w:pPr>
+        <w:numPr>
+          <w:ilvl w:val="0"/>
+          <w:numId w:val="3"/>
+        </w:numPr>
+      </w:pPr>
+      <w:r>
+        <w:rPr>
+          <w:b/>
+          <w:bCs/>
+        </w:rPr>
+        <w:t>Before Java 8</w:t>
+      </w:r>
+      <w:r>
+        <w:t xml:space="preserve"> → a </w:t>
+      </w:r>
+      <w:r>
+        <w:rPr>
+          <w:b/>
+          <w:bCs/>
+        </w:rPr>
+        <w:t>Linked List</w:t>
+      </w:r>
+      <w:r>
+        <w:t xml:space="preserve"> at each bucket.</w:t>
+      </w:r>
+    </w:p>
+    <w:p>
+      <w:pPr>
+        <w:numPr>
+          <w:ilvl w:val="0"/>
+          <w:numId w:val="3"/>
+        </w:numPr>
+      </w:pPr>
+      <w:r>
+        <w:rPr>
+          <w:b/>
+          <w:bCs/>
+        </w:rPr>
+        <w:t>Java 8 and later</w:t>
+      </w:r>
+      <w:r>
+        <w:t xml:space="preserve"> → if too many collisions happen (more than 8 elements in a bucket), the linked list is converted into a </w:t>
+      </w:r>
+      <w:r>
+        <w:rPr>
+          <w:b/>
+          <w:bCs/>
+        </w:rPr>
+        <w:t>balanced Red-Black Tree</w:t>
+      </w:r>
+      <w:r>
+        <w:t xml:space="preserve"> to improve lookup from </w:t>
+      </w:r>
+      <w:r>
+        <w:rPr>
+          <w:b/>
+          <w:bCs/>
+        </w:rPr>
+        <w:t>O(n)</w:t>
+      </w:r>
+      <w:r>
+        <w:t xml:space="preserve"> to </w:t>
+      </w:r>
+      <w:r>
+        <w:rPr>
+          <w:b/>
+          <w:bCs/>
+        </w:rPr>
+        <w:t>O(log n)</w:t>
+      </w:r>
+      <w:r>
+        <w:t>.</w:t>
+      </w:r>
+    </w:p>
+    <w:p>
+      <w:pPr>
+        <w:rPr>
+          <w:b/>
+          <w:bCs/>
+        </w:rPr>
+      </w:pPr>
+      <w:r>
+        <w:rPr>
+          <w:b/>
+          <w:bCs/>
+        </w:rPr>
+        <w:t>4. Inserting a Key-Value (put)</w:t>
+      </w:r>
+    </w:p>
+    <w:p>
+      <w:pPr>
+        <w:numPr>
+          <w:ilvl w:val="0"/>
+          <w:numId w:val="4"/>
+        </w:numPr>
+      </w:pPr>
+      <w:r>
+        <w:t>Compute hash code of key.</w:t>
+      </w:r>
+    </w:p>
+    <w:p>
+      <w:pPr>
+        <w:numPr>
+          <w:ilvl w:val="0"/>
+          <w:numId w:val="4"/>
+        </w:numPr>
+      </w:pPr>
+      <w:r>
+        <w:t>Find the bucket index.</w:t>
+      </w:r>
+    </w:p>
+    <w:p>
+      <w:pPr>
+        <w:numPr>
+          <w:ilvl w:val="0"/>
+          <w:numId w:val="4"/>
+        </w:numPr>
+      </w:pPr>
+      <w:r>
+        <w:lastRenderedPageBreak/>
+        <w:t>If bucket is empty → create new node and store it.</w:t>
+      </w:r>
+    </w:p>
+    <w:p>
+      <w:pPr>
+        <w:numPr>
+          <w:ilvl w:val="0"/>
+          <w:numId w:val="4"/>
+        </w:numPr>
+      </w:pPr>
+      <w:r>
+        <w:t>If bucket already has entries:</w:t>
+      </w:r>
+    </w:p>
+    <w:p>
+      <w:pPr>
+        <w:numPr>
+          <w:ilvl w:val="1"/>
+          <w:numId w:val="4"/>
+        </w:numPr>
+      </w:pPr>
+      <w:r>
+        <w:t>If the key already exists → replace the value.</w:t>
+      </w:r>
+    </w:p>
+    <w:p>
+      <w:pPr>
+        <w:numPr>
+          <w:ilvl w:val="1"/>
+          <w:numId w:val="4"/>
+        </w:numPr>
+      </w:pPr>
+      <w:r>
+        <w:t>Else → add a new node (in list or tree).</w:t>
+      </w:r>
+    </w:p>
+    <w:p>
+      <w:pPr>
+        <w:rPr>
+          <w:b/>
+          <w:bCs/>
+        </w:rPr>
+      </w:pPr>
+      <w:r>
+        <w:rPr>
+          <w:b/>
+          <w:bCs/>
+        </w:rPr>
+        <w:t>5. Retrieving a Value (get)</w:t>
+      </w:r>
+    </w:p>
+    <w:p>
+      <w:pPr>
+        <w:numPr>
+          <w:ilvl w:val="0"/>
+          <w:numId w:val="5"/>
+        </w:numPr>
+      </w:pPr>
+      <w:r>
+        <w:t>Compute hash code of key.</w:t>
+      </w:r>
+    </w:p>
+    <w:p>
+      <w:pPr>
+        <w:numPr>
+          <w:ilvl w:val="0"/>
+          <w:numId w:val="5"/>
+        </w:numPr>
+      </w:pPr>
+      <w:r>
+        <w:t>Find the bucket index.</w:t>
+      </w:r>
+    </w:p>
+    <w:p>
+      <w:pPr>
+        <w:numPr>
+          <w:ilvl w:val="0"/>
+          <w:numId w:val="5"/>
+        </w:numPr>
+      </w:pPr>
+      <w:r>
+        <w:t>Search inside that bucket (list or tree) for the matching key using equals().</w:t>
+      </w:r>
+    </w:p>
+    <w:p>
+      <w:pPr>
+        <w:numPr>
+          <w:ilvl w:val="0"/>
+          <w:numId w:val="5"/>
+        </w:numPr>
+      </w:pPr>
+      <w:r>
+        <w:t>Return its value.</w:t>
+      </w:r>
+    </w:p>
+    <w:p>
+      <w:pPr>
+        <w:rPr>
+          <w:b/>
+          <w:bCs/>
+        </w:rPr>
+      </w:pPr>
+      <w:r>
+        <w:rPr>
+          <w:b/>
+          <w:bCs/>
+        </w:rPr>
+        <w:t>6. Resizing (Rehashing)</w:t>
+      </w:r>
+    </w:p>
+    <w:p>
+      <w:pPr>
+        <w:numPr>
+          <w:ilvl w:val="0"/>
+          <w:numId w:val="6"/>
+        </w:numPr>
+      </w:pPr>
+      <w:r>
+        <w:t>Default capacity = 16, load factor = 0.75.</w:t>
+      </w:r>
+    </w:p>
+    <w:p>
+      <w:pPr>
+        <w:numPr>
+          <w:ilvl w:val="0"/>
+          <w:numId w:val="6"/>
+        </w:numPr>
+      </w:pPr>
+      <w:r>
+        <w:t xml:space="preserve">So when </w:t>
+      </w:r>
+      <w:r>
+        <w:rPr>
+          <w:b/>
+          <w:bCs/>
+        </w:rPr>
+        <w:t>75% full</w:t>
+      </w:r>
+      <w:r>
+        <w:t>, HashMap doubles its size.</w:t>
+      </w:r>
+    </w:p>
+    <w:p>
+      <w:pPr>
+        <w:numPr>
+          <w:ilvl w:val="0"/>
+          <w:numId w:val="6"/>
+        </w:numPr>
+      </w:pPr>
+      <w:r>
+        <w:t xml:space="preserve">All existing entries are </w:t>
+      </w:r>
+      <w:r>
+        <w:rPr>
+          <w:b/>
+          <w:bCs/>
+        </w:rPr>
+        <w:t>rehashed</w:t>
+      </w:r>
+      <w:r>
+        <w:t xml:space="preserve"> into the new bucket array.</w:t>
+      </w:r>
+    </w:p>
+    <w:p>
+      <w:pPr>
+        <w:rPr>
+          <w:b/>
+          <w:bCs/>
+        </w:rPr>
+      </w:pPr>
+      <w:r>
+        <w:rPr>
+          <w:b/>
+          <w:bCs/>
+        </w:rPr>
+        <w:t>Quick Example</w:t>
+      </w:r>
+    </w:p>
+    <w:p>
+      <w:r>
+        <w:t>Map&lt;String, Integer&gt; map = new HashMap&lt;&gt;();</w:t>
+      </w:r>
+    </w:p>
+    <w:p>
+      <w:r>
+        <w:t>map.put("Raj", 25);</w:t>
+      </w:r>
+    </w:p>
+    <w:p>
+      <w:r>
+        <w:t>map.put("John", 30);</w:t>
+      </w:r>
+    </w:p>
+    <w:p>
+      <w:r>
+        <w:t>map.put("Raj", 28); // replaces value</w:t>
+      </w:r>
+    </w:p>
+    <w:p>
+      <w:r>
+        <w:t>System.out.println(map.get("Raj")); // 28</w:t>
+      </w:r>
+    </w:p>
+    <w:p>
+      <w:pPr>
+        <w:rPr>
+          <w:b/>
+          <w:bCs/>
+        </w:rPr>
+      </w:pPr>
+      <w:r>
+        <w:rPr>
+          <w:b/>
+          <w:bCs/>
+        </w:rPr>
+        <w:t>Steps:</w:t>
+      </w:r>
+    </w:p>
+    <w:p>
+      <w:pPr>
+        <w:numPr>
+          <w:ilvl w:val="0"/>
+          <w:numId w:val="7"/>
+        </w:numPr>
+      </w:pPr>
+      <w:r>
+        <w:t>"Raj".hashCode() → index in array.</w:t>
+      </w:r>
+    </w:p>
+    <w:p>
+      <w:pPr>
+        <w:numPr>
+          <w:ilvl w:val="0"/>
+          <w:numId w:val="7"/>
+        </w:numPr>
+      </w:pPr>
+      <w:r>
+        <w:t>First time, stored as ("Raj", 25).</w:t>
+      </w:r>
+    </w:p>
+    <w:p>
+      <w:pPr>
+        <w:numPr>
+          <w:ilvl w:val="0"/>
+          <w:numId w:val="7"/>
+        </w:numPr>
+      </w:pPr>
+      <w:r>
+        <w:t>Second time, key "Raj" already exists → replace value with 28.</w:t>
+      </w:r>
+    </w:p>
+    <w:p>
+      <w:pPr>
+        <w:numPr>
+          <w:ilvl w:val="0"/>
+          <w:numId w:val="7"/>
+        </w:numPr>
+      </w:pPr>
+      <w:r>
+        <w:t>get("Raj") → finds it in bucket → returns 28.</w:t>
+      </w:r>
+    </w:p>
+    <w:p/>
+    <w:p>
+      <w:pPr>
+        <w:rPr>
+          <w:b/>
+          <w:bCs/>
+        </w:rPr>
+      </w:pPr>
+    </w:p>
+    <w:p>
+      <w:pPr>
+        <w:rPr>
+          <w:b/>
+          <w:bCs/>
+        </w:rPr>
+      </w:pPr>
+      <w:r>
+        <w:rPr>
+          <w:b/>
+          <w:bCs/>
+        </w:rPr>
+        <w:lastRenderedPageBreak/>
+        <w:t>Can a single bucket hold multiple entries?</w:t>
+      </w:r>
+    </w:p>
+    <w:p>
+      <w:pPr>
+        <w:rPr>
+          <w:b/>
+          <w:bCs/>
+        </w:rPr>
+      </w:pPr>
+      <w:r>
+        <w:rPr>
+          <w:rFonts w:ascii="Segoe UI Emoji" w:hAnsi="Segoe UI Emoji" w:cs="Segoe UI Emoji"/>
+          <w:b/>
+          <w:bCs/>
+        </w:rPr>
+        <w:t>✅</w:t>
+      </w:r>
+      <w:r>
+        <w:rPr>
+          <w:b/>
+          <w:bCs/>
+        </w:rPr>
+        <w:t xml:space="preserve"> Yes.</w:t>
+      </w:r>
+    </w:p>
+    <w:p>
+      <w:r>
+        <w:t>A bucket in a HashMap corresponds to an index in the internal array.</w:t>
+      </w:r>
+    </w:p>
+    <w:p>
+      <w:pPr>
+        <w:numPr>
+          <w:ilvl w:val="0"/>
+          <w:numId w:val="8"/>
+        </w:numPr>
+      </w:pPr>
+      <w:r>
+        <w:t>Each bucket can store multiple entries.</w:t>
+      </w:r>
+    </w:p>
+    <w:p>
+      <w:pPr>
+        <w:numPr>
+          <w:ilvl w:val="0"/>
+          <w:numId w:val="8"/>
+        </w:numPr>
+      </w:pPr>
+      <w:r>
+        <w:t>This happens because different keys may map to the same bucket index (due to hash collisions).</w:t>
+      </w:r>
+    </w:p>
+    <w:p>
+      <w:pPr>
+        <w:rPr>
+          <w:b/>
+          <w:bCs/>
+        </w:rPr>
+      </w:pPr>
+      <w:r>
+        <w:rPr>
+          <w:b/>
+          <w:bCs/>
+        </w:rPr>
+        <w:t>When does this happen?</w:t>
+      </w:r>
+    </w:p>
+    <w:p>
+      <w:pPr>
+        <w:pStyle w:val="ListParagraph"/>
+        <w:numPr>
+          <w:ilvl w:val="0"/>
+          <w:numId w:val="9"/>
+        </w:numPr>
+        <w:rPr>
+          <w:b/>
+          <w:bCs/>
+        </w:rPr>
+      </w:pPr>
+      <w:r>
+        <w:rPr>
+          <w:b/>
+          <w:bCs/>
+        </w:rPr>
+        <w:t>Different keys → same hashCode()</w:t>
+      </w:r>
+    </w:p>
+    <w:p>
+      <w:pPr>
+        <w:pStyle w:val="ListParagraph"/>
+      </w:pPr>
+      <w:r>
+        <w:t>String s1 = "FB"; // hashCode = 2236</w:t>
+      </w:r>
+    </w:p>
+    <w:p>
+      <w:pPr>
+        <w:pStyle w:val="ListParagraph"/>
+      </w:pPr>
+      <w:r>
+        <w:t>String s2 = "Ea"; // hashCode = 2236</w:t>
+      </w:r>
+    </w:p>
+    <w:p>
+      <w:r>
+        <w:rPr>
+          <w:b/>
+          <w:bCs/>
+        </w:rPr>
+        <w:tab/>
+      </w:r>
+      <w:r>
+        <w:t>Even though s1.equals(s2) is false, they have the same hashCode. → Both end up in the same bucket.</w:t>
+      </w:r>
+    </w:p>
+    <w:p>
+      <w:pPr>
+        <w:pStyle w:val="ListParagraph"/>
+        <w:numPr>
+          <w:ilvl w:val="0"/>
+          <w:numId w:val="9"/>
+        </w:numPr>
+        <w:rPr>
+          <w:b/>
+          <w:bCs/>
+        </w:rPr>
+      </w:pPr>
+      <w:r>
+        <w:rPr>
+          <w:b/>
+          <w:bCs/>
+        </w:rPr>
+        <w:t>Different hashCodes but same bucket index</w:t>
+      </w:r>
+    </w:p>
+    <w:p>
+      <w:pPr>
+        <w:pStyle w:val="ListParagraph"/>
+      </w:pPr>
+      <w:r>
+        <w:t>HashMap doesn’t use the hashCode directly as the array index.</w:t>
+      </w:r>
+      <w:r>
+        <w:br/>
+        <w:t xml:space="preserve">It applies a transformation </w:t>
+      </w:r>
+      <w:r>
+        <w:rPr>
+          <w:b/>
+          <w:bCs/>
           <w:i/>
           <w:iCs/>
         </w:rPr>
-        <w:t xml:space="preserve">))   </w:t>
-      </w:r>
-      <w:proofErr w:type="gramEnd"/>
-      <w:r>
-        <w:rPr>
-          <w:i/>
-          <w:iCs/>
-        </w:rPr>
-        <w:t>// where n = array size</w:t>
-      </w:r>
-    </w:p>
-    <w:p>
-      <w:r>
-        <w:t>This tells HashMap where to store the entry in its bucket array (called table).</w:t>
-      </w:r>
-    </w:p>
-    <w:p>
-      <w:pPr>
-        <w:rPr>
-          <w:b/>
-          <w:bCs/>
-        </w:rPr>
-      </w:pPr>
-      <w:r>
-        <w:rPr>
-          <w:b/>
-          <w:bCs/>
-        </w:rPr>
-        <w:t>2. Bucket Array</w:t>
-      </w:r>
-    </w:p>
-    <w:p>
-      <w:pPr>
-        <w:numPr>
-          <w:ilvl w:val="0"/>
-          <w:numId w:val="2"/>
-        </w:numPr>
-      </w:pPr>
-      <w:r>
-        <w:t xml:space="preserve">Internally, HashMap maintains an array of </w:t>
-      </w:r>
-      <w:r>
-        <w:rPr>
-          <w:b/>
-          <w:bCs/>
-        </w:rPr>
-        <w:t>buckets</w:t>
-      </w:r>
-      <w:r>
-        <w:t>.</w:t>
-      </w:r>
-    </w:p>
-    <w:p>
-      <w:pPr>
-        <w:numPr>
-          <w:ilvl w:val="0"/>
-          <w:numId w:val="2"/>
-        </w:numPr>
-      </w:pPr>
-      <w:r>
-        <w:t>Each bucket can hold multiple entries.</w:t>
-      </w:r>
-    </w:p>
-    <w:p>
-      <w:pPr>
-        <w:numPr>
-          <w:ilvl w:val="0"/>
-          <w:numId w:val="2"/>
-        </w:numPr>
-      </w:pPr>
-      <w:r>
-        <w:t>A bucket is chosen based on the hash code of the key.</w:t>
-      </w:r>
-    </w:p>
-    <w:p>
-      <w:pPr>
-        <w:rPr>
-          <w:b/>
-          <w:bCs/>
-        </w:rPr>
-      </w:pPr>
-      <w:r>
-        <w:rPr>
-          <w:b/>
-          <w:bCs/>
-        </w:rPr>
-        <w:t>3. Collision Handling</w:t>
-      </w:r>
-    </w:p>
-    <w:p>
-      <w:r>
-        <w:t xml:space="preserve">Sometimes, </w:t>
-      </w:r>
-      <w:r>
-        <w:rPr>
-          <w:b/>
-          <w:bCs/>
-        </w:rPr>
-        <w:t>two different keys</w:t>
-      </w:r>
-      <w:r>
-        <w:t xml:space="preserve"> may produce the same index (collision).</w:t>
-      </w:r>
-      <w:r>
-        <w:br/>
-        <w:t>HashMap handles this using:</w:t>
-      </w:r>
-    </w:p>
-    <w:p>
-      <w:pPr>
-        <w:numPr>
-          <w:ilvl w:val="0"/>
-          <w:numId w:val="3"/>
-        </w:numPr>
-      </w:pPr>
-      <w:r>
-        <w:rPr>
-          <w:b/>
-          <w:bCs/>
-        </w:rPr>
-        <w:t>Before Java 8</w:t>
-      </w:r>
-      <w:r>
-        <w:t xml:space="preserve"> → a </w:t>
-      </w:r>
-      <w:r>
-        <w:rPr>
-          <w:b/>
-          <w:bCs/>
-        </w:rPr>
-        <w:t>Linked List</w:t>
-      </w:r>
-      <w:r>
-        <w:t xml:space="preserve"> at each bucket.</w:t>
-      </w:r>
-    </w:p>
-    <w:p>
-      <w:pPr>
-        <w:numPr>
-          <w:ilvl w:val="0"/>
-          <w:numId w:val="3"/>
-        </w:numPr>
-      </w:pPr>
-      <w:r>
-        <w:rPr>
-          <w:b/>
-          <w:bCs/>
-        </w:rPr>
-        <w:t>Java 8 and later</w:t>
-      </w:r>
-      <w:r>
-        <w:t xml:space="preserve"> → if too many collisions happen (more than 8 elements in a bucket), the linked list is converted into a </w:t>
-      </w:r>
-      <w:r>
-        <w:rPr>
-          <w:b/>
-          <w:bCs/>
-        </w:rPr>
-        <w:t>balanced Red-Black Tree</w:t>
-      </w:r>
-      <w:r>
-        <w:t xml:space="preserve"> to improve lookup from </w:t>
-      </w:r>
-      <w:r>
-        <w:rPr>
-          <w:b/>
-          <w:bCs/>
-        </w:rPr>
-        <w:t>O(n)</w:t>
-      </w:r>
-      <w:r>
-        <w:t xml:space="preserve"> to </w:t>
-      </w:r>
-      <w:proofErr w:type="gramStart"/>
-      <w:r>
-        <w:rPr>
-          <w:b/>
-          <w:bCs/>
-        </w:rPr>
-        <w:t>O(</w:t>
-      </w:r>
-      <w:proofErr w:type="gramEnd"/>
-      <w:r>
-        <w:rPr>
-          <w:b/>
-          <w:bCs/>
-        </w:rPr>
-        <w:t>log n)</w:t>
-      </w:r>
-      <w:r>
-        <w:t>.</w:t>
-      </w:r>
-    </w:p>
-    <w:p>
-      <w:pPr>
-        <w:rPr>
-          <w:b/>
-          <w:bCs/>
-        </w:rPr>
-      </w:pPr>
-      <w:r>
-        <w:rPr>
-          <w:b/>
-          <w:bCs/>
-        </w:rPr>
-        <w:t>4. Inserting a Key-Value (put)</w:t>
-      </w:r>
-    </w:p>
-    <w:p>
-      <w:pPr>
-        <w:numPr>
-          <w:ilvl w:val="0"/>
-          <w:numId w:val="4"/>
-        </w:numPr>
-      </w:pPr>
-      <w:proofErr w:type="gramStart"/>
-      <w:r>
-        <w:t>Compute</w:t>
-      </w:r>
-      <w:proofErr w:type="gramEnd"/>
-      <w:r>
-        <w:t xml:space="preserve"> hash code of key.</w:t>
-      </w:r>
-    </w:p>
-    <w:p>
-      <w:pPr>
-        <w:numPr>
-          <w:ilvl w:val="0"/>
-          <w:numId w:val="4"/>
-        </w:numPr>
-      </w:pPr>
-      <w:r>
-        <w:t>Find the bucket index.</w:t>
-      </w:r>
-    </w:p>
-    <w:p>
-      <w:pPr>
-        <w:numPr>
-          <w:ilvl w:val="0"/>
-          <w:numId w:val="4"/>
-        </w:numPr>
-      </w:pPr>
-      <w:r>
-        <w:lastRenderedPageBreak/>
-        <w:t>If bucket is empty → create new node and store it.</w:t>
-      </w:r>
-    </w:p>
-    <w:p>
-      <w:pPr>
-        <w:numPr>
-          <w:ilvl w:val="0"/>
-          <w:numId w:val="4"/>
-        </w:numPr>
-      </w:pPr>
-      <w:r>
-        <w:t>If bucket already has entries:</w:t>
-      </w:r>
-    </w:p>
-    <w:p>
-      <w:pPr>
-        <w:numPr>
-          <w:ilvl w:val="1"/>
-          <w:numId w:val="4"/>
-        </w:numPr>
-      </w:pPr>
-      <w:r>
-        <w:t>If the key already exists → replace the value.</w:t>
-      </w:r>
-    </w:p>
-    <w:p>
-      <w:pPr>
-        <w:numPr>
-          <w:ilvl w:val="1"/>
-          <w:numId w:val="4"/>
-        </w:numPr>
-      </w:pPr>
-      <w:r>
-        <w:t>Else → add a new node (in list or tree).</w:t>
-      </w:r>
-    </w:p>
-    <w:p>
-      <w:pPr>
-        <w:rPr>
-          <w:b/>
-          <w:bCs/>
-        </w:rPr>
-      </w:pPr>
-      <w:r>
-        <w:rPr>
-          <w:b/>
-          <w:bCs/>
-        </w:rPr>
-        <w:t>5. Retrieving a Value (get)</w:t>
-      </w:r>
-    </w:p>
-    <w:p>
-      <w:pPr>
-        <w:numPr>
-          <w:ilvl w:val="0"/>
-          <w:numId w:val="5"/>
-        </w:numPr>
-      </w:pPr>
-      <w:proofErr w:type="gramStart"/>
-      <w:r>
-        <w:t>Compute</w:t>
-      </w:r>
-      <w:proofErr w:type="gramEnd"/>
-      <w:r>
-        <w:t xml:space="preserve"> hash code of key.</w:t>
-      </w:r>
-    </w:p>
-    <w:p>
-      <w:pPr>
-        <w:numPr>
-          <w:ilvl w:val="0"/>
-          <w:numId w:val="5"/>
-        </w:numPr>
-      </w:pPr>
-      <w:r>
-        <w:t>Find the bucket index.</w:t>
-      </w:r>
-    </w:p>
-    <w:p>
-      <w:pPr>
-        <w:numPr>
-          <w:ilvl w:val="0"/>
-          <w:numId w:val="5"/>
-        </w:numPr>
-      </w:pPr>
-      <w:r>
-        <w:t xml:space="preserve">Search inside that bucket (list or tree) for the matching key using </w:t>
-      </w:r>
-      <w:proofErr w:type="gramStart"/>
-      <w:r>
-        <w:t>equals(</w:t>
-      </w:r>
-      <w:proofErr w:type="gramEnd"/>
-      <w:r>
-        <w:t>).</w:t>
-      </w:r>
-    </w:p>
-    <w:p>
-      <w:pPr>
-        <w:numPr>
-          <w:ilvl w:val="0"/>
-          <w:numId w:val="5"/>
-        </w:numPr>
-      </w:pPr>
-      <w:r>
-        <w:t>Return its value.</w:t>
-      </w:r>
-    </w:p>
-    <w:p>
-      <w:pPr>
-        <w:rPr>
-          <w:b/>
-          <w:bCs/>
-        </w:rPr>
-      </w:pPr>
-      <w:r>
-        <w:rPr>
-          <w:b/>
-          <w:bCs/>
-        </w:rPr>
-        <w:t>6. Resizing (Rehashing)</w:t>
-      </w:r>
-    </w:p>
-    <w:p>
-      <w:pPr>
-        <w:numPr>
-          <w:ilvl w:val="0"/>
-          <w:numId w:val="6"/>
-        </w:numPr>
-      </w:pPr>
-      <w:r>
-        <w:t>Default capacity = 16, load factor = 0.75.</w:t>
-      </w:r>
-    </w:p>
-    <w:p>
-      <w:pPr>
-        <w:numPr>
-          <w:ilvl w:val="0"/>
-          <w:numId w:val="6"/>
-        </w:numPr>
-      </w:pPr>
-      <w:proofErr w:type="gramStart"/>
-      <w:r>
-        <w:t>So</w:t>
-      </w:r>
-      <w:proofErr w:type="gramEnd"/>
-      <w:r>
-        <w:t xml:space="preserve"> when </w:t>
-      </w:r>
-      <w:r>
-        <w:rPr>
-          <w:b/>
-          <w:bCs/>
-        </w:rPr>
-        <w:t>75% full</w:t>
-      </w:r>
-      <w:r>
-        <w:t>, HashMap doubles its size.</w:t>
-      </w:r>
-    </w:p>
-    <w:p>
-      <w:pPr>
-        <w:numPr>
-          <w:ilvl w:val="0"/>
-          <w:numId w:val="6"/>
-        </w:numPr>
-      </w:pPr>
-      <w:r>
-        <w:t xml:space="preserve">All existing entries are </w:t>
-      </w:r>
-      <w:r>
-        <w:rPr>
-          <w:b/>
-          <w:bCs/>
-        </w:rPr>
-        <w:t>rehashed</w:t>
-      </w:r>
-      <w:r>
-        <w:t xml:space="preserve"> into the new bucket array.</w:t>
-      </w:r>
-    </w:p>
-    <w:p>
-      <w:pPr>
-        <w:rPr>
-          <w:b/>
-          <w:bCs/>
-        </w:rPr>
-      </w:pPr>
-      <w:r>
-        <w:rPr>
-          <w:b/>
-          <w:bCs/>
-        </w:rPr>
-        <w:t>Quick Example</w:t>
-      </w:r>
-    </w:p>
-    <w:p>
-      <w:r>
-        <w:t>Map&lt;String, Integer&gt; map = new HashMap&lt;</w:t>
-      </w:r>
-      <w:proofErr w:type="gramStart"/>
-      <w:r>
-        <w:t>&gt;();</w:t>
-      </w:r>
-      <w:proofErr w:type="gramEnd"/>
-    </w:p>
-    <w:p>
-      <w:proofErr w:type="spellStart"/>
-      <w:proofErr w:type="gramStart"/>
-      <w:r>
-        <w:t>map.put</w:t>
-      </w:r>
-      <w:proofErr w:type="spellEnd"/>
-      <w:r>
-        <w:t>(</w:t>
-      </w:r>
-      <w:proofErr w:type="gramEnd"/>
-      <w:r>
-        <w:t>"Raj", 25</w:t>
-      </w:r>
-      <w:proofErr w:type="gramStart"/>
-      <w:r>
-        <w:t>);</w:t>
-      </w:r>
-      <w:proofErr w:type="gramEnd"/>
-    </w:p>
-    <w:p>
-      <w:proofErr w:type="spellStart"/>
-      <w:proofErr w:type="gramStart"/>
-      <w:r>
-        <w:t>map.put</w:t>
-      </w:r>
-      <w:proofErr w:type="spellEnd"/>
-      <w:r>
-        <w:t>(</w:t>
-      </w:r>
-      <w:proofErr w:type="gramEnd"/>
-      <w:r>
-        <w:t>"John", 30</w:t>
-      </w:r>
-      <w:proofErr w:type="gramStart"/>
-      <w:r>
-        <w:t>);</w:t>
-      </w:r>
-      <w:proofErr w:type="gramEnd"/>
-    </w:p>
-    <w:p>
-      <w:proofErr w:type="spellStart"/>
-      <w:proofErr w:type="gramStart"/>
-      <w:r>
-        <w:t>map.put</w:t>
-      </w:r>
-      <w:proofErr w:type="spellEnd"/>
-      <w:r>
-        <w:t>(</w:t>
-      </w:r>
-      <w:proofErr w:type="gramEnd"/>
-      <w:r>
-        <w:t>"Raj", 28); // replaces value</w:t>
-      </w:r>
-    </w:p>
-    <w:p>
-      <w:proofErr w:type="spellStart"/>
-      <w:r>
-        <w:t>System.out.println</w:t>
-      </w:r>
-      <w:proofErr w:type="spellEnd"/>
-      <w:r>
-        <w:t>(</w:t>
-      </w:r>
-      <w:proofErr w:type="spellStart"/>
-      <w:r>
-        <w:t>map.get</w:t>
-      </w:r>
-      <w:proofErr w:type="spellEnd"/>
-      <w:r>
-        <w:t>("Raj")); // 28</w:t>
-      </w:r>
-    </w:p>
-    <w:p>
-      <w:pPr>
-        <w:rPr>
-          <w:b/>
-          <w:bCs/>
-        </w:rPr>
-      </w:pPr>
-      <w:r>
-        <w:rPr>
-          <w:b/>
-          <w:bCs/>
-        </w:rPr>
-        <w:t>Steps:</w:t>
-      </w:r>
-    </w:p>
-    <w:p>
-      <w:pPr>
-        <w:numPr>
-          <w:ilvl w:val="0"/>
-          <w:numId w:val="7"/>
-        </w:numPr>
-      </w:pPr>
-      <w:r>
-        <w:t>"Raj</w:t>
-      </w:r>
-      <w:proofErr w:type="gramStart"/>
-      <w:r>
-        <w:t>".</w:t>
-      </w:r>
-      <w:proofErr w:type="spellStart"/>
-      <w:r>
-        <w:t>hashCode</w:t>
-      </w:r>
-      <w:proofErr w:type="spellEnd"/>
-      <w:proofErr w:type="gramEnd"/>
-      <w:r>
-        <w:t>() → index in array.</w:t>
-      </w:r>
-    </w:p>
-    <w:p>
-      <w:pPr>
-        <w:numPr>
-          <w:ilvl w:val="0"/>
-          <w:numId w:val="7"/>
-        </w:numPr>
-      </w:pPr>
-      <w:r>
-        <w:t>First time, stored as ("Raj", 25).</w:t>
-      </w:r>
-    </w:p>
-    <w:p>
-      <w:pPr>
-        <w:numPr>
-          <w:ilvl w:val="0"/>
-          <w:numId w:val="7"/>
-        </w:numPr>
-      </w:pPr>
-      <w:r>
-        <w:t>Second time, key "Raj" already exists → replace value with 28.</w:t>
-      </w:r>
-    </w:p>
-    <w:p>
-      <w:pPr>
-        <w:numPr>
-          <w:ilvl w:val="0"/>
-          <w:numId w:val="7"/>
-        </w:numPr>
-      </w:pPr>
-      <w:r>
-        <w:t>get("Raj") → finds it in bucket → returns 28.</w:t>
-      </w:r>
-    </w:p>
-    <w:p/>
-    <w:p>
-      <w:pPr>
-        <w:rPr>
-          <w:b/>
-          <w:bCs/>
-        </w:rPr>
-      </w:pPr>
-    </w:p>
-    <w:p>
-      <w:pPr>
-        <w:rPr>
-          <w:b/>
-          <w:bCs/>
-        </w:rPr>
-      </w:pPr>
-      <w:r>
-        <w:rPr>
-          <w:b/>
-          <w:bCs/>
-        </w:rPr>
-        <w:lastRenderedPageBreak/>
-        <w:t>Can a single bucket hold multiple entries?</w:t>
-      </w:r>
-    </w:p>
-    <w:p>
-      <w:pPr>
-        <w:rPr>
-          <w:b/>
-          <w:bCs/>
-        </w:rPr>
-      </w:pPr>
-      <w:r>
-        <w:rPr>
-          <w:rFonts w:ascii="Segoe UI Emoji" w:hAnsi="Segoe UI Emoji" w:cs="Segoe UI Emoji"/>
-          <w:b/>
-          <w:bCs/>
-        </w:rPr>
-        <w:t>✅</w:t>
-      </w:r>
-      <w:r>
-        <w:rPr>
-          <w:b/>
-          <w:bCs/>
-        </w:rPr>
-        <w:t xml:space="preserve"> Yes.</w:t>
-      </w:r>
-    </w:p>
-    <w:p>
-      <w:r>
-        <w:t>A bucket in a HashMap corresponds to an index in the internal array.</w:t>
-      </w:r>
-    </w:p>
-    <w:p>
-      <w:pPr>
-        <w:numPr>
-          <w:ilvl w:val="0"/>
-          <w:numId w:val="8"/>
-        </w:numPr>
-      </w:pPr>
-      <w:r>
-        <w:t>Each bucket can store multiple entries.</w:t>
-      </w:r>
-    </w:p>
-    <w:p>
-      <w:pPr>
-        <w:numPr>
-          <w:ilvl w:val="0"/>
-          <w:numId w:val="8"/>
-        </w:numPr>
-      </w:pPr>
-      <w:r>
-        <w:t>This happens because different keys may map to the same bucket index (due to hash collisions).</w:t>
-      </w:r>
-    </w:p>
-    <w:p>
-      <w:pPr>
-        <w:rPr>
-          <w:b/>
-          <w:bCs/>
-        </w:rPr>
-      </w:pPr>
-      <w:r>
-        <w:rPr>
-          <w:b/>
-          <w:bCs/>
-        </w:rPr>
-        <w:t>When does this happen?</w:t>
+        <w:t>((hash &amp; (n-1)))</w:t>
+      </w:r>
+      <w:r>
+        <w:t xml:space="preserve"> to fit within the array size.</w:t>
       </w:r>
     </w:p>
     <w:p>
       <w:pPr>
         <w:pStyle w:val="ListParagraph"/>
-        <w:numPr>
-          <w:ilvl w:val="0"/>
-          <w:numId w:val="9"/>
-        </w:numPr>
-        <w:rPr>
-          <w:b/>
-          <w:bCs/>
-        </w:rPr>
-      </w:pPr>
-      <w:r>
-        <w:rPr>
-          <w:b/>
-          <w:bCs/>
-        </w:rPr>
-        <w:t xml:space="preserve">Different keys → same </w:t>
-      </w:r>
-      <w:proofErr w:type="spellStart"/>
-      <w:proofErr w:type="gramStart"/>
-      <w:r>
-        <w:rPr>
-          <w:b/>
-          <w:bCs/>
-        </w:rPr>
-        <w:t>hashCode</w:t>
-      </w:r>
-      <w:proofErr w:type="spellEnd"/>
-      <w:r>
-        <w:rPr>
-          <w:b/>
-          <w:bCs/>
-        </w:rPr>
-        <w:t>(</w:t>
-      </w:r>
-      <w:proofErr w:type="gramEnd"/>
-      <w:r>
-        <w:rPr>
-          <w:b/>
-          <w:bCs/>
-        </w:rPr>
-        <w:t>)</w:t>
-      </w:r>
-    </w:p>
-    <w:p>
-      <w:pPr>
-        <w:pStyle w:val="ListParagraph"/>
-      </w:pPr>
-      <w:r>
-        <w:t xml:space="preserve">String s1 = "FB"; // </w:t>
-      </w:r>
-      <w:proofErr w:type="spellStart"/>
-      <w:r>
-        <w:t>hashCode</w:t>
-      </w:r>
-      <w:proofErr w:type="spellEnd"/>
-      <w:r>
-        <w:t xml:space="preserve"> = 2236</w:t>
-      </w:r>
-    </w:p>
-    <w:p>
-      <w:pPr>
-        <w:pStyle w:val="ListParagraph"/>
-      </w:pPr>
-      <w:r>
-        <w:t>String s2 = "</w:t>
-      </w:r>
-      <w:proofErr w:type="spellStart"/>
-      <w:r>
-        <w:t>Ea</w:t>
-      </w:r>
-      <w:proofErr w:type="spellEnd"/>
-      <w:r>
-        <w:t xml:space="preserve">"; // </w:t>
-      </w:r>
-      <w:proofErr w:type="spellStart"/>
-      <w:r>
-        <w:t>hashCode</w:t>
-      </w:r>
-      <w:proofErr w:type="spellEnd"/>
-      <w:r>
-        <w:t xml:space="preserve"> = 2236</w:t>
-      </w:r>
-    </w:p>
-    <w:p>
-      <w:r>
-        <w:rPr>
-          <w:b/>
-          <w:bCs/>
-        </w:rPr>
-        <w:tab/>
-      </w:r>
-      <w:r>
-        <w:t>Even though s</w:t>
-      </w:r>
-      <w:proofErr w:type="gramStart"/>
-      <w:r>
-        <w:t>1.equals</w:t>
-      </w:r>
-      <w:proofErr w:type="gramEnd"/>
-      <w:r>
-        <w:t xml:space="preserve">(s2) </w:t>
-      </w:r>
-      <w:proofErr w:type="gramStart"/>
-      <w:r>
-        <w:t>is</w:t>
-      </w:r>
-      <w:proofErr w:type="gramEnd"/>
-      <w:r>
-        <w:t xml:space="preserve"> false, they have the same </w:t>
-      </w:r>
-      <w:proofErr w:type="spellStart"/>
-      <w:r>
-        <w:t>hashCode</w:t>
-      </w:r>
-      <w:proofErr w:type="spellEnd"/>
-      <w:r>
-        <w:t>.</w:t>
-      </w:r>
-      <w:r>
-        <w:t xml:space="preserve"> </w:t>
-      </w:r>
-      <w:r>
-        <w:t>→ Both end up in the same bucket.</w:t>
-      </w:r>
-    </w:p>
-    <w:p>
-      <w:pPr>
-        <w:pStyle w:val="ListParagraph"/>
-        <w:numPr>
-          <w:ilvl w:val="0"/>
-          <w:numId w:val="9"/>
-        </w:numPr>
-        <w:rPr>
-          <w:b/>
-          <w:bCs/>
-        </w:rPr>
-      </w:pPr>
-      <w:r>
-        <w:rPr>
-          <w:b/>
-          <w:bCs/>
-        </w:rPr>
-        <w:t xml:space="preserve">Different </w:t>
-      </w:r>
-      <w:proofErr w:type="spellStart"/>
-      <w:r>
-        <w:rPr>
-          <w:b/>
-          <w:bCs/>
-        </w:rPr>
-        <w:t>hashCodes</w:t>
-      </w:r>
-      <w:proofErr w:type="spellEnd"/>
-      <w:r>
-        <w:rPr>
-          <w:b/>
-          <w:bCs/>
-        </w:rPr>
-        <w:t xml:space="preserve"> but same bucket index</w:t>
-      </w:r>
-    </w:p>
-    <w:p>
-      <w:pPr>
-        <w:pStyle w:val="ListParagraph"/>
-      </w:pPr>
-      <w:r>
-        <w:t xml:space="preserve">HashMap doesn’t use the </w:t>
-      </w:r>
-      <w:proofErr w:type="spellStart"/>
-      <w:r>
-        <w:t>hashCode</w:t>
-      </w:r>
-      <w:proofErr w:type="spellEnd"/>
-      <w:r>
-        <w:t xml:space="preserve"> directly as the array index.</w:t>
-      </w:r>
-      <w:r>
-        <w:br/>
-        <w:t xml:space="preserve">It applies a </w:t>
-      </w:r>
-      <w:proofErr w:type="gramStart"/>
-      <w:r>
-        <w:t xml:space="preserve">transformation </w:t>
-      </w:r>
-      <w:r>
-        <w:rPr>
-          <w:b/>
-          <w:bCs/>
-          <w:i/>
-          <w:iCs/>
-        </w:rPr>
-        <w:t>((</w:t>
-      </w:r>
-      <w:proofErr w:type="gramEnd"/>
-      <w:r>
-        <w:rPr>
-          <w:b/>
-          <w:bCs/>
-          <w:i/>
-          <w:iCs/>
-        </w:rPr>
-        <w:t>hash &amp; (n-</w:t>
-      </w:r>
-      <w:proofErr w:type="gramStart"/>
-      <w:r>
-        <w:rPr>
-          <w:b/>
-          <w:bCs/>
-          <w:i/>
-          <w:iCs/>
-        </w:rPr>
-        <w:t>1))</w:t>
-      </w:r>
-      <w:proofErr w:type="gramEnd"/>
-      <w:r>
-        <w:rPr>
-          <w:b/>
-          <w:bCs/>
-          <w:i/>
-          <w:iCs/>
-        </w:rPr>
-        <w:t>)</w:t>
-      </w:r>
-      <w:r>
-        <w:t xml:space="preserve"> to fit within the array size.</w:t>
-      </w:r>
-    </w:p>
-    <w:p>
-      <w:pPr>
-        <w:pStyle w:val="ListParagraph"/>
-      </w:pPr>
-      <w:proofErr w:type="gramStart"/>
-      <w:r>
-        <w:t>So</w:t>
-      </w:r>
-      <w:proofErr w:type="gramEnd"/>
-      <w:r>
-        <w:t xml:space="preserve"> two different </w:t>
-      </w:r>
-      <w:proofErr w:type="spellStart"/>
-      <w:r>
-        <w:t>hashCodes</w:t>
-      </w:r>
-      <w:proofErr w:type="spellEnd"/>
-      <w:r>
-        <w:t xml:space="preserve"> can still map to the </w:t>
+      </w:pPr>
+      <w:r>
+        <w:t xml:space="preserve">So two different hashCodes can still map to the </w:t>
       </w:r>
       <w:r>
         <w:rPr>
@@ -1149,62 +845,22 @@
         </w:numPr>
       </w:pPr>
       <w:r>
-        <w:t xml:space="preserve">Two different </w:t>
-      </w:r>
-      <w:proofErr w:type="spellStart"/>
-      <w:r>
-        <w:t>hashCodes</w:t>
-      </w:r>
-      <w:proofErr w:type="spellEnd"/>
-      <w:r>
-        <w:t>, say 99 and 115, may both map to index 3.</w:t>
-      </w:r>
-    </w:p>
-    <w:p>
-      <w:pPr>
-        <w:rPr>
-          <w:b/>
-          <w:bCs/>
-        </w:rPr>
-      </w:pPr>
-      <w:r>
-        <w:rPr>
-          <w:b/>
-          <w:bCs/>
-        </w:rPr>
-        <w:t xml:space="preserve">How </w:t>
-      </w:r>
-      <w:proofErr w:type="gramStart"/>
-      <w:r>
-        <w:rPr>
-          <w:b/>
-          <w:bCs/>
-        </w:rPr>
-        <w:t>HashMap</w:t>
-      </w:r>
-      <w:proofErr w:type="gramEnd"/>
-      <w:r>
-        <w:rPr>
-          <w:b/>
-          <w:bCs/>
-        </w:rPr>
-        <w:t xml:space="preserve"> </w:t>
-      </w:r>
-      <w:proofErr w:type="gramStart"/>
-      <w:r>
-        <w:rPr>
-          <w:b/>
-          <w:bCs/>
-        </w:rPr>
-        <w:t>handles</w:t>
-      </w:r>
-      <w:proofErr w:type="gramEnd"/>
-      <w:r>
-        <w:rPr>
-          <w:b/>
-          <w:bCs/>
-        </w:rPr>
-        <w:t xml:space="preserve"> multiple entries in one bucket?</w:t>
+        <w:t>Two different hashCodes, say 99 and 115, may both map to index 3.</w:t>
+      </w:r>
+    </w:p>
+    <w:p>
+      <w:pPr>
+        <w:rPr>
+          <w:b/>
+          <w:bCs/>
+        </w:rPr>
+      </w:pPr>
+      <w:r>
+        <w:rPr>
+          <w:b/>
+          <w:bCs/>
+        </w:rPr>
+        <w:t>How HashMap handles multiple entries in one bucket?</w:t>
       </w:r>
     </w:p>
     <w:p>
@@ -1286,1564 +942,1243 @@
           <w:rStyle w:val="Strong"/>
           <w:rFonts w:eastAsiaTheme="majorEastAsia"/>
         </w:rPr>
-        <w:t xml:space="preserve">same </w:t>
-      </w:r>
-      <w:proofErr w:type="spellStart"/>
+        <w:t>same hashCode</w:t>
+      </w:r>
+      <w:r>
+        <w:t>, OR</w:t>
+      </w:r>
+    </w:p>
+    <w:p>
+      <w:pPr>
+        <w:pStyle w:val="NormalWeb"/>
+        <w:numPr>
+          <w:ilvl w:val="0"/>
+          <w:numId w:val="11"/>
+        </w:numPr>
+      </w:pPr>
+      <w:r>
+        <w:t xml:space="preserve">Different hashCodes map to the </w:t>
+      </w:r>
       <w:r>
         <w:rPr>
           <w:rStyle w:val="Strong"/>
           <w:rFonts w:eastAsiaTheme="majorEastAsia"/>
         </w:rPr>
-        <w:t>hashCode</w:t>
-      </w:r>
-      <w:proofErr w:type="spellEnd"/>
-      <w:r>
-        <w:t>, OR</w:t>
+        <w:t>same bucket index</w:t>
+      </w:r>
+      <w:r>
+        <w:t xml:space="preserve"> (after modulo operation).</w:t>
       </w:r>
     </w:p>
     <w:p>
       <w:pPr>
         <w:pStyle w:val="NormalWeb"/>
-        <w:numPr>
-          <w:ilvl w:val="0"/>
-          <w:numId w:val="11"/>
-        </w:numPr>
-      </w:pPr>
-      <w:r>
-        <w:t xml:space="preserve">Different </w:t>
-      </w:r>
-      <w:proofErr w:type="spellStart"/>
-      <w:r>
-        <w:t>hashCodes</w:t>
-      </w:r>
-      <w:proofErr w:type="spellEnd"/>
-      <w:r>
-        <w:t xml:space="preserve"> map to the </w:t>
+      </w:pPr>
+      <w:r>
+        <w:t xml:space="preserve">But HashMap will still distinguish them correctly using </w:t>
       </w:r>
       <w:r>
         <w:rPr>
           <w:rStyle w:val="Strong"/>
           <w:rFonts w:eastAsiaTheme="majorEastAsia"/>
         </w:rPr>
-        <w:t>same bucket index</w:t>
-      </w:r>
-      <w:r>
-        <w:t xml:space="preserve"> (after modulo operation).</w:t>
+        <w:t>equals()</w:t>
+      </w:r>
+      <w:r>
+        <w:t xml:space="preserve"> when searching inside that bucket.</w:t>
+      </w:r>
+    </w:p>
+    <w:p>
+      <w:pPr>
+        <w:numPr>
+          <w:ilvl w:val="1"/>
+          <w:numId w:val="11"/>
+        </w:numPr>
+      </w:pPr>
+    </w:p>
+    <w:p/>
+    <w:p>
+      <w:pPr>
+        <w:rPr>
+          <w:b/>
+          <w:bCs/>
+        </w:rPr>
+      </w:pPr>
+      <w:r>
+        <w:rPr>
+          <w:b/>
+          <w:bCs/>
+        </w:rPr>
+        <w:lastRenderedPageBreak/>
+        <w:t>Step by step with a visual bucket diagram</w:t>
+      </w:r>
+      <w:r>
+        <w:rPr>
+          <w:b/>
+          <w:bCs/>
+        </w:rPr>
+        <w:t xml:space="preserve"> </w:t>
+      </w:r>
+      <w:r>
+        <w:rPr>
+          <w:b/>
+          <w:bCs/>
+        </w:rPr>
+        <w:t>of a HashMap</w:t>
+      </w:r>
+    </w:p>
+    <w:p>
+      <w:pPr>
+        <w:rPr>
+          <w:b/>
+          <w:bCs/>
+        </w:rPr>
+      </w:pPr>
+      <w:r>
+        <w:rPr>
+          <w:b/>
+          <w:bCs/>
+        </w:rPr>
+        <w:t>Assume:</w:t>
+      </w:r>
+    </w:p>
+    <w:p>
+      <w:pPr>
+        <w:numPr>
+          <w:ilvl w:val="0"/>
+          <w:numId w:val="13"/>
+        </w:numPr>
+      </w:pPr>
+      <w:r>
+        <w:t>HashMap size = 16 (default).</w:t>
+      </w:r>
+    </w:p>
+    <w:p>
+      <w:pPr>
+        <w:numPr>
+          <w:ilvl w:val="0"/>
+          <w:numId w:val="13"/>
+        </w:numPr>
+      </w:pPr>
+      <w:r>
+        <w:t>Keys = "Raj", "John", "FB", "Ea".</w:t>
+      </w:r>
+    </w:p>
+    <w:p>
+      <w:pPr>
+        <w:rPr>
+          <w:b/>
+          <w:bCs/>
+        </w:rPr>
+      </w:pPr>
+      <w:r>
+        <w:rPr>
+          <w:b/>
+          <w:bCs/>
+        </w:rPr>
+        <w:t>Step 1: Inserting "Raj"</w:t>
+      </w:r>
+    </w:p>
+    <w:p>
+      <w:r>
+        <w:t>map.put("Raj", 25);</w:t>
+      </w:r>
+    </w:p>
+    <w:p>
+      <w:r>
+        <w:t>  "Raj".hashCode() → say 24567.</w:t>
+      </w:r>
+    </w:p>
+    <w:p>
+      <w:r>
+        <w:t>  Index = 24567 % 16 = 7.</w:t>
+      </w:r>
+    </w:p>
+    <w:p>
+      <w:r>
+        <w:t xml:space="preserve">  Stored in </w:t>
+      </w:r>
+      <w:r>
+        <w:rPr>
+          <w:b/>
+          <w:bCs/>
+        </w:rPr>
+        <w:t>bucket[7]</w:t>
+      </w:r>
+      <w:r>
+        <w:t>.</w:t>
+      </w:r>
+    </w:p>
+    <w:p>
+      <w:r>
+        <w:t>Bucket[7] → ("Raj", 25)</w:t>
+      </w:r>
+    </w:p>
+    <w:p>
+      <w:pPr>
+        <w:rPr>
+          <w:b/>
+          <w:bCs/>
+        </w:rPr>
+      </w:pPr>
+      <w:r>
+        <w:rPr>
+          <w:b/>
+          <w:bCs/>
+        </w:rPr>
+        <w:t>Step 2: Inserting "John"</w:t>
+      </w:r>
+    </w:p>
+    <w:p>
+      <w:r>
+        <w:t>map.put("John", 30);</w:t>
+      </w:r>
+    </w:p>
+    <w:p>
+      <w:r>
+        <w:t>  "John".hashCode() → say 67890.</w:t>
+      </w:r>
+    </w:p>
+    <w:p>
+      <w:r>
+        <w:t>  Index = 67890 % 16 = 2.</w:t>
+      </w:r>
+    </w:p>
+    <w:p>
+      <w:r>
+        <w:t xml:space="preserve">  Stored in </w:t>
+      </w:r>
+      <w:r>
+        <w:rPr>
+          <w:b/>
+          <w:bCs/>
+        </w:rPr>
+        <w:t>bucket[2]</w:t>
+      </w:r>
+      <w:r>
+        <w:t>.</w:t>
+      </w:r>
+    </w:p>
+    <w:p>
+      <w:r>
+        <w:t>Bucket[2] → ("John", 30)</w:t>
+      </w:r>
+    </w:p>
+    <w:p>
+      <w:r>
+        <w:t>Bucket[7] → ("Raj", 25)</w:t>
+      </w:r>
+    </w:p>
+    <w:p>
+      <w:r>
+        <w:t>Bucket[7] → ("Raj", 25)</w:t>
+      </w:r>
+    </w:p>
+    <w:p>
+      <w:pPr>
+        <w:rPr>
+          <w:b/>
+          <w:bCs/>
+        </w:rPr>
+      </w:pPr>
+      <w:r>
+        <w:rPr>
+          <w:b/>
+          <w:bCs/>
+        </w:rPr>
+        <w:t>Step 3: Inserting "FB"</w:t>
+      </w:r>
+    </w:p>
+    <w:p>
+      <w:r>
+        <w:t>map.put("FB", 100);</w:t>
+      </w:r>
+    </w:p>
+    <w:p>
+      <w:r>
+        <w:t>  "FB".hashCode() = 2236.</w:t>
+      </w:r>
+    </w:p>
+    <w:p>
+      <w:r>
+        <w:t>  Index = 2236 % 16 = 12.</w:t>
+      </w:r>
+    </w:p>
+    <w:p>
+      <w:r>
+        <w:t xml:space="preserve">  Stored in </w:t>
+      </w:r>
+      <w:r>
+        <w:rPr>
+          <w:b/>
+          <w:bCs/>
+        </w:rPr>
+        <w:t>bucket[12]</w:t>
+      </w:r>
+      <w:r>
+        <w:t>.</w:t>
+      </w:r>
+    </w:p>
+    <w:p>
+      <w:r>
+        <w:t>Bucket[2]  → ("John", 30)</w:t>
+      </w:r>
+    </w:p>
+    <w:p>
+      <w:r>
+        <w:t>Bucket[7]  → ("Raj", 25)</w:t>
+      </w:r>
+    </w:p>
+    <w:p>
+      <w:r>
+        <w:t>Bucket[12] → ("FB", 100)</w:t>
+      </w:r>
+    </w:p>
+    <w:p>
+      <w:r>
+        <w:lastRenderedPageBreak/>
+        <w:t>Step 4: Inserting "Ea"</w:t>
+      </w:r>
+    </w:p>
+    <w:p>
+      <w:r>
+        <w:t>map.put("Ea", 200);</w:t>
+      </w:r>
+    </w:p>
+    <w:p>
+      <w:r>
+        <w:t xml:space="preserve">  "Ea".hashCode() = </w:t>
+      </w:r>
+      <w:r>
+        <w:rPr>
+          <w:b/>
+          <w:bCs/>
+        </w:rPr>
+        <w:t>2236</w:t>
+      </w:r>
+      <w:r>
+        <w:t xml:space="preserve"> (same as "FB").</w:t>
+      </w:r>
+    </w:p>
+    <w:p>
+      <w:r>
+        <w:t>  Index = 2236 % 16 = 12.</w:t>
+      </w:r>
+    </w:p>
+    <w:p>
+      <w:r>
+        <w:t>  Same bucket as "FB".</w:t>
+      </w:r>
+    </w:p>
+    <w:p>
+      <w:r>
+        <w:t xml:space="preserve">  Since "Ea".equals("FB") is </w:t>
+      </w:r>
+      <w:r>
+        <w:rPr>
+          <w:b/>
+          <w:bCs/>
+        </w:rPr>
+        <w:t>false</w:t>
+      </w:r>
+      <w:r>
+        <w:t xml:space="preserve">, HashMap stores it as another entry in </w:t>
+      </w:r>
+      <w:r>
+        <w:rPr>
+          <w:b/>
+          <w:bCs/>
+        </w:rPr>
+        <w:t>bucket[12]</w:t>
+      </w:r>
+      <w:r>
+        <w:t>.</w:t>
+      </w:r>
+    </w:p>
+    <w:p>
+      <w:r>
+        <w:t>Bucket[2]  → ("John", 30)</w:t>
+      </w:r>
+    </w:p>
+    <w:p>
+      <w:r>
+        <w:t>Bucket[7]  → ("Raj", 25)</w:t>
+      </w:r>
+    </w:p>
+    <w:p>
+      <w:r>
+        <w:t>Bucket[12] → ("FB", 100) → ("Ea", 200)   // Linked List inside bucket</w:t>
+      </w:r>
+    </w:p>
+    <w:p/>
+    <w:p>
+      <w:pPr>
+        <w:rPr>
+          <w:b/>
+          <w:bCs/>
+        </w:rPr>
+      </w:pPr>
+      <w:r>
+        <w:rPr>
+          <w:b/>
+          <w:bCs/>
+        </w:rPr>
+        <w:t>What happens here?</w:t>
+      </w:r>
+    </w:p>
+    <w:p>
+      <w:pPr>
+        <w:numPr>
+          <w:ilvl w:val="0"/>
+          <w:numId w:val="14"/>
+        </w:numPr>
+      </w:pPr>
+      <w:r>
+        <w:rPr>
+          <w:b/>
+          <w:bCs/>
+        </w:rPr>
+        <w:t>Different keys, same hashCode → same bucket</w:t>
+      </w:r>
+      <w:r>
+        <w:t xml:space="preserve"> (FB and Ea).</w:t>
+      </w:r>
+    </w:p>
+    <w:p>
+      <w:pPr>
+        <w:numPr>
+          <w:ilvl w:val="0"/>
+          <w:numId w:val="14"/>
+        </w:numPr>
+      </w:pPr>
+      <w:r>
+        <w:t>HashMap handles it by chaining entries (Linked List / Tree).</w:t>
+      </w:r>
+    </w:p>
+    <w:p>
+      <w:pPr>
+        <w:numPr>
+          <w:ilvl w:val="0"/>
+          <w:numId w:val="14"/>
+        </w:numPr>
+      </w:pPr>
+      <w:r>
+        <w:t>On get("Ea"), it:</w:t>
+      </w:r>
+    </w:p>
+    <w:p>
+      <w:pPr>
+        <w:numPr>
+          <w:ilvl w:val="1"/>
+          <w:numId w:val="14"/>
+        </w:numPr>
+      </w:pPr>
+      <w:r>
+        <w:t>Goes to bucket[12].</w:t>
+      </w:r>
+    </w:p>
+    <w:p>
+      <w:pPr>
+        <w:numPr>
+          <w:ilvl w:val="1"/>
+          <w:numId w:val="14"/>
+        </w:numPr>
+      </w:pPr>
+      <w:r>
+        <w:t>Compares keys using .equals().</w:t>
+      </w:r>
+    </w:p>
+    <w:p>
+      <w:pPr>
+        <w:numPr>
+          <w:ilvl w:val="1"/>
+          <w:numId w:val="14"/>
+        </w:numPr>
+      </w:pPr>
+      <w:r>
+        <w:t>Finds "Ea" and returns 200.</w:t>
+      </w:r>
+    </w:p>
+    <w:p/>
+    <w:p>
+      <w:pPr>
+        <w:rPr>
+          <w:b/>
+          <w:bCs/>
+        </w:rPr>
+      </w:pPr>
+      <w:r>
+        <w:rPr>
+          <w:b/>
+          <w:bCs/>
+        </w:rPr>
+        <w:t>Java 8+ improvement in HashMap</w:t>
+      </w:r>
+    </w:p>
+    <w:p>
+      <w:pPr>
+        <w:rPr>
+          <w:b/>
+          <w:bCs/>
+        </w:rPr>
+      </w:pPr>
+      <w:r>
+        <w:rPr>
+          <w:rFonts w:ascii="Segoe UI Emoji" w:hAnsi="Segoe UI Emoji" w:cs="Segoe UI Emoji"/>
+          <w:b/>
+          <w:bCs/>
+        </w:rPr>
+        <w:t>🔴</w:t>
+      </w:r>
+      <w:r>
+        <w:rPr>
+          <w:b/>
+          <w:bCs/>
+        </w:rPr>
+        <w:t xml:space="preserve"> Problem (before Java 8)</w:t>
+      </w:r>
+    </w:p>
+    <w:p>
+      <w:pPr>
+        <w:numPr>
+          <w:ilvl w:val="0"/>
+          <w:numId w:val="15"/>
+        </w:numPr>
+      </w:pPr>
+      <w:r>
+        <w:t>If many keys map to the same bucket (due to hash collisions),</w:t>
+      </w:r>
+      <w:r>
+        <w:br/>
+        <w:t>HashMap used a Linked List in that bucket.</w:t>
+      </w:r>
+    </w:p>
+    <w:p>
+      <w:pPr>
+        <w:numPr>
+          <w:ilvl w:val="0"/>
+          <w:numId w:val="15"/>
+        </w:numPr>
+      </w:pPr>
+      <w:r>
+        <w:t>Searching in a Linked List is O(n) in the worst case.</w:t>
+      </w:r>
+    </w:p>
+    <w:p>
+      <w:pPr>
+        <w:numPr>
+          <w:ilvl w:val="0"/>
+          <w:numId w:val="15"/>
+        </w:numPr>
+        <w:rPr>
+          <w:b/>
+          <w:bCs/>
+        </w:rPr>
+      </w:pPr>
+      <w:r>
+        <w:t>So if 1000 keys land in the same bucket, get() could take 1000 comparisons</w:t>
+      </w:r>
+      <w:r>
+        <w:rPr>
+          <w:b/>
+          <w:bCs/>
+        </w:rPr>
+        <w:t xml:space="preserve"> </w:t>
+      </w:r>
+      <w:r>
+        <w:rPr>
+          <w:rFonts w:ascii="Segoe UI Emoji" w:hAnsi="Segoe UI Emoji" w:cs="Segoe UI Emoji"/>
+          <w:b/>
+          <w:bCs/>
+        </w:rPr>
+        <w:t>😬</w:t>
+      </w:r>
+    </w:p>
+    <w:p>
+      <w:pPr>
+        <w:ind w:left="360"/>
+        <w:rPr>
+          <w:rFonts w:ascii="Segoe UI Emoji" w:hAnsi="Segoe UI Emoji" w:cs="Segoe UI Emoji"/>
+          <w:b/>
+          <w:bCs/>
+        </w:rPr>
+      </w:pPr>
+    </w:p>
+    <w:p>
+      <w:pPr>
+        <w:ind w:left="360"/>
+        <w:rPr>
+          <w:rFonts w:ascii="Segoe UI Emoji" w:hAnsi="Segoe UI Emoji" w:cs="Segoe UI Emoji"/>
+          <w:b/>
+          <w:bCs/>
+        </w:rPr>
+      </w:pPr>
+    </w:p>
+    <w:p>
+      <w:pPr>
+        <w:ind w:left="360"/>
+        <w:rPr>
+          <w:b/>
+          <w:bCs/>
+        </w:rPr>
+      </w:pPr>
+      <w:r>
+        <w:rPr>
+          <w:rFonts w:ascii="Segoe UI Emoji" w:hAnsi="Segoe UI Emoji" w:cs="Segoe UI Emoji"/>
+          <w:b/>
+          <w:bCs/>
+        </w:rPr>
+        <w:lastRenderedPageBreak/>
+        <w:t>🟢</w:t>
+      </w:r>
+      <w:r>
+        <w:rPr>
+          <w:b/>
+          <w:bCs/>
+        </w:rPr>
+        <w:t xml:space="preserve"> Solution in Java 8</w:t>
+      </w:r>
+    </w:p>
+    <w:p>
+      <w:pPr>
+        <w:numPr>
+          <w:ilvl w:val="0"/>
+          <w:numId w:val="16"/>
+        </w:numPr>
+      </w:pPr>
+      <w:r>
+        <w:t>When a bucket has more than 8 entries (TREEIFY_THRESHOLD = 8),</w:t>
+      </w:r>
+      <w:r>
+        <w:br/>
+        <w:t>the Linked List is converted into a Red-Black Tree.</w:t>
+      </w:r>
+    </w:p>
+    <w:p>
+      <w:pPr>
+        <w:numPr>
+          <w:ilvl w:val="0"/>
+          <w:numId w:val="16"/>
+        </w:numPr>
+      </w:pPr>
+      <w:r>
+        <w:t>Red-Black Tree ensures lookup is O(log n) instead of O(n).</w:t>
+      </w:r>
+    </w:p>
+    <w:p/>
+    <w:p>
+      <w:pPr>
+        <w:rPr>
+          <w:b/>
+          <w:bCs/>
+        </w:rPr>
+      </w:pPr>
+      <w:r>
+        <w:rPr>
+          <w:b/>
+          <w:bCs/>
+        </w:rPr>
+        <w:t>Example</w:t>
+      </w:r>
+    </w:p>
+    <w:p>
+      <w:r>
+        <w:t xml:space="preserve">Suppose we insert </w:t>
+      </w:r>
+      <w:r>
+        <w:rPr>
+          <w:b/>
+          <w:bCs/>
+        </w:rPr>
+        <w:t>many keys that hash to the same index</w:t>
+      </w:r>
+      <w:r>
+        <w:t>.</w:t>
+      </w:r>
+    </w:p>
+    <w:p>
+      <w:pPr>
+        <w:rPr>
+          <w:b/>
+          <w:bCs/>
+        </w:rPr>
+      </w:pPr>
+      <w:r>
+        <w:rPr>
+          <w:b/>
+          <w:bCs/>
+        </w:rPr>
+        <w:t>Step 1: Linked List (initial collision handling)</w:t>
+      </w:r>
+    </w:p>
+    <w:p>
+      <w:r>
+        <w:t>Let’s say all of these map to bucket[12]:</w:t>
+      </w:r>
+    </w:p>
+    <w:p>
+      <w:r>
+        <w:t xml:space="preserve">Bucket[12] → ("FB", 100) → ("Ea", 200) → ("X1", 300) → ("X2", 400) </w:t>
+      </w:r>
+    </w:p>
+    <w:p>
+      <w:r>
+        <w:t xml:space="preserve">             → ("X3", 500) → ("X4", 600) → ("X5", 700) → ("X6", 800)</w:t>
+      </w:r>
+    </w:p>
+    <w:p>
+      <w:r>
+        <w:t>  Total entries in bucket = 8.</w:t>
+      </w:r>
+    </w:p>
+    <w:p>
+      <w:r>
+        <w:t>  Still a Linked List.</w:t>
+      </w:r>
+    </w:p>
+    <w:p>
+      <w:pPr>
+        <w:rPr>
+          <w:b/>
+          <w:bCs/>
+        </w:rPr>
+      </w:pPr>
+      <w:r>
+        <w:rPr>
+          <w:b/>
+          <w:bCs/>
+        </w:rPr>
+        <w:t>Step 2: Threshold exceeded</w:t>
+      </w:r>
+    </w:p>
+    <w:p>
+      <w:r>
+        <w:t>Now insert one more key ("X7", 900) that also hashes to index 12:</w:t>
+      </w:r>
+    </w:p>
+    <w:p>
+      <w:r>
+        <w:t>Bucket[12] →   ("X3",500)</w:t>
+      </w:r>
+    </w:p>
+    <w:p>
+      <w:r>
+        <w:t xml:space="preserve">      </w:t>
+      </w:r>
+      <w:r>
+        <w:t xml:space="preserve">                  </w:t>
+      </w:r>
+      <w:r>
+        <w:t xml:space="preserve">        /      </w:t>
+      </w:r>
+      <w:r>
+        <w:t xml:space="preserve">   </w:t>
+      </w:r>
+      <w:r>
+        <w:t xml:space="preserve">   \</w:t>
+      </w:r>
+    </w:p>
+    <w:p>
+      <w:r>
+        <w:t xml:space="preserve">    </w:t>
+      </w:r>
+      <w:r>
+        <w:t xml:space="preserve">       </w:t>
+      </w:r>
+      <w:r>
+        <w:t xml:space="preserve">   ("X1",300)     </w:t>
+      </w:r>
+      <w:r>
+        <w:t xml:space="preserve">             </w:t>
+      </w:r>
+      <w:r>
+        <w:t xml:space="preserve"> ("X5",700)</w:t>
+      </w:r>
+    </w:p>
+    <w:p>
+      <w:r>
+        <w:t xml:space="preserve">   </w:t>
+      </w:r>
+      <w:r>
+        <w:t xml:space="preserve"> </w:t>
+      </w:r>
+      <w:r>
+        <w:t xml:space="preserve"> </w:t>
+      </w:r>
+      <w:r>
+        <w:t xml:space="preserve">     </w:t>
+      </w:r>
+      <w:r>
+        <w:t xml:space="preserve">   /     </w:t>
+      </w:r>
+      <w:r>
+        <w:t xml:space="preserve">          </w:t>
+      </w:r>
+      <w:r>
+        <w:t xml:space="preserve"> \     </w:t>
+      </w:r>
+      <w:r>
+        <w:t xml:space="preserve">               </w:t>
+      </w:r>
+      <w:r>
+        <w:t xml:space="preserve">   </w:t>
+      </w:r>
+      <w:r>
+        <w:t xml:space="preserve"> </w:t>
+      </w:r>
+      <w:r>
+        <w:t xml:space="preserve">/   </w:t>
+      </w:r>
+      <w:r>
+        <w:t xml:space="preserve">             </w:t>
+      </w:r>
+      <w:r>
+        <w:t xml:space="preserve"> \</w:t>
+      </w:r>
+    </w:p>
+    <w:p>
+      <w:r>
+        <w:t xml:space="preserve"> ("FB",100) ("Ea",200)</w:t>
+      </w:r>
+      <w:r>
+        <w:t xml:space="preserve">     </w:t>
+      </w:r>
+      <w:r>
+        <w:t>("X4",600)</w:t>
+      </w:r>
+      <w:r>
+        <w:t xml:space="preserve">   </w:t>
+      </w:r>
+      <w:r>
+        <w:t>("X6",800)</w:t>
+      </w:r>
+    </w:p>
+    <w:p>
+      <w:r>
+        <w:t xml:space="preserve">                             </w:t>
+      </w:r>
+      <w:r>
+        <w:tab/>
+      </w:r>
+      <w:r>
+        <w:tab/>
+      </w:r>
+      <w:r>
+        <w:tab/>
+      </w:r>
+      <w:r>
+        <w:tab/>
+        <w:t xml:space="preserve">   </w:t>
+      </w:r>
+      <w:r>
+        <w:t xml:space="preserve">    \</w:t>
+      </w:r>
+    </w:p>
+    <w:p>
+      <w:r>
+        <w:t xml:space="preserve">                           </w:t>
+      </w:r>
+      <w:r>
+        <w:tab/>
+      </w:r>
+      <w:r>
+        <w:tab/>
+      </w:r>
+      <w:r>
+        <w:tab/>
+      </w:r>
+      <w:r>
+        <w:tab/>
+      </w:r>
+      <w:r>
+        <w:t xml:space="preserve">    ("X7",900)</w:t>
+      </w:r>
+    </w:p>
+    <w:p>
+      <w:r>
+        <w:t xml:space="preserve">  The list of 9+ entries is converted into a </w:t>
+      </w:r>
+      <w:r>
+        <w:rPr>
+          <w:b/>
+          <w:bCs/>
+        </w:rPr>
+        <w:t>Red-Black Tree</w:t>
+      </w:r>
+      <w:r>
+        <w:t>.</w:t>
+      </w:r>
+    </w:p>
+    <w:p>
+      <w:r>
+        <w:t xml:space="preserve">  Now lookup (get("X7")) will take </w:t>
+      </w:r>
+      <w:r>
+        <w:rPr>
+          <w:b/>
+          <w:bCs/>
+        </w:rPr>
+        <w:t>O(log 9) ≈ 3 comparisons</w:t>
+      </w:r>
+      <w:r>
+        <w:t xml:space="preserve"> instead of 9.</w:t>
+      </w:r>
+    </w:p>
+    <w:p/>
+    <w:p/>
+    <w:p>
+      <w:pPr>
+        <w:rPr>
+          <w:b/>
+          <w:bCs/>
+        </w:rPr>
+      </w:pPr>
+      <w:r>
+        <w:rPr>
+          <w:rFonts w:ascii="Segoe UI Emoji" w:hAnsi="Segoe UI Emoji" w:cs="Segoe UI Emoji"/>
+          <w:b/>
+          <w:bCs/>
+        </w:rPr>
+        <w:lastRenderedPageBreak/>
+        <w:t>⚡</w:t>
+      </w:r>
+      <w:r>
+        <w:rPr>
+          <w:b/>
+          <w:bCs/>
+        </w:rPr>
+        <w:t xml:space="preserve"> Important Notes</w:t>
+      </w:r>
+    </w:p>
+    <w:p>
+      <w:pPr>
+        <w:numPr>
+          <w:ilvl w:val="0"/>
+          <w:numId w:val="17"/>
+        </w:numPr>
+      </w:pPr>
+      <w:r>
+        <w:t>If the map shrinks (during resize or deletions), and entries in a tree bucket go below 6, it is converted back to a Linked List (to save memory).</w:t>
+      </w:r>
+    </w:p>
+    <w:p>
+      <w:pPr>
+        <w:numPr>
+          <w:ilvl w:val="0"/>
+          <w:numId w:val="17"/>
+        </w:numPr>
+      </w:pPr>
+      <w:r>
+        <w:t>HashMap automatically balances between Linked List (low memory, small size) and Tree (faster lookups when too many collisions).</w:t>
+      </w:r>
+    </w:p>
+    <w:p>
+      <w:pPr>
+        <w:rPr>
+          <w:b/>
+          <w:bCs/>
+        </w:rPr>
+      </w:pPr>
+      <w:r>
+        <w:rPr>
+          <w:rFonts w:ascii="Segoe UI Emoji" w:hAnsi="Segoe UI Emoji" w:cs="Segoe UI Emoji"/>
+          <w:b/>
+          <w:bCs/>
+        </w:rPr>
+        <w:t>✅</w:t>
+      </w:r>
+      <w:r>
+        <w:rPr>
+          <w:b/>
+          <w:bCs/>
+        </w:rPr>
+        <w:t xml:space="preserve"> So after Java 8:</w:t>
+      </w:r>
+    </w:p>
+    <w:p>
+      <w:pPr>
+        <w:numPr>
+          <w:ilvl w:val="0"/>
+          <w:numId w:val="18"/>
+        </w:numPr>
+      </w:pPr>
+      <w:r>
+        <w:t>Buckets start as Linked Lists.</w:t>
+      </w:r>
+    </w:p>
+    <w:p>
+      <w:pPr>
+        <w:numPr>
+          <w:ilvl w:val="0"/>
+          <w:numId w:val="18"/>
+        </w:numPr>
+      </w:pPr>
+      <w:r>
+        <w:t>If collisions grow large (≥ 8 entries), bucket → Red-Black Tree.</w:t>
+      </w:r>
+    </w:p>
+    <w:p>
+      <w:pPr>
+        <w:numPr>
+          <w:ilvl w:val="0"/>
+          <w:numId w:val="18"/>
+        </w:numPr>
+      </w:pPr>
+      <w:r>
+        <w:t>If later it reduces (&lt; 6 entries), bucket → back to Linked List.</w:t>
+      </w:r>
+    </w:p>
+    <w:p>
+      <w:r>
+        <w:rPr>
+          <w:rFonts w:ascii="Segoe UI Emoji" w:hAnsi="Segoe UI Emoji" w:cs="Segoe UI Emoji"/>
+        </w:rPr>
+        <w:t>🔹</w:t>
+      </w:r>
+      <w:r>
+        <w:t xml:space="preserve"> </w:t>
+      </w:r>
+      <w:r>
+        <w:rPr>
+          <w:b/>
+          <w:bCs/>
+        </w:rPr>
+        <w:t>Why HashMap uses Red-Black Tree (and not AVL, etc.)</w:t>
+      </w:r>
+    </w:p>
+    <w:p>
+      <w:pPr>
+        <w:pStyle w:val="ListParagraph"/>
+        <w:numPr>
+          <w:ilvl w:val="0"/>
+          <w:numId w:val="19"/>
+        </w:numPr>
+      </w:pPr>
+      <w:r>
+        <w:rPr>
+          <w:b/>
+          <w:bCs/>
+        </w:rPr>
+        <w:t>Balance vs Performance Tradeoff</w:t>
       </w:r>
     </w:p>
     <w:p>
       <w:pPr>
         <w:pStyle w:val="NormalWeb"/>
-      </w:pPr>
-      <w:r>
-        <w:t xml:space="preserve">But HashMap will still distinguish them correctly using </w:t>
-      </w:r>
-      <w:proofErr w:type="gramStart"/>
+        <w:numPr>
+          <w:ilvl w:val="0"/>
+          <w:numId w:val="21"/>
+        </w:numPr>
+      </w:pPr>
       <w:r>
         <w:rPr>
           <w:rStyle w:val="Strong"/>
           <w:rFonts w:eastAsiaTheme="majorEastAsia"/>
         </w:rPr>
-        <w:t>equals(</w:t>
-      </w:r>
-      <w:proofErr w:type="gramEnd"/>
+        <w:t>AVL Tree</w:t>
+      </w:r>
+      <w:r>
+        <w:t xml:space="preserve"> is </w:t>
+      </w:r>
+      <w:r>
+        <w:rPr>
+          <w:rStyle w:val="Emphasis"/>
+          <w:rFonts w:eastAsiaTheme="majorEastAsia"/>
+        </w:rPr>
+        <w:t>more strictly balanced</w:t>
+      </w:r>
+      <w:r>
+        <w:t xml:space="preserve"> (height difference ≤ 1).</w:t>
+      </w:r>
+    </w:p>
+    <w:p>
+      <w:pPr>
+        <w:pStyle w:val="NormalWeb"/>
+        <w:numPr>
+          <w:ilvl w:val="2"/>
+          <w:numId w:val="19"/>
+        </w:numPr>
+      </w:pPr>
+      <w:r>
+        <w:t>Pros: Faster lookups (</w:t>
+      </w:r>
+      <w:r>
+        <w:rPr>
+          <w:rStyle w:val="HTMLCode"/>
+          <w:rFonts w:eastAsiaTheme="majorEastAsia"/>
+        </w:rPr>
+        <w:t>O(log n)</w:t>
+      </w:r>
+      <w:r>
+        <w:t xml:space="preserve"> with smaller constants).</w:t>
+      </w:r>
+    </w:p>
+    <w:p>
+      <w:pPr>
+        <w:pStyle w:val="NormalWeb"/>
+        <w:numPr>
+          <w:ilvl w:val="2"/>
+          <w:numId w:val="19"/>
+        </w:numPr>
+      </w:pPr>
+      <w:r>
+        <w:t xml:space="preserve">Cons: More </w:t>
+      </w:r>
       <w:r>
         <w:rPr>
           <w:rStyle w:val="Strong"/>
           <w:rFonts w:eastAsiaTheme="majorEastAsia"/>
         </w:rPr>
-        <w:t>)</w:t>
-      </w:r>
-      <w:r>
-        <w:t xml:space="preserve"> when searching inside that bucket.</w:t>
-      </w:r>
-    </w:p>
-    <w:p>
-      <w:pPr>
-        <w:numPr>
-          <w:ilvl w:val="1"/>
-          <w:numId w:val="11"/>
-        </w:numPr>
-      </w:pPr>
-    </w:p>
-    <w:p/>
-    <w:p>
-      <w:pPr>
-        <w:rPr>
-          <w:b/>
-          <w:bCs/>
-        </w:rPr>
-      </w:pPr>
-      <w:r>
-        <w:rPr>
-          <w:b/>
-          <w:bCs/>
-        </w:rPr>
-        <w:lastRenderedPageBreak/>
-        <w:t>S</w:t>
-      </w:r>
-      <w:r>
-        <w:rPr>
-          <w:b/>
-          <w:bCs/>
-        </w:rPr>
-        <w:t>tep by step with a visual bucket diagram</w:t>
-      </w:r>
-      <w:r>
-        <w:rPr>
-          <w:b/>
-          <w:bCs/>
-        </w:rPr>
-        <w:t xml:space="preserve"> </w:t>
-      </w:r>
-      <w:r>
-        <w:rPr>
-          <w:b/>
-          <w:bCs/>
-        </w:rPr>
-        <w:t>of a HashMap</w:t>
-      </w:r>
-    </w:p>
-    <w:p>
-      <w:pPr>
-        <w:rPr>
-          <w:b/>
-          <w:bCs/>
-        </w:rPr>
-      </w:pPr>
-      <w:r>
-        <w:rPr>
-          <w:b/>
-          <w:bCs/>
-        </w:rPr>
-        <w:t>Assume:</w:t>
-      </w:r>
-    </w:p>
-    <w:p>
-      <w:pPr>
+        <w:t>rotations</w:t>
+      </w:r>
+      <w:r>
+        <w:t xml:space="preserve"> during insertions &amp; deletions → expensive overhead.</w:t>
+      </w:r>
+    </w:p>
+    <w:p>
+      <w:pPr>
+        <w:pStyle w:val="NormalWeb"/>
         <w:numPr>
           <w:ilvl w:val="0"/>
-          <w:numId w:val="13"/>
-        </w:numPr>
-      </w:pPr>
-      <w:r>
-        <w:t>HashMap size = 16 (default).</w:t>
-      </w:r>
-    </w:p>
-    <w:p>
-      <w:pPr>
-        <w:numPr>
-          <w:ilvl w:val="0"/>
-          <w:numId w:val="13"/>
-        </w:numPr>
-      </w:pPr>
-      <w:r>
-        <w:t>Keys = "Raj", "John", "FB", "</w:t>
-      </w:r>
-      <w:proofErr w:type="spellStart"/>
-      <w:r>
-        <w:t>Ea</w:t>
-      </w:r>
-      <w:proofErr w:type="spellEnd"/>
-      <w:r>
-        <w:t>".</w:t>
-      </w:r>
-    </w:p>
-    <w:p>
-      <w:pPr>
-        <w:rPr>
-          <w:b/>
-          <w:bCs/>
-        </w:rPr>
-      </w:pPr>
-      <w:r>
-        <w:rPr>
-          <w:b/>
-          <w:bCs/>
-        </w:rPr>
-        <w:t>Step 1: Inserting "Raj"</w:t>
-      </w:r>
-    </w:p>
-    <w:p>
-      <w:proofErr w:type="spellStart"/>
-      <w:proofErr w:type="gramStart"/>
-      <w:r>
-        <w:t>map.put</w:t>
-      </w:r>
-      <w:proofErr w:type="spellEnd"/>
-      <w:r>
-        <w:t>(</w:t>
-      </w:r>
-      <w:proofErr w:type="gramEnd"/>
-      <w:r>
-        <w:t>"Raj", 25</w:t>
-      </w:r>
-      <w:proofErr w:type="gramStart"/>
-      <w:r>
-        <w:t>);</w:t>
-      </w:r>
-      <w:proofErr w:type="gramEnd"/>
-    </w:p>
-    <w:p>
-      <w:proofErr w:type="gramStart"/>
-      <w:r>
-        <w:t>  "</w:t>
-      </w:r>
-      <w:proofErr w:type="gramEnd"/>
-      <w:r>
-        <w:t>Raj</w:t>
-      </w:r>
-      <w:proofErr w:type="gramStart"/>
-      <w:r>
-        <w:t>".</w:t>
-      </w:r>
-      <w:proofErr w:type="spellStart"/>
-      <w:r>
-        <w:t>hashCode</w:t>
-      </w:r>
-      <w:proofErr w:type="spellEnd"/>
-      <w:proofErr w:type="gramEnd"/>
-      <w:r>
-        <w:t>() → say 24567.</w:t>
-      </w:r>
-    </w:p>
-    <w:p>
-      <w:proofErr w:type="gramStart"/>
-      <w:r>
-        <w:t>  Index</w:t>
-      </w:r>
-      <w:proofErr w:type="gramEnd"/>
-      <w:r>
-        <w:t xml:space="preserve"> = 24567 % 16 = 7.</w:t>
-      </w:r>
-    </w:p>
-    <w:p>
-      <w:proofErr w:type="gramStart"/>
-      <w:r>
-        <w:t>  Stored</w:t>
-      </w:r>
-      <w:proofErr w:type="gramEnd"/>
-      <w:r>
-        <w:t xml:space="preserve"> in </w:t>
-      </w:r>
-      <w:proofErr w:type="gramStart"/>
-      <w:r>
-        <w:rPr>
-          <w:b/>
-          <w:bCs/>
-        </w:rPr>
-        <w:t>bucket[</w:t>
-      </w:r>
-      <w:proofErr w:type="gramEnd"/>
-      <w:r>
-        <w:rPr>
-          <w:b/>
-          <w:bCs/>
-        </w:rPr>
-        <w:t>7]</w:t>
+          <w:numId w:val="21"/>
+        </w:numPr>
+      </w:pPr>
+      <w:r>
+        <w:rPr>
+          <w:rStyle w:val="Strong"/>
+          <w:rFonts w:eastAsiaTheme="majorEastAsia"/>
+        </w:rPr>
+        <w:t>Red-Black Tree</w:t>
+      </w:r>
+      <w:r>
+        <w:t xml:space="preserve"> is </w:t>
+      </w:r>
+      <w:r>
+        <w:rPr>
+          <w:rStyle w:val="Emphasis"/>
+          <w:rFonts w:eastAsiaTheme="majorEastAsia"/>
+        </w:rPr>
+        <w:t>loosely balanced</w:t>
       </w:r>
       <w:r>
         <w:t>.</w:t>
       </w:r>
     </w:p>
     <w:p>
-      <w:proofErr w:type="gramStart"/>
-      <w:r>
-        <w:t>Bucket[</w:t>
-      </w:r>
-      <w:proofErr w:type="gramEnd"/>
-      <w:r>
-        <w:t>7] → ("Raj", 25)</w:t>
-      </w:r>
-    </w:p>
-    <w:p>
-      <w:pPr>
-        <w:rPr>
-          <w:b/>
-          <w:bCs/>
-        </w:rPr>
-      </w:pPr>
-      <w:r>
-        <w:rPr>
-          <w:b/>
-          <w:bCs/>
-        </w:rPr>
-        <w:t>Step 2: Inserting "John"</w:t>
-      </w:r>
-    </w:p>
-    <w:p>
-      <w:proofErr w:type="spellStart"/>
-      <w:proofErr w:type="gramStart"/>
-      <w:r>
-        <w:t>map.put</w:t>
-      </w:r>
-      <w:proofErr w:type="spellEnd"/>
-      <w:r>
-        <w:t>(</w:t>
-      </w:r>
-      <w:proofErr w:type="gramEnd"/>
-      <w:r>
-        <w:t>"John", 30</w:t>
-      </w:r>
-      <w:proofErr w:type="gramStart"/>
-      <w:r>
-        <w:t>);</w:t>
-      </w:r>
-      <w:proofErr w:type="gramEnd"/>
-    </w:p>
-    <w:p>
-      <w:proofErr w:type="gramStart"/>
-      <w:r>
-        <w:t>  "</w:t>
-      </w:r>
-      <w:proofErr w:type="gramEnd"/>
-      <w:r>
-        <w:t>John</w:t>
-      </w:r>
-      <w:proofErr w:type="gramStart"/>
-      <w:r>
-        <w:t>".</w:t>
-      </w:r>
-      <w:proofErr w:type="spellStart"/>
-      <w:r>
-        <w:t>hashCode</w:t>
-      </w:r>
-      <w:proofErr w:type="spellEnd"/>
-      <w:proofErr w:type="gramEnd"/>
-      <w:r>
-        <w:t>() → say 67890.</w:t>
-      </w:r>
-    </w:p>
-    <w:p>
-      <w:proofErr w:type="gramStart"/>
-      <w:r>
-        <w:t>  Index</w:t>
-      </w:r>
-      <w:proofErr w:type="gramEnd"/>
-      <w:r>
-        <w:t xml:space="preserve"> = 67890 % 16 = 2.</w:t>
-      </w:r>
-    </w:p>
-    <w:p>
-      <w:proofErr w:type="gramStart"/>
-      <w:r>
-        <w:t>  Stored</w:t>
-      </w:r>
-      <w:proofErr w:type="gramEnd"/>
-      <w:r>
-        <w:t xml:space="preserve"> in </w:t>
-      </w:r>
-      <w:proofErr w:type="gramStart"/>
-      <w:r>
-        <w:rPr>
-          <w:b/>
-          <w:bCs/>
-        </w:rPr>
-        <w:t>bucket[</w:t>
-      </w:r>
-      <w:proofErr w:type="gramEnd"/>
-      <w:r>
-        <w:rPr>
-          <w:b/>
-          <w:bCs/>
-        </w:rPr>
-        <w:t>2]</w:t>
+      <w:pPr>
+        <w:pStyle w:val="NormalWeb"/>
+        <w:numPr>
+          <w:ilvl w:val="2"/>
+          <w:numId w:val="19"/>
+        </w:numPr>
+      </w:pPr>
+      <w:r>
+        <w:t>Guarantees height ≤ 2 × log₂(n).</w:t>
+      </w:r>
+    </w:p>
+    <w:p>
+      <w:pPr>
+        <w:pStyle w:val="NormalWeb"/>
+        <w:numPr>
+          <w:ilvl w:val="2"/>
+          <w:numId w:val="19"/>
+        </w:numPr>
+      </w:pPr>
+      <w:r>
+        <w:t xml:space="preserve">Insertions/deletions are </w:t>
+      </w:r>
+      <w:r>
+        <w:rPr>
+          <w:rStyle w:val="Strong"/>
+          <w:rFonts w:eastAsiaTheme="majorEastAsia"/>
+        </w:rPr>
+        <w:t>faster</w:t>
+      </w:r>
+      <w:r>
+        <w:t xml:space="preserve"> (fewer rotations).</w:t>
+      </w:r>
+    </w:p>
+    <w:p>
+      <w:pPr>
+        <w:pStyle w:val="NormalWeb"/>
+        <w:numPr>
+          <w:ilvl w:val="2"/>
+          <w:numId w:val="19"/>
+        </w:numPr>
+      </w:pPr>
+      <w:r>
+        <w:t xml:space="preserve">Lookups are still </w:t>
+      </w:r>
+      <w:r>
+        <w:rPr>
+          <w:rStyle w:val="Strong"/>
+          <w:rFonts w:eastAsiaTheme="majorEastAsia"/>
+        </w:rPr>
+        <w:t>O(log n)</w:t>
+      </w:r>
+      <w:r>
+        <w:t>, only slightly less optimal than AVL.</w:t>
+      </w:r>
+    </w:p>
+    <w:p>
+      <w:pPr>
+        <w:pStyle w:val="NormalWeb"/>
+      </w:pPr>
+      <w:r>
+        <w:rPr>
+          <w:rFonts w:ascii="Segoe UI Emoji" w:hAnsi="Segoe UI Emoji" w:cs="Segoe UI Emoji"/>
+        </w:rPr>
+        <w:t>👉</w:t>
+      </w:r>
+      <w:r>
+        <w:t xml:space="preserve"> Since HashMap buckets are usually </w:t>
+      </w:r>
+      <w:r>
+        <w:rPr>
+          <w:rStyle w:val="Strong"/>
+          <w:rFonts w:eastAsiaTheme="majorEastAsia"/>
+        </w:rPr>
+        <w:t>small</w:t>
+      </w:r>
+      <w:r>
+        <w:t xml:space="preserve"> (rarely exceed 8–20 entries), the </w:t>
+      </w:r>
+      <w:r>
+        <w:rPr>
+          <w:rStyle w:val="Emphasis"/>
+          <w:rFonts w:eastAsiaTheme="majorEastAsia"/>
+        </w:rPr>
+        <w:t>extra strict balancing of AVL is overkill</w:t>
       </w:r>
       <w:r>
         <w:t>.</w:t>
       </w:r>
-    </w:p>
-    <w:p>
-      <w:proofErr w:type="gramStart"/>
-      <w:r>
-        <w:t>Bucket[</w:t>
-      </w:r>
-      <w:proofErr w:type="gramEnd"/>
-      <w:r>
-        <w:t>2] → ("John", 30)</w:t>
-      </w:r>
-    </w:p>
-    <w:p>
-      <w:proofErr w:type="gramStart"/>
-      <w:r>
-        <w:t>Bucket[</w:t>
-      </w:r>
-      <w:proofErr w:type="gramEnd"/>
-      <w:r>
-        <w:t>7] → ("Raj", 25)</w:t>
-      </w:r>
-    </w:p>
-    <w:p>
-      <w:proofErr w:type="gramStart"/>
-      <w:r>
-        <w:t>Bucket[</w:t>
-      </w:r>
-      <w:proofErr w:type="gramEnd"/>
-      <w:r>
-        <w:t>7] → ("Raj", 25)</w:t>
-      </w:r>
-    </w:p>
-    <w:p>
-      <w:pPr>
-        <w:rPr>
-          <w:b/>
-          <w:bCs/>
-        </w:rPr>
-      </w:pPr>
-      <w:r>
-        <w:rPr>
-          <w:b/>
-          <w:bCs/>
-        </w:rPr>
-        <w:t>Step 3: Inserting "FB"</w:t>
-      </w:r>
-    </w:p>
-    <w:p>
-      <w:proofErr w:type="spellStart"/>
-      <w:proofErr w:type="gramStart"/>
-      <w:r>
-        <w:t>map.put</w:t>
-      </w:r>
-      <w:proofErr w:type="spellEnd"/>
-      <w:r>
-        <w:t>(</w:t>
-      </w:r>
-      <w:proofErr w:type="gramEnd"/>
-      <w:r>
-        <w:t>"FB", 100</w:t>
-      </w:r>
-      <w:proofErr w:type="gramStart"/>
-      <w:r>
-        <w:t>);</w:t>
-      </w:r>
-      <w:proofErr w:type="gramEnd"/>
-    </w:p>
-    <w:p>
-      <w:proofErr w:type="gramStart"/>
-      <w:r>
-        <w:t>  "</w:t>
-      </w:r>
-      <w:proofErr w:type="gramEnd"/>
-      <w:r>
-        <w:t>FB</w:t>
-      </w:r>
-      <w:proofErr w:type="gramStart"/>
-      <w:r>
-        <w:t>".</w:t>
-      </w:r>
-      <w:proofErr w:type="spellStart"/>
-      <w:r>
-        <w:t>hashCode</w:t>
-      </w:r>
-      <w:proofErr w:type="spellEnd"/>
-      <w:proofErr w:type="gramEnd"/>
-      <w:r>
-        <w:t>() = 2236.</w:t>
-      </w:r>
-    </w:p>
-    <w:p>
-      <w:proofErr w:type="gramStart"/>
-      <w:r>
-        <w:t>  Index</w:t>
-      </w:r>
-      <w:proofErr w:type="gramEnd"/>
-      <w:r>
-        <w:t xml:space="preserve"> = 2236 % 16 = 12.</w:t>
-      </w:r>
-    </w:p>
-    <w:p>
-      <w:proofErr w:type="gramStart"/>
-      <w:r>
-        <w:t>  Stored</w:t>
-      </w:r>
-      <w:proofErr w:type="gramEnd"/>
-      <w:r>
-        <w:t xml:space="preserve"> in </w:t>
-      </w:r>
-      <w:proofErr w:type="gramStart"/>
-      <w:r>
-        <w:rPr>
-          <w:b/>
-          <w:bCs/>
-        </w:rPr>
-        <w:t>bucket[</w:t>
-      </w:r>
-      <w:proofErr w:type="gramEnd"/>
-      <w:r>
-        <w:rPr>
-          <w:b/>
-          <w:bCs/>
-        </w:rPr>
-        <w:t>12]</w:t>
+      <w:r>
+        <w:br/>
+      </w:r>
+      <w:r>
+        <w:rPr>
+          <w:rFonts w:ascii="Segoe UI Emoji" w:hAnsi="Segoe UI Emoji" w:cs="Segoe UI Emoji"/>
+        </w:rPr>
+        <w:t>👉</w:t>
+      </w:r>
+      <w:r>
+        <w:t xml:space="preserve"> Red-Black Tree gives a better </w:t>
+      </w:r>
+      <w:r>
+        <w:rPr>
+          <w:rStyle w:val="Strong"/>
+          <w:rFonts w:eastAsiaTheme="majorEastAsia"/>
+        </w:rPr>
+        <w:t>balance of speed and simplicity</w:t>
       </w:r>
       <w:r>
         <w:t>.</w:t>
       </w:r>
     </w:p>
     <w:p>
-      <w:proofErr w:type="gramStart"/>
-      <w:r>
-        <w:t>Bucket[</w:t>
-      </w:r>
-      <w:proofErr w:type="gramEnd"/>
-      <w:r>
-        <w:t>2</w:t>
-      </w:r>
-      <w:proofErr w:type="gramStart"/>
-      <w:r>
-        <w:t>]  →</w:t>
-      </w:r>
-      <w:proofErr w:type="gramEnd"/>
-      <w:r>
-        <w:t xml:space="preserve"> ("John", 30)</w:t>
-      </w:r>
-    </w:p>
-    <w:p>
-      <w:proofErr w:type="gramStart"/>
-      <w:r>
-        <w:t>Bucket[</w:t>
-      </w:r>
-      <w:proofErr w:type="gramEnd"/>
-      <w:r>
-        <w:t>7</w:t>
-      </w:r>
-      <w:proofErr w:type="gramStart"/>
-      <w:r>
-        <w:t>]  →</w:t>
-      </w:r>
-      <w:proofErr w:type="gramEnd"/>
-      <w:r>
-        <w:t xml:space="preserve"> ("Raj", 25)</w:t>
-      </w:r>
-    </w:p>
-    <w:p>
-      <w:proofErr w:type="gramStart"/>
-      <w:r>
-        <w:t>Bucket[</w:t>
-      </w:r>
-      <w:proofErr w:type="gramEnd"/>
-      <w:r>
-        <w:t>12] → ("FB", 100)</w:t>
-      </w:r>
-    </w:p>
-    <w:p>
-      <w:r>
-        <w:lastRenderedPageBreak/>
-        <w:t>Step 4: Inserting "</w:t>
-      </w:r>
-      <w:proofErr w:type="spellStart"/>
-      <w:r>
-        <w:t>Ea</w:t>
-      </w:r>
-      <w:proofErr w:type="spellEnd"/>
-      <w:r>
-        <w:t>"</w:t>
-      </w:r>
-    </w:p>
-    <w:p>
-      <w:proofErr w:type="spellStart"/>
-      <w:proofErr w:type="gramStart"/>
-      <w:r>
-        <w:t>map.put</w:t>
-      </w:r>
-      <w:proofErr w:type="spellEnd"/>
-      <w:r>
-        <w:t>(</w:t>
-      </w:r>
-      <w:proofErr w:type="gramEnd"/>
-      <w:r>
-        <w:t>"</w:t>
-      </w:r>
-      <w:proofErr w:type="spellStart"/>
-      <w:r>
-        <w:t>Ea</w:t>
-      </w:r>
-      <w:proofErr w:type="spellEnd"/>
-      <w:r>
-        <w:t>", 200</w:t>
-      </w:r>
-      <w:proofErr w:type="gramStart"/>
-      <w:r>
-        <w:t>);</w:t>
-      </w:r>
-      <w:proofErr w:type="gramEnd"/>
-    </w:p>
-    <w:p>
-      <w:proofErr w:type="gramStart"/>
-      <w:r>
-        <w:t>  "</w:t>
-      </w:r>
-      <w:proofErr w:type="spellStart"/>
-      <w:proofErr w:type="gramEnd"/>
-      <w:r>
-        <w:t>Ea</w:t>
-      </w:r>
-      <w:proofErr w:type="spellEnd"/>
-      <w:proofErr w:type="gramStart"/>
-      <w:r>
-        <w:t>".</w:t>
-      </w:r>
-      <w:proofErr w:type="spellStart"/>
-      <w:r>
-        <w:t>hashCode</w:t>
-      </w:r>
-      <w:proofErr w:type="spellEnd"/>
-      <w:proofErr w:type="gramEnd"/>
-      <w:r>
-        <w:t xml:space="preserve">() = </w:t>
-      </w:r>
-      <w:r>
-        <w:rPr>
-          <w:b/>
-          <w:bCs/>
-        </w:rPr>
-        <w:t>2236</w:t>
-      </w:r>
-      <w:r>
-        <w:t xml:space="preserve"> (same as "FB").</w:t>
-      </w:r>
-    </w:p>
-    <w:p>
-      <w:proofErr w:type="gramStart"/>
-      <w:r>
-        <w:t>  Index</w:t>
-      </w:r>
-      <w:proofErr w:type="gramEnd"/>
-      <w:r>
-        <w:t xml:space="preserve"> = 2236 % 16 = 12.</w:t>
-      </w:r>
-    </w:p>
-    <w:p>
-      <w:proofErr w:type="gramStart"/>
-      <w:r>
-        <w:t>  Same</w:t>
-      </w:r>
-      <w:proofErr w:type="gramEnd"/>
-      <w:r>
-        <w:t xml:space="preserve"> bucket as "FB".</w:t>
-      </w:r>
-    </w:p>
-    <w:p>
-      <w:proofErr w:type="gramStart"/>
-      <w:r>
-        <w:t>  Since</w:t>
-      </w:r>
-      <w:proofErr w:type="gramEnd"/>
-      <w:r>
-        <w:t xml:space="preserve"> "</w:t>
-      </w:r>
-      <w:proofErr w:type="spellStart"/>
-      <w:r>
-        <w:t>Ea</w:t>
-      </w:r>
-      <w:proofErr w:type="spellEnd"/>
-      <w:proofErr w:type="gramStart"/>
-      <w:r>
-        <w:t>".equals</w:t>
-      </w:r>
-      <w:proofErr w:type="gramEnd"/>
-      <w:r>
-        <w:t xml:space="preserve">("FB") is </w:t>
-      </w:r>
-      <w:r>
-        <w:rPr>
-          <w:b/>
-          <w:bCs/>
-        </w:rPr>
-        <w:t>false</w:t>
-      </w:r>
-      <w:r>
-        <w:t xml:space="preserve">, HashMap stores it as another entry in </w:t>
-      </w:r>
-      <w:proofErr w:type="gramStart"/>
-      <w:r>
-        <w:rPr>
-          <w:b/>
-          <w:bCs/>
-        </w:rPr>
-        <w:t>bucket[</w:t>
-      </w:r>
-      <w:proofErr w:type="gramEnd"/>
-      <w:r>
-        <w:rPr>
-          <w:b/>
-          <w:bCs/>
-        </w:rPr>
-        <w:t>12]</w:t>
-      </w:r>
-      <w:r>
-        <w:t>.</w:t>
-      </w:r>
-    </w:p>
-    <w:p>
-      <w:proofErr w:type="gramStart"/>
-      <w:r>
-        <w:t>Bucket[</w:t>
-      </w:r>
-      <w:proofErr w:type="gramEnd"/>
-      <w:r>
-        <w:t>2</w:t>
-      </w:r>
-      <w:proofErr w:type="gramStart"/>
-      <w:r>
-        <w:t>]  →</w:t>
-      </w:r>
-      <w:proofErr w:type="gramEnd"/>
-      <w:r>
-        <w:t xml:space="preserve"> ("John", 30)</w:t>
-      </w:r>
-    </w:p>
-    <w:p>
-      <w:proofErr w:type="gramStart"/>
-      <w:r>
-        <w:t>Bucket[</w:t>
-      </w:r>
-      <w:proofErr w:type="gramEnd"/>
-      <w:r>
-        <w:t>7</w:t>
-      </w:r>
-      <w:proofErr w:type="gramStart"/>
-      <w:r>
-        <w:t>]  →</w:t>
-      </w:r>
-      <w:proofErr w:type="gramEnd"/>
-      <w:r>
-        <w:t xml:space="preserve"> ("Raj", 25)</w:t>
-      </w:r>
-    </w:p>
-    <w:p>
-      <w:proofErr w:type="gramStart"/>
-      <w:r>
-        <w:t>Bucket[</w:t>
-      </w:r>
-      <w:proofErr w:type="gramEnd"/>
-      <w:r>
-        <w:t>12] → ("FB", 100) → ("</w:t>
-      </w:r>
-      <w:proofErr w:type="spellStart"/>
-      <w:r>
-        <w:t>Ea</w:t>
-      </w:r>
-      <w:proofErr w:type="spellEnd"/>
-      <w:r>
-        <w:t>", 200)   // Linked List inside bucket</w:t>
-      </w:r>
-    </w:p>
-    <w:p/>
-    <w:p>
-      <w:pPr>
-        <w:rPr>
-          <w:b/>
-          <w:bCs/>
-        </w:rPr>
-      </w:pPr>
-      <w:r>
-        <w:rPr>
-          <w:b/>
-          <w:bCs/>
-        </w:rPr>
-        <w:t>What happens here?</w:t>
-      </w:r>
-    </w:p>
-    <w:p>
-      <w:pPr>
-        <w:numPr>
-          <w:ilvl w:val="0"/>
-          <w:numId w:val="14"/>
-        </w:numPr>
-      </w:pPr>
-      <w:r>
-        <w:rPr>
-          <w:b/>
-          <w:bCs/>
-        </w:rPr>
-        <w:t xml:space="preserve">Different keys, same </w:t>
-      </w:r>
-      <w:proofErr w:type="spellStart"/>
-      <w:r>
-        <w:rPr>
-          <w:b/>
-          <w:bCs/>
-        </w:rPr>
-        <w:t>hashCode</w:t>
-      </w:r>
-      <w:proofErr w:type="spellEnd"/>
-      <w:r>
-        <w:rPr>
-          <w:b/>
-          <w:bCs/>
-        </w:rPr>
-        <w:t xml:space="preserve"> → same bucket</w:t>
-      </w:r>
-      <w:r>
-        <w:t xml:space="preserve"> (FB and </w:t>
-      </w:r>
-      <w:proofErr w:type="spellStart"/>
-      <w:r>
-        <w:t>Ea</w:t>
-      </w:r>
-      <w:proofErr w:type="spellEnd"/>
-      <w:r>
-        <w:t>).</w:t>
-      </w:r>
-    </w:p>
-    <w:p>
-      <w:pPr>
-        <w:numPr>
-          <w:ilvl w:val="0"/>
-          <w:numId w:val="14"/>
-        </w:numPr>
-      </w:pPr>
-      <w:r>
-        <w:t>HashMap handles it by chaining entries (Linked List / Tree).</w:t>
-      </w:r>
-    </w:p>
-    <w:p>
-      <w:pPr>
-        <w:numPr>
-          <w:ilvl w:val="0"/>
-          <w:numId w:val="14"/>
-        </w:numPr>
-      </w:pPr>
-      <w:r>
-        <w:t>On get("</w:t>
-      </w:r>
-      <w:proofErr w:type="spellStart"/>
-      <w:r>
-        <w:t>Ea</w:t>
-      </w:r>
-      <w:proofErr w:type="spellEnd"/>
-      <w:r>
-        <w:t>"), it:</w:t>
-      </w:r>
-    </w:p>
-    <w:p>
-      <w:pPr>
-        <w:numPr>
-          <w:ilvl w:val="1"/>
-          <w:numId w:val="14"/>
-        </w:numPr>
-      </w:pPr>
-      <w:r>
-        <w:t xml:space="preserve">Goes to </w:t>
-      </w:r>
-      <w:proofErr w:type="gramStart"/>
-      <w:r>
-        <w:t>bucket[</w:t>
-      </w:r>
-      <w:proofErr w:type="gramEnd"/>
-      <w:r>
-        <w:t>12].</w:t>
-      </w:r>
-    </w:p>
-    <w:p>
-      <w:pPr>
-        <w:numPr>
-          <w:ilvl w:val="1"/>
-          <w:numId w:val="14"/>
-        </w:numPr>
-      </w:pPr>
-      <w:r>
-        <w:t xml:space="preserve">Compares keys </w:t>
-      </w:r>
-      <w:proofErr w:type="gramStart"/>
-      <w:r>
-        <w:t>using .equals</w:t>
-      </w:r>
-      <w:proofErr w:type="gramEnd"/>
-      <w:r>
-        <w:t>().</w:t>
-      </w:r>
-    </w:p>
-    <w:p>
-      <w:pPr>
-        <w:numPr>
-          <w:ilvl w:val="1"/>
-          <w:numId w:val="14"/>
-        </w:numPr>
-      </w:pPr>
-      <w:r>
-        <w:t>Finds "</w:t>
-      </w:r>
-      <w:proofErr w:type="spellStart"/>
-      <w:r>
-        <w:t>Ea</w:t>
-      </w:r>
-      <w:proofErr w:type="spellEnd"/>
-      <w:r>
-        <w:t>" and returns 200.</w:t>
-      </w:r>
-    </w:p>
-    <w:p/>
-    <w:p>
-      <w:pPr>
-        <w:rPr>
-          <w:b/>
-          <w:bCs/>
-        </w:rPr>
-      </w:pPr>
-      <w:r>
-        <w:rPr>
-          <w:b/>
-          <w:bCs/>
-        </w:rPr>
-        <w:t>Java 8+ improvement in HashMap</w:t>
-      </w:r>
-    </w:p>
-    <w:p>
-      <w:pPr>
-        <w:rPr>
-          <w:b/>
-          <w:bCs/>
-        </w:rPr>
-      </w:pPr>
-      <w:r>
-        <w:rPr>
-          <w:rFonts w:ascii="Segoe UI Emoji" w:hAnsi="Segoe UI Emoji" w:cs="Segoe UI Emoji"/>
-          <w:b/>
-          <w:bCs/>
-        </w:rPr>
-        <w:t>🔴</w:t>
-      </w:r>
-      <w:r>
-        <w:rPr>
-          <w:b/>
-          <w:bCs/>
-        </w:rPr>
-        <w:t xml:space="preserve"> Problem (before Java 8)</w:t>
-      </w:r>
-    </w:p>
-    <w:p>
-      <w:pPr>
-        <w:numPr>
-          <w:ilvl w:val="0"/>
-          <w:numId w:val="15"/>
-        </w:numPr>
-      </w:pPr>
-      <w:r>
-        <w:t>If many keys map to the same bucket (due to hash collisions),</w:t>
-      </w:r>
-      <w:r>
-        <w:br/>
-        <w:t>HashMap used a Linked List in that bucket.</w:t>
-      </w:r>
-    </w:p>
-    <w:p>
-      <w:pPr>
-        <w:numPr>
-          <w:ilvl w:val="0"/>
-          <w:numId w:val="15"/>
-        </w:numPr>
-      </w:pPr>
-      <w:r>
-        <w:t>Searching in a Linked List is O(n) in the worst case.</w:t>
-      </w:r>
-    </w:p>
-    <w:p>
-      <w:pPr>
-        <w:numPr>
-          <w:ilvl w:val="0"/>
-          <w:numId w:val="15"/>
-        </w:numPr>
-        <w:rPr>
-          <w:b/>
-          <w:bCs/>
-        </w:rPr>
-      </w:pPr>
-      <w:proofErr w:type="gramStart"/>
-      <w:r>
-        <w:t>So</w:t>
-      </w:r>
-      <w:proofErr w:type="gramEnd"/>
-      <w:r>
-        <w:t xml:space="preserve"> if 1000 keys land in the same bucket, </w:t>
-      </w:r>
-      <w:proofErr w:type="gramStart"/>
-      <w:r>
-        <w:t>get(</w:t>
-      </w:r>
-      <w:proofErr w:type="gramEnd"/>
-      <w:r>
-        <w:t>) could take 1000 comparisons</w:t>
-      </w:r>
-      <w:r>
-        <w:rPr>
-          <w:b/>
-          <w:bCs/>
-        </w:rPr>
-        <w:t xml:space="preserve"> </w:t>
-      </w:r>
-      <w:r>
-        <w:rPr>
-          <w:rFonts w:ascii="Segoe UI Emoji" w:hAnsi="Segoe UI Emoji" w:cs="Segoe UI Emoji"/>
-          <w:b/>
-          <w:bCs/>
-        </w:rPr>
-        <w:t>😬</w:t>
-      </w:r>
-    </w:p>
-    <w:p>
-      <w:pPr>
-        <w:ind w:left="360"/>
-        <w:rPr>
-          <w:rFonts w:ascii="Segoe UI Emoji" w:hAnsi="Segoe UI Emoji" w:cs="Segoe UI Emoji"/>
-          <w:b/>
-          <w:bCs/>
-        </w:rPr>
-      </w:pPr>
-    </w:p>
-    <w:p>
-      <w:pPr>
-        <w:ind w:left="360"/>
-        <w:rPr>
-          <w:rFonts w:ascii="Segoe UI Emoji" w:hAnsi="Segoe UI Emoji" w:cs="Segoe UI Emoji"/>
-          <w:b/>
-          <w:bCs/>
-        </w:rPr>
-      </w:pPr>
-    </w:p>
-    <w:p>
-      <w:pPr>
-        <w:ind w:left="360"/>
-        <w:rPr>
-          <w:b/>
-          <w:bCs/>
-        </w:rPr>
-      </w:pPr>
-      <w:r>
-        <w:rPr>
-          <w:rFonts w:ascii="Segoe UI Emoji" w:hAnsi="Segoe UI Emoji" w:cs="Segoe UI Emoji"/>
-          <w:b/>
-          <w:bCs/>
-        </w:rPr>
-        <w:lastRenderedPageBreak/>
-        <w:t>🟢</w:t>
-      </w:r>
-      <w:r>
-        <w:rPr>
-          <w:b/>
-          <w:bCs/>
-        </w:rPr>
-        <w:t xml:space="preserve"> Solution in Java 8</w:t>
-      </w:r>
-    </w:p>
-    <w:p>
-      <w:pPr>
-        <w:numPr>
-          <w:ilvl w:val="0"/>
-          <w:numId w:val="16"/>
-        </w:numPr>
-      </w:pPr>
-      <w:r>
-        <w:t>When a bucket has more than 8 entries (TREEIFY_THRESHOLD = 8),</w:t>
-      </w:r>
-      <w:r>
-        <w:br/>
-        <w:t>the Linked List is converted into a Red-Black Tree.</w:t>
-      </w:r>
-    </w:p>
-    <w:p>
-      <w:pPr>
-        <w:numPr>
-          <w:ilvl w:val="0"/>
-          <w:numId w:val="16"/>
-        </w:numPr>
-      </w:pPr>
-      <w:r>
-        <w:t xml:space="preserve">Red-Black Tree ensures lookup is </w:t>
-      </w:r>
-      <w:proofErr w:type="gramStart"/>
-      <w:r>
-        <w:t>O(</w:t>
-      </w:r>
-      <w:proofErr w:type="gramEnd"/>
-      <w:r>
-        <w:t>log n) instead of O(n).</w:t>
-      </w:r>
-    </w:p>
-    <w:p/>
-    <w:p>
-      <w:pPr>
-        <w:rPr>
-          <w:b/>
-          <w:bCs/>
-        </w:rPr>
-      </w:pPr>
-      <w:r>
-        <w:rPr>
-          <w:b/>
-          <w:bCs/>
-        </w:rPr>
-        <w:t>Example</w:t>
-      </w:r>
-    </w:p>
-    <w:p>
-      <w:r>
-        <w:t xml:space="preserve">Suppose we insert </w:t>
-      </w:r>
-      <w:r>
-        <w:rPr>
-          <w:b/>
-          <w:bCs/>
-        </w:rPr>
-        <w:t>many keys that hash to the same index</w:t>
-      </w:r>
-      <w:r>
-        <w:t>.</w:t>
-      </w:r>
-    </w:p>
-    <w:p>
-      <w:pPr>
-        <w:rPr>
-          <w:b/>
-          <w:bCs/>
-        </w:rPr>
-      </w:pPr>
-      <w:r>
-        <w:rPr>
-          <w:b/>
-          <w:bCs/>
-        </w:rPr>
-        <w:t>Step 1: Linked List (initial collision handling)</w:t>
-      </w:r>
-    </w:p>
-    <w:p>
-      <w:r>
-        <w:t xml:space="preserve">Let’s say </w:t>
-      </w:r>
-      <w:proofErr w:type="gramStart"/>
-      <w:r>
-        <w:t>all of</w:t>
-      </w:r>
-      <w:proofErr w:type="gramEnd"/>
-      <w:r>
-        <w:t xml:space="preserve"> these </w:t>
-      </w:r>
-      <w:proofErr w:type="gramStart"/>
-      <w:r>
-        <w:t>map</w:t>
-      </w:r>
-      <w:proofErr w:type="gramEnd"/>
-      <w:r>
-        <w:t xml:space="preserve"> to </w:t>
-      </w:r>
-      <w:proofErr w:type="gramStart"/>
-      <w:r>
-        <w:t>bucket[</w:t>
-      </w:r>
-      <w:proofErr w:type="gramEnd"/>
-      <w:r>
-        <w:t>12]:</w:t>
-      </w:r>
-    </w:p>
-    <w:p>
-      <w:proofErr w:type="gramStart"/>
-      <w:r>
-        <w:t>Bucket[</w:t>
-      </w:r>
-      <w:proofErr w:type="gramEnd"/>
-      <w:r>
-        <w:t>12] → ("FB", 100) → ("</w:t>
-      </w:r>
-      <w:proofErr w:type="spellStart"/>
-      <w:r>
-        <w:t>Ea</w:t>
-      </w:r>
-      <w:proofErr w:type="spellEnd"/>
-      <w:r>
-        <w:t xml:space="preserve">", 200) → ("X1", 300) → ("X2", 400) </w:t>
-      </w:r>
-    </w:p>
-    <w:p>
-      <w:r>
-        <w:t xml:space="preserve">             → ("X3", 500) → ("X4", 600) → ("X5", 700) → ("X6", 800)</w:t>
-      </w:r>
-    </w:p>
-    <w:p>
-      <w:proofErr w:type="gramStart"/>
-      <w:r>
-        <w:t>  Total</w:t>
-      </w:r>
-      <w:proofErr w:type="gramEnd"/>
-      <w:r>
-        <w:t xml:space="preserve"> entries in bucket = 8.</w:t>
-      </w:r>
-    </w:p>
-    <w:p>
-      <w:proofErr w:type="gramStart"/>
-      <w:r>
-        <w:t>  Still</w:t>
-      </w:r>
-      <w:proofErr w:type="gramEnd"/>
-      <w:r>
-        <w:t xml:space="preserve"> a Linked List.</w:t>
-      </w:r>
-    </w:p>
-    <w:p>
-      <w:pPr>
-        <w:rPr>
-          <w:b/>
-          <w:bCs/>
-        </w:rPr>
-      </w:pPr>
-      <w:r>
-        <w:rPr>
-          <w:b/>
-          <w:bCs/>
-        </w:rPr>
-        <w:t>Step 2: Threshold exceeded</w:t>
-      </w:r>
-    </w:p>
-    <w:p>
-      <w:r>
-        <w:t>Now insert one more key ("X7", 900) that also hashes to index 12:</w:t>
-      </w:r>
-    </w:p>
-    <w:p>
-      <w:proofErr w:type="gramStart"/>
-      <w:r>
-        <w:t>Bucket[</w:t>
-      </w:r>
-      <w:proofErr w:type="gramEnd"/>
-      <w:r>
-        <w:t>12] →</w:t>
-      </w:r>
-      <w:proofErr w:type="gramStart"/>
-      <w:r>
-        <w:t xml:space="preserve">   (</w:t>
-      </w:r>
-      <w:proofErr w:type="gramEnd"/>
-      <w:r>
-        <w:t>"X3",500)</w:t>
-      </w:r>
-    </w:p>
-    <w:p>
-      <w:r>
-        <w:t xml:space="preserve">      </w:t>
-      </w:r>
-      <w:r>
-        <w:t xml:space="preserve">                  </w:t>
-      </w:r>
-      <w:r>
-        <w:t xml:space="preserve">        /      </w:t>
-      </w:r>
-      <w:r>
-        <w:t xml:space="preserve">   </w:t>
-      </w:r>
-      <w:r>
-        <w:t xml:space="preserve">   \</w:t>
-      </w:r>
-    </w:p>
-    <w:p>
-      <w:r>
-        <w:t xml:space="preserve">    </w:t>
-      </w:r>
-      <w:r>
-        <w:t xml:space="preserve">       </w:t>
-      </w:r>
-      <w:r>
-        <w:t xml:space="preserve">   ("X1",300)     </w:t>
-      </w:r>
-      <w:r>
-        <w:t xml:space="preserve">           </w:t>
-      </w:r>
-      <w:proofErr w:type="gramStart"/>
-      <w:r>
-        <w:t xml:space="preserve">  </w:t>
-      </w:r>
-      <w:r>
-        <w:t xml:space="preserve"> (</w:t>
-      </w:r>
-      <w:proofErr w:type="gramEnd"/>
-      <w:r>
-        <w:t>"X5",700)</w:t>
-      </w:r>
-    </w:p>
-    <w:p>
-      <w:r>
-        <w:t xml:space="preserve">   </w:t>
-      </w:r>
-      <w:r>
-        <w:t xml:space="preserve"> </w:t>
-      </w:r>
-      <w:r>
-        <w:t xml:space="preserve"> </w:t>
-      </w:r>
-      <w:r>
-        <w:t xml:space="preserve">     </w:t>
-      </w:r>
-      <w:r>
-        <w:t xml:space="preserve">   /     </w:t>
-      </w:r>
-      <w:r>
-        <w:t xml:space="preserve">          </w:t>
-      </w:r>
-      <w:r>
-        <w:t xml:space="preserve"> \     </w:t>
-      </w:r>
-      <w:r>
-        <w:t xml:space="preserve">               </w:t>
-      </w:r>
-      <w:r>
-        <w:t xml:space="preserve">   </w:t>
-      </w:r>
-      <w:r>
-        <w:t xml:space="preserve"> </w:t>
-      </w:r>
-      <w:r>
-        <w:t xml:space="preserve">/   </w:t>
-      </w:r>
-      <w:r>
-        <w:t xml:space="preserve">             </w:t>
-      </w:r>
-      <w:r>
-        <w:t xml:space="preserve"> \</w:t>
-      </w:r>
-    </w:p>
-    <w:p>
-      <w:r>
-        <w:t xml:space="preserve"> ("FB",100) ("Ea",200)</w:t>
-      </w:r>
-      <w:r>
-        <w:t xml:space="preserve">  </w:t>
-      </w:r>
-      <w:proofErr w:type="gramStart"/>
-      <w:r>
-        <w:t xml:space="preserve">   </w:t>
-      </w:r>
-      <w:r>
-        <w:t>(</w:t>
-      </w:r>
-      <w:proofErr w:type="gramEnd"/>
-      <w:r>
-        <w:t>"X4",600)</w:t>
-      </w:r>
-      <w:proofErr w:type="gramStart"/>
-      <w:r>
-        <w:t xml:space="preserve">   </w:t>
-      </w:r>
-      <w:r>
-        <w:t>(</w:t>
-      </w:r>
-      <w:proofErr w:type="gramEnd"/>
-      <w:r>
-        <w:t>"X6",800)</w:t>
-      </w:r>
-    </w:p>
-    <w:p>
-      <w:r>
-        <w:t xml:space="preserve">                             </w:t>
-      </w:r>
-      <w:r>
-        <w:tab/>
-      </w:r>
-      <w:r>
-        <w:tab/>
-      </w:r>
-      <w:r>
-        <w:tab/>
-      </w:r>
-      <w:r>
-        <w:tab/>
-        <w:t xml:space="preserve">   </w:t>
-      </w:r>
-      <w:r>
-        <w:t xml:space="preserve">    \</w:t>
-      </w:r>
-    </w:p>
-    <w:p>
-      <w:r>
-        <w:t xml:space="preserve">                           </w:t>
-      </w:r>
-      <w:r>
-        <w:tab/>
-      </w:r>
-      <w:r>
-        <w:tab/>
-      </w:r>
-      <w:r>
-        <w:tab/>
-      </w:r>
-      <w:r>
-        <w:tab/>
-      </w:r>
-      <w:r>
-        <w:t xml:space="preserve">    ("X7",900)</w:t>
-      </w:r>
-    </w:p>
-    <w:p>
-      <w:proofErr w:type="gramStart"/>
-      <w:r>
-        <w:t>  The</w:t>
-      </w:r>
-      <w:proofErr w:type="gramEnd"/>
-      <w:r>
-        <w:t xml:space="preserve"> list of 9+ entries is converted into a </w:t>
-      </w:r>
-      <w:r>
-        <w:rPr>
-          <w:b/>
-          <w:bCs/>
-        </w:rPr>
-        <w:t>Red-Black Tree</w:t>
-      </w:r>
-      <w:r>
-        <w:t>.</w:t>
-      </w:r>
-    </w:p>
-    <w:p>
-      <w:proofErr w:type="gramStart"/>
-      <w:r>
-        <w:t>  Now</w:t>
-      </w:r>
-      <w:proofErr w:type="gramEnd"/>
-      <w:r>
-        <w:t xml:space="preserve"> lookup (get("X7")) will take </w:t>
-      </w:r>
-      <w:proofErr w:type="gramStart"/>
-      <w:r>
-        <w:rPr>
-          <w:b/>
-          <w:bCs/>
-        </w:rPr>
-        <w:t>O(</w:t>
-      </w:r>
-      <w:proofErr w:type="gramEnd"/>
-      <w:r>
-        <w:rPr>
-          <w:b/>
-          <w:bCs/>
-        </w:rPr>
-        <w:t>log 9) ≈ 3 comparisons</w:t>
-      </w:r>
-      <w:r>
-        <w:t xml:space="preserve"> instead of 9.</w:t>
-      </w:r>
-    </w:p>
-    <w:p/>
-    <w:p>
-      <w:pPr>
-        <w:rPr>
-          <w:b/>
-          <w:bCs/>
-        </w:rPr>
-      </w:pPr>
-      <w:r>
-        <w:rPr>
-          <w:rFonts w:ascii="Segoe UI Emoji" w:hAnsi="Segoe UI Emoji" w:cs="Segoe UI Emoji"/>
-          <w:b/>
-          <w:bCs/>
-        </w:rPr>
-        <w:t>⚡</w:t>
-      </w:r>
-      <w:r>
-        <w:rPr>
-          <w:b/>
-          <w:bCs/>
-        </w:rPr>
-        <w:t xml:space="preserve"> Important Notes</w:t>
-      </w:r>
-    </w:p>
-    <w:p>
-      <w:pPr>
-        <w:numPr>
-          <w:ilvl w:val="0"/>
-          <w:numId w:val="17"/>
-        </w:numPr>
-      </w:pPr>
-      <w:r>
-        <w:lastRenderedPageBreak/>
-        <w:t>If the map shrinks (during resize or deletions), and entries in a tree bucket go below 6, it is converted back to a Linked List (to save memory).</w:t>
-      </w:r>
-    </w:p>
-    <w:p>
-      <w:pPr>
-        <w:numPr>
-          <w:ilvl w:val="0"/>
-          <w:numId w:val="17"/>
-        </w:numPr>
-      </w:pPr>
-      <w:r>
-        <w:t>HashMap automatically balances between Linked List (low memory, small size) and Tree (faster lookups when too many collisions).</w:t>
-      </w:r>
-    </w:p>
-    <w:p>
-      <w:pPr>
-        <w:rPr>
-          <w:b/>
-          <w:bCs/>
-        </w:rPr>
-      </w:pPr>
-      <w:r>
-        <w:rPr>
-          <w:rFonts w:ascii="Segoe UI Emoji" w:hAnsi="Segoe UI Emoji" w:cs="Segoe UI Emoji"/>
-          <w:b/>
-          <w:bCs/>
-        </w:rPr>
-        <w:t>✅</w:t>
-      </w:r>
-      <w:r>
-        <w:rPr>
-          <w:b/>
-          <w:bCs/>
-        </w:rPr>
-        <w:t xml:space="preserve"> So after Java 8:</w:t>
-      </w:r>
-    </w:p>
-    <w:p>
-      <w:pPr>
-        <w:numPr>
-          <w:ilvl w:val="0"/>
-          <w:numId w:val="18"/>
-        </w:numPr>
-      </w:pPr>
-      <w:r>
-        <w:t>Buckets start as Linked Lists.</w:t>
-      </w:r>
-    </w:p>
-    <w:p>
-      <w:pPr>
-        <w:numPr>
-          <w:ilvl w:val="0"/>
-          <w:numId w:val="18"/>
-        </w:numPr>
-      </w:pPr>
-      <w:r>
-        <w:t>If collisions grow large (≥ 8 entries), bucket → Red-Black Tree.</w:t>
-      </w:r>
-    </w:p>
-    <w:p>
-      <w:pPr>
-        <w:numPr>
-          <w:ilvl w:val="0"/>
-          <w:numId w:val="18"/>
-        </w:numPr>
-      </w:pPr>
-      <w:r>
-        <w:t>If later it reduces (&lt; 6 entries), bucket → back to Linked List.</w:t>
-      </w:r>
-    </w:p>
-    <w:p>
-      <w:r>
-        <w:rPr>
-          <w:rFonts w:ascii="Segoe UI Emoji" w:hAnsi="Segoe UI Emoji" w:cs="Segoe UI Emoji"/>
-        </w:rPr>
-        <w:t>🔹</w:t>
-      </w:r>
-      <w:r>
-        <w:t xml:space="preserve"> </w:t>
-      </w:r>
-      <w:r>
-        <w:rPr>
-          <w:b/>
-          <w:bCs/>
-        </w:rPr>
-        <w:t>Why HashMap uses Red-Black Tree (and not AVL, etc.)</w:t>
-      </w:r>
-    </w:p>
-    <w:p>
-      <w:pPr>
-        <w:pStyle w:val="ListParagraph"/>
+      <w:pPr>
+        <w:pStyle w:val="NormalWeb"/>
         <w:numPr>
           <w:ilvl w:val="0"/>
           <w:numId w:val="19"/>
@@ -2854,7 +2189,7 @@
           <w:b/>
           <w:bCs/>
         </w:rPr>
-        <w:t>Balance vs Performance Tradeoff</w:t>
+        <w:t>HashMap’s Primary Goal = Fast Inserts &amp; Deletes</w:t>
       </w:r>
     </w:p>
     <w:p>
@@ -2866,77 +2201,27 @@
         </w:numPr>
       </w:pPr>
       <w:r>
+        <w:t xml:space="preserve">HashMap is not only about lookup — it also does a lot of </w:t>
+      </w:r>
+      <w:r>
         <w:rPr>
           <w:rStyle w:val="Strong"/>
           <w:rFonts w:eastAsiaTheme="majorEastAsia"/>
         </w:rPr>
-        <w:t>AVL Tree</w:t>
-      </w:r>
-      <w:r>
-        <w:t xml:space="preserve"> is </w:t>
-      </w:r>
-      <w:r>
-        <w:rPr>
-          <w:rStyle w:val="Emphasis"/>
-          <w:rFonts w:eastAsiaTheme="majorEastAsia"/>
-        </w:rPr>
-        <w:t>more strictly balanced</w:t>
-      </w:r>
-      <w:r>
-        <w:t xml:space="preserve"> (height difference ≤ 1).</w:t>
-      </w:r>
-    </w:p>
-    <w:p>
-      <w:pPr>
-        <w:pStyle w:val="NormalWeb"/>
-        <w:numPr>
-          <w:ilvl w:val="2"/>
-          <w:numId w:val="19"/>
-        </w:numPr>
-      </w:pPr>
-      <w:r>
-        <w:t>Pros: Faster lookups (</w:t>
-      </w:r>
-      <w:proofErr w:type="gramStart"/>
-      <w:r>
-        <w:rPr>
-          <w:rStyle w:val="HTMLCode"/>
-          <w:rFonts w:eastAsiaTheme="majorEastAsia"/>
-        </w:rPr>
-        <w:t>O(</w:t>
-      </w:r>
-      <w:proofErr w:type="gramEnd"/>
-      <w:r>
-        <w:rPr>
-          <w:rStyle w:val="HTMLCode"/>
-          <w:rFonts w:eastAsiaTheme="majorEastAsia"/>
-        </w:rPr>
-        <w:t>log n)</w:t>
-      </w:r>
-      <w:r>
-        <w:t xml:space="preserve"> with smaller constants).</w:t>
-      </w:r>
-    </w:p>
-    <w:p>
-      <w:pPr>
-        <w:pStyle w:val="NormalWeb"/>
-        <w:numPr>
-          <w:ilvl w:val="2"/>
-          <w:numId w:val="19"/>
-        </w:numPr>
-      </w:pPr>
-      <w:r>
-        <w:t xml:space="preserve">Cons: More </w:t>
+        <w:t>put()</w:t>
+      </w:r>
+      <w:r>
+        <w:t xml:space="preserve"> (insert/update) and </w:t>
       </w:r>
       <w:r>
         <w:rPr>
           <w:rStyle w:val="Strong"/>
           <w:rFonts w:eastAsiaTheme="majorEastAsia"/>
         </w:rPr>
-        <w:t>rotations</w:t>
-      </w:r>
-      <w:r>
-        <w:t xml:space="preserve"> during insertions &amp; deletions → expensive overhead.</w:t>
+        <w:t>remove()</w:t>
+      </w:r>
+      <w:r>
+        <w:t xml:space="preserve"> operations.</w:t>
       </w:r>
     </w:p>
     <w:p>
@@ -2952,141 +2237,46 @@
           <w:rStyle w:val="Strong"/>
           <w:rFonts w:eastAsiaTheme="majorEastAsia"/>
         </w:rPr>
-        <w:t>Red-Black Tree</w:t>
-      </w:r>
-      <w:r>
-        <w:t xml:space="preserve"> is </w:t>
-      </w:r>
-      <w:r>
-        <w:rPr>
-          <w:rStyle w:val="Emphasis"/>
-          <w:rFonts w:eastAsiaTheme="majorEastAsia"/>
-        </w:rPr>
-        <w:t>loosely balanced</w:t>
-      </w:r>
-      <w:r>
-        <w:t>.</w:t>
+        <w:t>Red-Black Trees</w:t>
+      </w:r>
+      <w:r>
+        <w:t xml:space="preserve"> perform better for frequent insertions/removals compared to AVL trees.</w:t>
       </w:r>
     </w:p>
     <w:p>
       <w:pPr>
         <w:pStyle w:val="NormalWeb"/>
         <w:numPr>
-          <w:ilvl w:val="2"/>
-          <w:numId w:val="19"/>
-        </w:numPr>
-      </w:pPr>
-      <w:r>
-        <w:t>Guarantees height ≤ 2 × log₂(n).</w:t>
+          <w:ilvl w:val="0"/>
+          <w:numId w:val="21"/>
+        </w:numPr>
+      </w:pPr>
+      <w:r>
+        <w:t>Example:</w:t>
       </w:r>
     </w:p>
     <w:p>
       <w:pPr>
         <w:pStyle w:val="NormalWeb"/>
         <w:numPr>
-          <w:ilvl w:val="2"/>
-          <w:numId w:val="19"/>
-        </w:numPr>
-      </w:pPr>
-      <w:r>
-        <w:t xml:space="preserve">Insertions/deletions are </w:t>
-      </w:r>
-      <w:r>
-        <w:rPr>
-          <w:rStyle w:val="Strong"/>
-          <w:rFonts w:eastAsiaTheme="majorEastAsia"/>
-        </w:rPr>
-        <w:t>faster</w:t>
-      </w:r>
-      <w:r>
-        <w:t xml:space="preserve"> (fewer rotations).</w:t>
+          <w:ilvl w:val="0"/>
+          <w:numId w:val="23"/>
+        </w:numPr>
+      </w:pPr>
+      <w:r>
+        <w:t>AVL → could take multiple rotations per insert.</w:t>
       </w:r>
     </w:p>
     <w:p>
       <w:pPr>
         <w:pStyle w:val="NormalWeb"/>
         <w:numPr>
-          <w:ilvl w:val="2"/>
-          <w:numId w:val="19"/>
-        </w:numPr>
-      </w:pPr>
-      <w:r>
-        <w:t xml:space="preserve">Lookups are still </w:t>
-      </w:r>
-      <w:proofErr w:type="gramStart"/>
-      <w:r>
-        <w:rPr>
-          <w:rStyle w:val="Strong"/>
-          <w:rFonts w:eastAsiaTheme="majorEastAsia"/>
-        </w:rPr>
-        <w:t>O(</w:t>
-      </w:r>
-      <w:proofErr w:type="gramEnd"/>
-      <w:r>
-        <w:rPr>
-          <w:rStyle w:val="Strong"/>
-          <w:rFonts w:eastAsiaTheme="majorEastAsia"/>
-        </w:rPr>
-        <w:t>log n)</w:t>
-      </w:r>
-      <w:r>
-        <w:t>, only slightly less optimal than AVL.</w:t>
-      </w:r>
-    </w:p>
-    <w:p>
-      <w:pPr>
-        <w:pStyle w:val="NormalWeb"/>
-      </w:pPr>
-      <w:r>
-        <w:rPr>
-          <w:rFonts w:ascii="Segoe UI Emoji" w:hAnsi="Segoe UI Emoji" w:cs="Segoe UI Emoji"/>
-        </w:rPr>
-        <w:t>👉</w:t>
-      </w:r>
-      <w:r>
-        <w:t xml:space="preserve"> Since HashMap buckets are usually </w:t>
-      </w:r>
-      <w:r>
-        <w:rPr>
-          <w:rStyle w:val="Strong"/>
-          <w:rFonts w:eastAsiaTheme="majorEastAsia"/>
-        </w:rPr>
-        <w:t>small</w:t>
-      </w:r>
-      <w:r>
-        <w:t xml:space="preserve"> (rarely exceed 8–20 entries), the </w:t>
-      </w:r>
-      <w:r>
-        <w:rPr>
-          <w:rStyle w:val="Emphasis"/>
-          <w:rFonts w:eastAsiaTheme="majorEastAsia"/>
-        </w:rPr>
-        <w:t>extra strict balancing of AVL is overkill</w:t>
-      </w:r>
-      <w:r>
-        <w:t>.</w:t>
-      </w:r>
-      <w:r>
-        <w:br/>
-      </w:r>
-      <w:r>
-        <w:rPr>
-          <w:rFonts w:ascii="Segoe UI Emoji" w:hAnsi="Segoe UI Emoji" w:cs="Segoe UI Emoji"/>
-        </w:rPr>
-        <w:t>👉</w:t>
-      </w:r>
-      <w:r>
-        <w:t xml:space="preserve"> Red-Black Tree gives a better </w:t>
-      </w:r>
-      <w:r>
-        <w:rPr>
-          <w:rStyle w:val="Strong"/>
-          <w:rFonts w:eastAsiaTheme="majorEastAsia"/>
-        </w:rPr>
-        <w:t>balance of speed and simplicity</w:t>
-      </w:r>
-      <w:r>
-        <w:t>.</w:t>
+          <w:ilvl w:val="0"/>
+          <w:numId w:val="23"/>
+        </w:numPr>
+      </w:pPr>
+      <w:r>
+        <w:t>Red-Black Tree → usually ≤ 1 rotation per insert.</w:t>
       </w:r>
     </w:p>
     <w:p>
@@ -3096,13 +2286,18 @@
           <w:ilvl w:val="0"/>
           <w:numId w:val="19"/>
         </w:numPr>
-      </w:pPr>
-      <w:r>
-        <w:rPr>
-          <w:b/>
-          <w:bCs/>
-        </w:rPr>
-        <w:t>HashMap’s Primary Goal = Fast Inserts &amp; Deletes</w:t>
+        <w:rPr>
+          <w:b/>
+          <w:bCs/>
+        </w:rPr>
+      </w:pPr>
+      <w:r>
+        <w:rPr>
+          <w:b/>
+          <w:bCs/>
+        </w:rPr>
+        <w:lastRenderedPageBreak/>
+        <w:t>Memory &amp; Overhead Considerations</w:t>
       </w:r>
     </w:p>
     <w:p>
@@ -3110,49 +2305,11 @@
         <w:pStyle w:val="NormalWeb"/>
         <w:numPr>
           <w:ilvl w:val="0"/>
-          <w:numId w:val="21"/>
-        </w:numPr>
-      </w:pPr>
-      <w:r>
-        <w:t xml:space="preserve">HashMap is not only about lookup — it also does a lot of </w:t>
-      </w:r>
-      <w:proofErr w:type="gramStart"/>
-      <w:r>
-        <w:rPr>
-          <w:rStyle w:val="Strong"/>
-          <w:rFonts w:eastAsiaTheme="majorEastAsia"/>
-        </w:rPr>
-        <w:t>put(</w:t>
-      </w:r>
-      <w:proofErr w:type="gramEnd"/>
-      <w:r>
-        <w:rPr>
-          <w:rStyle w:val="Strong"/>
-          <w:rFonts w:eastAsiaTheme="majorEastAsia"/>
-        </w:rPr>
-        <w:t>)</w:t>
-      </w:r>
-      <w:r>
-        <w:t xml:space="preserve"> (insert/update) and </w:t>
-      </w:r>
-      <w:proofErr w:type="gramStart"/>
-      <w:r>
-        <w:rPr>
-          <w:rStyle w:val="Strong"/>
-          <w:rFonts w:eastAsiaTheme="majorEastAsia"/>
-        </w:rPr>
-        <w:t>remove(</w:t>
-      </w:r>
-      <w:proofErr w:type="gramEnd"/>
-      <w:r>
-        <w:rPr>
-          <w:rStyle w:val="Strong"/>
-          <w:rFonts w:eastAsiaTheme="majorEastAsia"/>
-        </w:rPr>
-        <w:t>)</w:t>
-      </w:r>
-      <w:r>
-        <w:t xml:space="preserve"> operations.</w:t>
+          <w:numId w:val="24"/>
+        </w:numPr>
+      </w:pPr>
+      <w:r>
+        <w:t>A bucket is usually small.</w:t>
       </w:r>
     </w:p>
     <w:p>
@@ -3160,18 +2317,11 @@
         <w:pStyle w:val="NormalWeb"/>
         <w:numPr>
           <w:ilvl w:val="0"/>
-          <w:numId w:val="21"/>
-        </w:numPr>
-      </w:pPr>
-      <w:r>
-        <w:rPr>
-          <w:rStyle w:val="Strong"/>
-          <w:rFonts w:eastAsiaTheme="majorEastAsia"/>
-        </w:rPr>
-        <w:t>Red-Black Trees</w:t>
-      </w:r>
-      <w:r>
-        <w:t xml:space="preserve"> perform better for frequent insertions/removals compared to AVL trees.</w:t>
+          <w:numId w:val="24"/>
+        </w:numPr>
+      </w:pPr>
+      <w:r>
+        <w:t>With AVL, every insert would cause heavier balancing overhead.</w:t>
       </w:r>
     </w:p>
     <w:p>
@@ -3179,42 +2329,12 @@
         <w:pStyle w:val="NormalWeb"/>
         <w:numPr>
           <w:ilvl w:val="0"/>
-          <w:numId w:val="21"/>
-        </w:numPr>
-      </w:pPr>
-      <w:r>
-        <w:t>Example:</w:t>
-      </w:r>
-    </w:p>
-    <w:p>
-      <w:pPr>
-        <w:pStyle w:val="NormalWeb"/>
-        <w:numPr>
-          <w:ilvl w:val="0"/>
-          <w:numId w:val="23"/>
-        </w:numPr>
-      </w:pPr>
-      <w:r>
-        <w:t>AVL → could take multiple rotations per insert.</w:t>
-      </w:r>
-    </w:p>
-    <w:p>
-      <w:pPr>
-        <w:pStyle w:val="NormalWeb"/>
-        <w:numPr>
-          <w:ilvl w:val="0"/>
-          <w:numId w:val="23"/>
-        </w:numPr>
-      </w:pPr>
-      <w:r>
-        <w:t>Red-Black Tree → usually ≤ 1 rotation per insert.</w:t>
-      </w:r>
-    </w:p>
-    <w:p>
-      <w:pPr>
-        <w:pStyle w:val="NormalWeb"/>
-        <w:ind w:left="2160"/>
-      </w:pPr>
+          <w:numId w:val="24"/>
+        </w:numPr>
+      </w:pPr>
+      <w:r>
+        <w:t>With Red-Black Tree, balancing is “good enough” without excessive memory or CPU cost.</w:t>
+      </w:r>
     </w:p>
     <w:p>
       <w:pPr>
@@ -3233,63 +2353,6 @@
           <w:b/>
           <w:bCs/>
         </w:rPr>
-        <w:lastRenderedPageBreak/>
-        <w:t>Memory &amp; Overhead Considerations</w:t>
-      </w:r>
-    </w:p>
-    <w:p>
-      <w:pPr>
-        <w:pStyle w:val="NormalWeb"/>
-        <w:numPr>
-          <w:ilvl w:val="0"/>
-          <w:numId w:val="24"/>
-        </w:numPr>
-      </w:pPr>
-      <w:r>
-        <w:t>A bucket is usually small.</w:t>
-      </w:r>
-    </w:p>
-    <w:p>
-      <w:pPr>
-        <w:pStyle w:val="NormalWeb"/>
-        <w:numPr>
-          <w:ilvl w:val="0"/>
-          <w:numId w:val="24"/>
-        </w:numPr>
-      </w:pPr>
-      <w:r>
-        <w:t>With AVL, every insert would cause heavier balancing overhead.</w:t>
-      </w:r>
-    </w:p>
-    <w:p>
-      <w:pPr>
-        <w:pStyle w:val="NormalWeb"/>
-        <w:numPr>
-          <w:ilvl w:val="0"/>
-          <w:numId w:val="24"/>
-        </w:numPr>
-      </w:pPr>
-      <w:r>
-        <w:t>With Red-Black Tree, balancing is “good enough” without excessive memory or CPU cost.</w:t>
-      </w:r>
-    </w:p>
-    <w:p>
-      <w:pPr>
-        <w:pStyle w:val="NormalWeb"/>
-        <w:numPr>
-          <w:ilvl w:val="0"/>
-          <w:numId w:val="19"/>
-        </w:numPr>
-        <w:rPr>
-          <w:b/>
-          <w:bCs/>
-        </w:rPr>
-      </w:pPr>
-      <w:r>
-        <w:rPr>
-          <w:b/>
-          <w:bCs/>
-        </w:rPr>
         <w:t>Consistency Across JDK</w:t>
       </w:r>
     </w:p>
@@ -3302,23 +2365,7 @@
         </w:numPr>
       </w:pPr>
       <w:r>
-        <w:t>The Java Collections Framework (</w:t>
-      </w:r>
-      <w:proofErr w:type="spellStart"/>
-      <w:r>
-        <w:t>TreeMap</w:t>
-      </w:r>
-      <w:proofErr w:type="spellEnd"/>
-      <w:r>
-        <w:t xml:space="preserve">, </w:t>
-      </w:r>
-      <w:proofErr w:type="spellStart"/>
-      <w:r>
-        <w:t>TreeSet</w:t>
-      </w:r>
-      <w:proofErr w:type="spellEnd"/>
-      <w:r>
-        <w:t xml:space="preserve">) already used </w:t>
+        <w:t xml:space="preserve">The Java Collections Framework (TreeMap, TreeSet) already used </w:t>
       </w:r>
       <w:r>
         <w:rPr>
@@ -3441,15 +2488,7 @@
         </w:numPr>
       </w:pPr>
       <w:r>
-        <w:t xml:space="preserve">When the number of entries exceeds capacity × </w:t>
-      </w:r>
-      <w:proofErr w:type="spellStart"/>
-      <w:r>
-        <w:t>loadFactor</w:t>
-      </w:r>
-      <w:proofErr w:type="spellEnd"/>
-      <w:r>
-        <w:t xml:space="preserve">, the table </w:t>
+        <w:t xml:space="preserve">When the number of entries exceeds capacity × loadFactor, the table </w:t>
       </w:r>
       <w:r>
         <w:rPr>
@@ -3778,37 +2817,17 @@
         </w:numPr>
       </w:pPr>
       <w:r>
-        <w:t xml:space="preserve">Collisions are often caused by </w:t>
-      </w:r>
-      <w:proofErr w:type="gramStart"/>
-      <w:r>
-        <w:t xml:space="preserve">a </w:t>
-      </w:r>
-      <w:r>
-        <w:rPr>
-          <w:b/>
-          <w:bCs/>
-        </w:rPr>
-        <w:t>small</w:t>
-      </w:r>
-      <w:proofErr w:type="gramEnd"/>
-      <w:r>
-        <w:rPr>
-          <w:b/>
-          <w:bCs/>
-        </w:rPr>
-        <w:t xml:space="preserve"> table size</w:t>
-      </w:r>
-      <w:r>
-        <w:t xml:space="preserve">, not bad </w:t>
-      </w:r>
-      <w:proofErr w:type="spellStart"/>
-      <w:r>
-        <w:t>hashCodes</w:t>
-      </w:r>
-      <w:proofErr w:type="spellEnd"/>
-      <w:r>
-        <w:t>.</w:t>
+        <w:t xml:space="preserve">Collisions are often caused by a </w:t>
+      </w:r>
+      <w:r>
+        <w:rPr>
+          <w:b/>
+          <w:bCs/>
+        </w:rPr>
+        <w:t>small table size</w:t>
+      </w:r>
+      <w:r>
+        <w:t>, not bad hashCodes.</w:t>
       </w:r>
     </w:p>
     <w:p>
@@ -8695,6 +7714,7 @@
   <w:style w:type="character" w:default="1" w:styleId="DefaultParagraphFont">
     <w:name w:val="Default Paragraph Font"/>
     <w:uiPriority w:val="1"/>
+    <w:semiHidden/>
     <w:unhideWhenUsed/>
   </w:style>
   <w:style w:type="table" w:default="1" w:styleId="TableNormal">

--- a/Java Tips/Hash Map.docx
+++ b/Java Tips/Hash Map.docx
@@ -64,15 +64,40 @@
       <w:r>
         <w:t xml:space="preserve">It gives </w:t>
       </w:r>
-      <w:r>
-        <w:rPr>
-          <w:b/>
-          <w:bCs/>
-        </w:rPr>
-        <w:t>O(1) average time complexity</w:t>
-      </w:r>
-      <w:r>
-        <w:t xml:space="preserve"> for get() and put() operations (because of hashing).</w:t>
+      <w:proofErr w:type="gramStart"/>
+      <w:r>
+        <w:rPr>
+          <w:b/>
+          <w:bCs/>
+        </w:rPr>
+        <w:t>O(</w:t>
+      </w:r>
+      <w:proofErr w:type="gramEnd"/>
+      <w:r>
+        <w:rPr>
+          <w:b/>
+          <w:bCs/>
+        </w:rPr>
+        <w:t>1) average time complexity</w:t>
+      </w:r>
+      <w:r>
+        <w:t xml:space="preserve"> for </w:t>
+      </w:r>
+      <w:proofErr w:type="gramStart"/>
+      <w:r>
+        <w:t>get(</w:t>
+      </w:r>
+      <w:proofErr w:type="gramEnd"/>
+      <w:r>
+        <w:t xml:space="preserve">) and </w:t>
+      </w:r>
+      <w:proofErr w:type="gramStart"/>
+      <w:r>
+        <w:t>put(</w:t>
+      </w:r>
+      <w:proofErr w:type="gramEnd"/>
+      <w:r>
+        <w:t>) operations (because of hashing).</w:t>
       </w:r>
     </w:p>
     <w:p>
@@ -107,7 +132,17 @@
     </w:p>
     <w:p>
       <w:r>
-        <w:t>When you insert a key-value pair into a HashMap, Java calculates the hash code of the key using key.hashCode().</w:t>
+        <w:t xml:space="preserve">When you insert a key-value pair into a HashMap, Java calculates the hash code of the key using </w:t>
+      </w:r>
+      <w:proofErr w:type="spellStart"/>
+      <w:proofErr w:type="gramStart"/>
+      <w:r>
+        <w:t>key.hashCode</w:t>
+      </w:r>
+      <w:proofErr w:type="spellEnd"/>
+      <w:proofErr w:type="gramEnd"/>
+      <w:r>
+        <w:t>().</w:t>
       </w:r>
     </w:p>
     <w:p>
@@ -127,7 +162,23 @@
           <w:i/>
           <w:iCs/>
         </w:rPr>
-        <w:t>index = (hash &amp; (n - 1))   // where n = array size</w:t>
+        <w:t>index = (hash &amp; (n - 1</w:t>
+      </w:r>
+      <w:proofErr w:type="gramStart"/>
+      <w:r>
+        <w:rPr>
+          <w:i/>
+          <w:iCs/>
+        </w:rPr>
+        <w:t xml:space="preserve">))   </w:t>
+      </w:r>
+      <w:proofErr w:type="gramEnd"/>
+      <w:r>
+        <w:rPr>
+          <w:i/>
+          <w:iCs/>
+        </w:rPr>
+        <w:t>// where n = array size</w:t>
       </w:r>
     </w:p>
     <w:p>
@@ -292,12 +343,21 @@
       <w:r>
         <w:t xml:space="preserve"> to </w:t>
       </w:r>
-      <w:r>
-        <w:rPr>
-          <w:b/>
-          <w:bCs/>
-        </w:rPr>
-        <w:t>O(log n)</w:t>
+      <w:proofErr w:type="gramStart"/>
+      <w:r>
+        <w:rPr>
+          <w:b/>
+          <w:bCs/>
+        </w:rPr>
+        <w:t>O(</w:t>
+      </w:r>
+      <w:proofErr w:type="gramEnd"/>
+      <w:r>
+        <w:rPr>
+          <w:b/>
+          <w:bCs/>
+        </w:rPr>
+        <w:t>log n)</w:t>
       </w:r>
       <w:r>
         <w:t>.</w:t>
@@ -325,8 +385,13 @@
           <w:numId w:val="4"/>
         </w:numPr>
       </w:pPr>
-      <w:r>
-        <w:t>Compute hash code of key.</w:t>
+      <w:proofErr w:type="gramStart"/>
+      <w:r>
+        <w:t>Compute</w:t>
+      </w:r>
+      <w:proofErr w:type="gramEnd"/>
+      <w:r>
+        <w:t xml:space="preserve"> hash code of key.</w:t>
       </w:r>
     </w:p>
     <w:p>
@@ -407,8 +472,13 @@
           <w:numId w:val="5"/>
         </w:numPr>
       </w:pPr>
-      <w:r>
-        <w:t>Compute hash code of key.</w:t>
+      <w:proofErr w:type="gramStart"/>
+      <w:r>
+        <w:t>Compute</w:t>
+      </w:r>
+      <w:proofErr w:type="gramEnd"/>
+      <w:r>
+        <w:t xml:space="preserve"> hash code of key.</w:t>
       </w:r>
     </w:p>
     <w:p>
@@ -430,7 +500,15 @@
         </w:numPr>
       </w:pPr>
       <w:r>
-        <w:t>Search inside that bucket (list or tree) for the matching key using equals().</w:t>
+        <w:t xml:space="preserve">Search inside that bucket (list or tree) for the matching key using </w:t>
+      </w:r>
+      <w:proofErr w:type="gramStart"/>
+      <w:r>
+        <w:t>equals(</w:t>
+      </w:r>
+      <w:proofErr w:type="gramEnd"/>
+      <w:r>
+        <w:t>).</w:t>
       </w:r>
     </w:p>
     <w:p>
@@ -477,8 +555,13 @@
           <w:numId w:val="6"/>
         </w:numPr>
       </w:pPr>
-      <w:r>
-        <w:t xml:space="preserve">So when </w:t>
+      <w:proofErr w:type="gramStart"/>
+      <w:r>
+        <w:t>So</w:t>
+      </w:r>
+      <w:proofErr w:type="gramEnd"/>
+      <w:r>
+        <w:t xml:space="preserve"> when </w:t>
       </w:r>
       <w:r>
         <w:rPr>
@@ -529,27 +612,85 @@
     </w:p>
     <w:p>
       <w:r>
-        <w:t>Map&lt;String, Integer&gt; map = new HashMap&lt;&gt;();</w:t>
-      </w:r>
-    </w:p>
-    <w:p>
-      <w:r>
-        <w:t>map.put("Raj", 25);</w:t>
-      </w:r>
-    </w:p>
-    <w:p>
-      <w:r>
-        <w:t>map.put("John", 30);</w:t>
-      </w:r>
-    </w:p>
-    <w:p>
-      <w:r>
-        <w:t>map.put("Raj", 28); // replaces value</w:t>
-      </w:r>
-    </w:p>
-    <w:p>
-      <w:r>
-        <w:t>System.out.println(map.get("Raj")); // 28</w:t>
+        <w:t>Map&lt;String, Integer&gt; map = new HashMap&lt;</w:t>
+      </w:r>
+      <w:proofErr w:type="gramStart"/>
+      <w:r>
+        <w:t>&gt;();</w:t>
+      </w:r>
+      <w:proofErr w:type="gramEnd"/>
+    </w:p>
+    <w:p>
+      <w:proofErr w:type="spellStart"/>
+      <w:proofErr w:type="gramStart"/>
+      <w:r>
+        <w:t>map.put</w:t>
+      </w:r>
+      <w:proofErr w:type="spellEnd"/>
+      <w:r>
+        <w:t>(</w:t>
+      </w:r>
+      <w:proofErr w:type="gramEnd"/>
+      <w:r>
+        <w:t>"Raj", 25</w:t>
+      </w:r>
+      <w:proofErr w:type="gramStart"/>
+      <w:r>
+        <w:t>);</w:t>
+      </w:r>
+      <w:proofErr w:type="gramEnd"/>
+    </w:p>
+    <w:p>
+      <w:proofErr w:type="spellStart"/>
+      <w:proofErr w:type="gramStart"/>
+      <w:r>
+        <w:t>map.put</w:t>
+      </w:r>
+      <w:proofErr w:type="spellEnd"/>
+      <w:r>
+        <w:t>(</w:t>
+      </w:r>
+      <w:proofErr w:type="gramEnd"/>
+      <w:r>
+        <w:t>"John", 30</w:t>
+      </w:r>
+      <w:proofErr w:type="gramStart"/>
+      <w:r>
+        <w:t>);</w:t>
+      </w:r>
+      <w:proofErr w:type="gramEnd"/>
+    </w:p>
+    <w:p>
+      <w:proofErr w:type="spellStart"/>
+      <w:proofErr w:type="gramStart"/>
+      <w:r>
+        <w:t>map.put</w:t>
+      </w:r>
+      <w:proofErr w:type="spellEnd"/>
+      <w:r>
+        <w:t>(</w:t>
+      </w:r>
+      <w:proofErr w:type="gramEnd"/>
+      <w:r>
+        <w:t>"Raj", 28); // replaces value</w:t>
+      </w:r>
+    </w:p>
+    <w:p>
+      <w:proofErr w:type="spellStart"/>
+      <w:r>
+        <w:t>System.out.println</w:t>
+      </w:r>
+      <w:proofErr w:type="spellEnd"/>
+      <w:r>
+        <w:t>(</w:t>
+      </w:r>
+      <w:proofErr w:type="spellStart"/>
+      <w:r>
+        <w:t>map.get</w:t>
+      </w:r>
+      <w:proofErr w:type="spellEnd"/>
+      <w:r>
+        <w:t>("Raj")); // 28</w:t>
       </w:r>
     </w:p>
     <w:p>
@@ -575,7 +716,20 @@
         </w:numPr>
       </w:pPr>
       <w:r>
-        <w:t>"Raj".hashCode() → index in array.</w:t>
+        <w:t>"Raj</w:t>
+      </w:r>
+      <w:proofErr w:type="gramStart"/>
+      <w:r>
+        <w:t>".</w:t>
+      </w:r>
+      <w:proofErr w:type="spellStart"/>
+      <w:r>
+        <w:t>hashCode</w:t>
+      </w:r>
+      <w:proofErr w:type="spellEnd"/>
+      <w:proofErr w:type="gramEnd"/>
+      <w:r>
+        <w:t>() → index in array.</w:t>
       </w:r>
     </w:p>
     <w:p>
@@ -718,7 +872,32 @@
           <w:b/>
           <w:bCs/>
         </w:rPr>
-        <w:t>Different keys → same hashCode()</w:t>
+        <w:t xml:space="preserve">Different keys → same </w:t>
+      </w:r>
+      <w:proofErr w:type="spellStart"/>
+      <w:proofErr w:type="gramStart"/>
+      <w:r>
+        <w:rPr>
+          <w:b/>
+          <w:bCs/>
+        </w:rPr>
+        <w:t>hashCode</w:t>
+      </w:r>
+      <w:proofErr w:type="spellEnd"/>
+      <w:r>
+        <w:rPr>
+          <w:b/>
+          <w:bCs/>
+        </w:rPr>
+        <w:t>(</w:t>
+      </w:r>
+      <w:proofErr w:type="gramEnd"/>
+      <w:r>
+        <w:rPr>
+          <w:b/>
+          <w:bCs/>
+        </w:rPr>
+        <w:t>)</w:t>
       </w:r>
     </w:p>
     <w:p>
@@ -726,7 +905,15 @@
         <w:pStyle w:val="ListParagraph"/>
       </w:pPr>
       <w:r>
-        <w:t>String s1 = "FB"; // hashCode = 2236</w:t>
+        <w:t xml:space="preserve">String s1 = "FB"; // </w:t>
+      </w:r>
+      <w:proofErr w:type="spellStart"/>
+      <w:r>
+        <w:t>hashCode</w:t>
+      </w:r>
+      <w:proofErr w:type="spellEnd"/>
+      <w:r>
+        <w:t xml:space="preserve"> = 2236</w:t>
       </w:r>
     </w:p>
     <w:p>
@@ -734,7 +921,23 @@
         <w:pStyle w:val="ListParagraph"/>
       </w:pPr>
       <w:r>
-        <w:t>String s2 = "Ea"; // hashCode = 2236</w:t>
+        <w:t>String s2 = "</w:t>
+      </w:r>
+      <w:proofErr w:type="spellStart"/>
+      <w:r>
+        <w:t>Ea</w:t>
+      </w:r>
+      <w:proofErr w:type="spellEnd"/>
+      <w:r>
+        <w:t xml:space="preserve">"; // </w:t>
+      </w:r>
+      <w:proofErr w:type="spellStart"/>
+      <w:r>
+        <w:t>hashCode</w:t>
+      </w:r>
+      <w:proofErr w:type="spellEnd"/>
+      <w:r>
+        <w:t xml:space="preserve"> = 2236</w:t>
       </w:r>
     </w:p>
     <w:p>
@@ -746,7 +949,31 @@
         <w:tab/>
       </w:r>
       <w:r>
-        <w:t>Even though s1.equals(s2) is false, they have the same hashCode. → Both end up in the same bucket.</w:t>
+        <w:t>Even though s</w:t>
+      </w:r>
+      <w:proofErr w:type="gramStart"/>
+      <w:r>
+        <w:t>1.equals</w:t>
+      </w:r>
+      <w:proofErr w:type="gramEnd"/>
+      <w:r>
+        <w:t xml:space="preserve">(s2) </w:t>
+      </w:r>
+      <w:proofErr w:type="gramStart"/>
+      <w:r>
+        <w:t>is</w:t>
+      </w:r>
+      <w:proofErr w:type="gramEnd"/>
+      <w:r>
+        <w:t xml:space="preserve"> false, they have the same </w:t>
+      </w:r>
+      <w:proofErr w:type="spellStart"/>
+      <w:r>
+        <w:t>hashCode</w:t>
+      </w:r>
+      <w:proofErr w:type="spellEnd"/>
+      <w:r>
+        <w:t>. → Both end up in the same bucket.</w:t>
       </w:r>
     </w:p>
     <w:p>
@@ -766,7 +993,23 @@
           <w:b/>
           <w:bCs/>
         </w:rPr>
-        <w:t>Different hashCodes but same bucket index</w:t>
+        <w:t xml:space="preserve">Different </w:t>
+      </w:r>
+      <w:proofErr w:type="spellStart"/>
+      <w:r>
+        <w:rPr>
+          <w:b/>
+          <w:bCs/>
+        </w:rPr>
+        <w:t>hashCodes</w:t>
+      </w:r>
+      <w:proofErr w:type="spellEnd"/>
+      <w:r>
+        <w:rPr>
+          <w:b/>
+          <w:bCs/>
+        </w:rPr>
+        <w:t xml:space="preserve"> but same bucket index</w:t>
       </w:r>
     </w:p>
     <w:p>
@@ -774,11 +1017,23 @@
         <w:pStyle w:val="ListParagraph"/>
       </w:pPr>
       <w:r>
-        <w:t>HashMap doesn’t use the hashCode directly as the array index.</w:t>
+        <w:t xml:space="preserve">HashMap doesn’t use the </w:t>
+      </w:r>
+      <w:proofErr w:type="spellStart"/>
+      <w:r>
+        <w:t>hashCode</w:t>
+      </w:r>
+      <w:proofErr w:type="spellEnd"/>
+      <w:r>
+        <w:t xml:space="preserve"> directly as the array index.</w:t>
       </w:r>
       <w:r>
         <w:br/>
-        <w:t xml:space="preserve">It applies a transformation </w:t>
+        <w:t xml:space="preserve">It applies a </w:t>
+      </w:r>
+      <w:proofErr w:type="gramStart"/>
+      <w:r>
+        <w:t xml:space="preserve">transformation </w:t>
       </w:r>
       <w:r>
         <w:rPr>
@@ -787,7 +1042,37 @@
           <w:i/>
           <w:iCs/>
         </w:rPr>
-        <w:t>((hash &amp; (n-1)))</w:t>
+        <w:t>((</w:t>
+      </w:r>
+      <w:proofErr w:type="gramEnd"/>
+      <w:r>
+        <w:rPr>
+          <w:b/>
+          <w:bCs/>
+          <w:i/>
+          <w:iCs/>
+        </w:rPr>
+        <w:t>hash &amp; (n-</w:t>
+      </w:r>
+      <w:proofErr w:type="gramStart"/>
+      <w:r>
+        <w:rPr>
+          <w:b/>
+          <w:bCs/>
+          <w:i/>
+          <w:iCs/>
+        </w:rPr>
+        <w:t>1))</w:t>
+      </w:r>
+      <w:proofErr w:type="gramEnd"/>
+      <w:r>
+        <w:rPr>
+          <w:b/>
+          <w:bCs/>
+          <w:i/>
+          <w:iCs/>
+        </w:rPr>
+        <w:t>)</w:t>
       </w:r>
       <w:r>
         <w:t xml:space="preserve"> to fit within the array size.</w:t>
@@ -797,8 +1082,21 @@
       <w:pPr>
         <w:pStyle w:val="ListParagraph"/>
       </w:pPr>
-      <w:r>
-        <w:t xml:space="preserve">So two different hashCodes can still map to the </w:t>
+      <w:proofErr w:type="gramStart"/>
+      <w:r>
+        <w:t>So</w:t>
+      </w:r>
+      <w:proofErr w:type="gramEnd"/>
+      <w:r>
+        <w:t xml:space="preserve"> two different </w:t>
+      </w:r>
+      <w:proofErr w:type="spellStart"/>
+      <w:r>
+        <w:t>hashCodes</w:t>
+      </w:r>
+      <w:proofErr w:type="spellEnd"/>
+      <w:r>
+        <w:t xml:space="preserve"> can still map to the </w:t>
       </w:r>
       <w:r>
         <w:rPr>
@@ -845,22 +1143,62 @@
         </w:numPr>
       </w:pPr>
       <w:r>
-        <w:t>Two different hashCodes, say 99 and 115, may both map to index 3.</w:t>
-      </w:r>
-    </w:p>
-    <w:p>
-      <w:pPr>
-        <w:rPr>
-          <w:b/>
-          <w:bCs/>
-        </w:rPr>
-      </w:pPr>
-      <w:r>
-        <w:rPr>
-          <w:b/>
-          <w:bCs/>
-        </w:rPr>
-        <w:t>How HashMap handles multiple entries in one bucket?</w:t>
+        <w:t xml:space="preserve">Two different </w:t>
+      </w:r>
+      <w:proofErr w:type="spellStart"/>
+      <w:r>
+        <w:t>hashCodes</w:t>
+      </w:r>
+      <w:proofErr w:type="spellEnd"/>
+      <w:r>
+        <w:t>, say 99 and 115, may both map to index 3.</w:t>
+      </w:r>
+    </w:p>
+    <w:p>
+      <w:pPr>
+        <w:rPr>
+          <w:b/>
+          <w:bCs/>
+        </w:rPr>
+      </w:pPr>
+      <w:r>
+        <w:rPr>
+          <w:b/>
+          <w:bCs/>
+        </w:rPr>
+        <w:t xml:space="preserve">How </w:t>
+      </w:r>
+      <w:proofErr w:type="gramStart"/>
+      <w:r>
+        <w:rPr>
+          <w:b/>
+          <w:bCs/>
+        </w:rPr>
+        <w:t>HashMap</w:t>
+      </w:r>
+      <w:proofErr w:type="gramEnd"/>
+      <w:r>
+        <w:rPr>
+          <w:b/>
+          <w:bCs/>
+        </w:rPr>
+        <w:t xml:space="preserve"> </w:t>
+      </w:r>
+      <w:proofErr w:type="gramStart"/>
+      <w:r>
+        <w:rPr>
+          <w:b/>
+          <w:bCs/>
+        </w:rPr>
+        <w:t>handles</w:t>
+      </w:r>
+      <w:proofErr w:type="gramEnd"/>
+      <w:r>
+        <w:rPr>
+          <w:b/>
+          <w:bCs/>
+        </w:rPr>
+        <w:t xml:space="preserve"> multiple entries in one bucket?</w:t>
       </w:r>
     </w:p>
     <w:p>
@@ -942,8 +1280,17 @@
           <w:rStyle w:val="Strong"/>
           <w:rFonts w:eastAsiaTheme="majorEastAsia"/>
         </w:rPr>
-        <w:t>same hashCode</w:t>
-      </w:r>
+        <w:t xml:space="preserve">same </w:t>
+      </w:r>
+      <w:proofErr w:type="spellStart"/>
+      <w:r>
+        <w:rPr>
+          <w:rStyle w:val="Strong"/>
+          <w:rFonts w:eastAsiaTheme="majorEastAsia"/>
+        </w:rPr>
+        <w:t>hashCode</w:t>
+      </w:r>
+      <w:proofErr w:type="spellEnd"/>
       <w:r>
         <w:t>, OR</w:t>
       </w:r>
@@ -957,7 +1304,15 @@
         </w:numPr>
       </w:pPr>
       <w:r>
-        <w:t xml:space="preserve">Different hashCodes map to the </w:t>
+        <w:t xml:space="preserve">Different </w:t>
+      </w:r>
+      <w:proofErr w:type="spellStart"/>
+      <w:r>
+        <w:t>hashCodes</w:t>
+      </w:r>
+      <w:proofErr w:type="spellEnd"/>
+      <w:r>
+        <w:t xml:space="preserve"> map to the </w:t>
       </w:r>
       <w:r>
         <w:rPr>
@@ -977,12 +1332,21 @@
       <w:r>
         <w:t xml:space="preserve">But HashMap will still distinguish them correctly using </w:t>
       </w:r>
+      <w:proofErr w:type="gramStart"/>
       <w:r>
         <w:rPr>
           <w:rStyle w:val="Strong"/>
           <w:rFonts w:eastAsiaTheme="majorEastAsia"/>
         </w:rPr>
-        <w:t>equals()</w:t>
+        <w:t>equals(</w:t>
+      </w:r>
+      <w:proofErr w:type="gramEnd"/>
+      <w:r>
+        <w:rPr>
+          <w:rStyle w:val="Strong"/>
+          <w:rFonts w:eastAsiaTheme="majorEastAsia"/>
+        </w:rPr>
+        <w:t>)</w:t>
       </w:r>
       <w:r>
         <w:t xml:space="preserve"> when searching inside that bucket.</w:t>
@@ -1061,7 +1425,15 @@
         </w:numPr>
       </w:pPr>
       <w:r>
-        <w:t>Keys = "Raj", "John", "FB", "Ea".</w:t>
+        <w:t>Keys = "Raj", "John", "FB", "</w:t>
+      </w:r>
+      <w:proofErr w:type="spellStart"/>
+      <w:r>
+        <w:t>Ea</w:t>
+      </w:r>
+      <w:proofErr w:type="spellEnd"/>
+      <w:r>
+        <w:t>".</w:t>
       </w:r>
     </w:p>
     <w:p>
@@ -1080,38 +1452,95 @@
       </w:r>
     </w:p>
     <w:p>
-      <w:r>
-        <w:t>map.put("Raj", 25);</w:t>
-      </w:r>
-    </w:p>
-    <w:p>
-      <w:r>
-        <w:t>  "Raj".hashCode() → say 24567.</w:t>
-      </w:r>
-    </w:p>
-    <w:p>
-      <w:r>
-        <w:t>  Index = 24567 % 16 = 7.</w:t>
-      </w:r>
-    </w:p>
-    <w:p>
-      <w:r>
-        <w:t xml:space="preserve">  Stored in </w:t>
-      </w:r>
-      <w:r>
-        <w:rPr>
-          <w:b/>
-          <w:bCs/>
-        </w:rPr>
-        <w:t>bucket[7]</w:t>
+      <w:proofErr w:type="spellStart"/>
+      <w:proofErr w:type="gramStart"/>
+      <w:r>
+        <w:t>map.put</w:t>
+      </w:r>
+      <w:proofErr w:type="spellEnd"/>
+      <w:r>
+        <w:t>(</w:t>
+      </w:r>
+      <w:proofErr w:type="gramEnd"/>
+      <w:r>
+        <w:t>"Raj", 25</w:t>
+      </w:r>
+      <w:proofErr w:type="gramStart"/>
+      <w:r>
+        <w:t>);</w:t>
+      </w:r>
+      <w:proofErr w:type="gramEnd"/>
+    </w:p>
+    <w:p>
+      <w:proofErr w:type="gramStart"/>
+      <w:r>
+        <w:t>  "</w:t>
+      </w:r>
+      <w:proofErr w:type="gramEnd"/>
+      <w:r>
+        <w:t>Raj</w:t>
+      </w:r>
+      <w:proofErr w:type="gramStart"/>
+      <w:r>
+        <w:t>".</w:t>
+      </w:r>
+      <w:proofErr w:type="spellStart"/>
+      <w:r>
+        <w:t>hashCode</w:t>
+      </w:r>
+      <w:proofErr w:type="spellEnd"/>
+      <w:proofErr w:type="gramEnd"/>
+      <w:r>
+        <w:t>() → say 24567.</w:t>
+      </w:r>
+    </w:p>
+    <w:p>
+      <w:proofErr w:type="gramStart"/>
+      <w:r>
+        <w:t>  Index</w:t>
+      </w:r>
+      <w:proofErr w:type="gramEnd"/>
+      <w:r>
+        <w:t xml:space="preserve"> = 24567 % 16 = 7.</w:t>
+      </w:r>
+    </w:p>
+    <w:p>
+      <w:proofErr w:type="gramStart"/>
+      <w:r>
+        <w:t>  Stored</w:t>
+      </w:r>
+      <w:proofErr w:type="gramEnd"/>
+      <w:r>
+        <w:t xml:space="preserve"> in </w:t>
+      </w:r>
+      <w:proofErr w:type="gramStart"/>
+      <w:r>
+        <w:rPr>
+          <w:b/>
+          <w:bCs/>
+        </w:rPr>
+        <w:t>bucket[</w:t>
+      </w:r>
+      <w:proofErr w:type="gramEnd"/>
+      <w:r>
+        <w:rPr>
+          <w:b/>
+          <w:bCs/>
+        </w:rPr>
+        <w:t>7]</w:t>
       </w:r>
       <w:r>
         <w:t>.</w:t>
       </w:r>
     </w:p>
     <w:p>
-      <w:r>
-        <w:t>Bucket[7] → ("Raj", 25)</w:t>
+      <w:proofErr w:type="gramStart"/>
+      <w:r>
+        <w:t>Bucket[</w:t>
+      </w:r>
+      <w:proofErr w:type="gramEnd"/>
+      <w:r>
+        <w:t>7] → ("Raj", 25)</w:t>
       </w:r>
     </w:p>
     <w:p>
@@ -1130,48 +1559,115 @@
       </w:r>
     </w:p>
     <w:p>
-      <w:r>
-        <w:t>map.put("John", 30);</w:t>
-      </w:r>
-    </w:p>
-    <w:p>
-      <w:r>
-        <w:t>  "John".hashCode() → say 67890.</w:t>
-      </w:r>
-    </w:p>
-    <w:p>
-      <w:r>
-        <w:t>  Index = 67890 % 16 = 2.</w:t>
-      </w:r>
-    </w:p>
-    <w:p>
-      <w:r>
-        <w:t xml:space="preserve">  Stored in </w:t>
-      </w:r>
-      <w:r>
-        <w:rPr>
-          <w:b/>
-          <w:bCs/>
-        </w:rPr>
-        <w:t>bucket[2]</w:t>
+      <w:proofErr w:type="spellStart"/>
+      <w:proofErr w:type="gramStart"/>
+      <w:r>
+        <w:t>map.put</w:t>
+      </w:r>
+      <w:proofErr w:type="spellEnd"/>
+      <w:r>
+        <w:t>(</w:t>
+      </w:r>
+      <w:proofErr w:type="gramEnd"/>
+      <w:r>
+        <w:t>"John", 30</w:t>
+      </w:r>
+      <w:proofErr w:type="gramStart"/>
+      <w:r>
+        <w:t>);</w:t>
+      </w:r>
+      <w:proofErr w:type="gramEnd"/>
+    </w:p>
+    <w:p>
+      <w:proofErr w:type="gramStart"/>
+      <w:r>
+        <w:t>  "</w:t>
+      </w:r>
+      <w:proofErr w:type="gramEnd"/>
+      <w:r>
+        <w:t>John</w:t>
+      </w:r>
+      <w:proofErr w:type="gramStart"/>
+      <w:r>
+        <w:t>".</w:t>
+      </w:r>
+      <w:proofErr w:type="spellStart"/>
+      <w:r>
+        <w:t>hashCode</w:t>
+      </w:r>
+      <w:proofErr w:type="spellEnd"/>
+      <w:proofErr w:type="gramEnd"/>
+      <w:r>
+        <w:t>() → say 67890.</w:t>
+      </w:r>
+    </w:p>
+    <w:p>
+      <w:proofErr w:type="gramStart"/>
+      <w:r>
+        <w:t>  Index</w:t>
+      </w:r>
+      <w:proofErr w:type="gramEnd"/>
+      <w:r>
+        <w:t xml:space="preserve"> = 67890 % 16 = 2.</w:t>
+      </w:r>
+    </w:p>
+    <w:p>
+      <w:proofErr w:type="gramStart"/>
+      <w:r>
+        <w:t>  Stored</w:t>
+      </w:r>
+      <w:proofErr w:type="gramEnd"/>
+      <w:r>
+        <w:t xml:space="preserve"> in </w:t>
+      </w:r>
+      <w:proofErr w:type="gramStart"/>
+      <w:r>
+        <w:rPr>
+          <w:b/>
+          <w:bCs/>
+        </w:rPr>
+        <w:t>bucket[</w:t>
+      </w:r>
+      <w:proofErr w:type="gramEnd"/>
+      <w:r>
+        <w:rPr>
+          <w:b/>
+          <w:bCs/>
+        </w:rPr>
+        <w:t>2]</w:t>
       </w:r>
       <w:r>
         <w:t>.</w:t>
       </w:r>
     </w:p>
     <w:p>
-      <w:r>
-        <w:t>Bucket[2] → ("John", 30)</w:t>
-      </w:r>
-    </w:p>
-    <w:p>
-      <w:r>
-        <w:t>Bucket[7] → ("Raj", 25)</w:t>
-      </w:r>
-    </w:p>
-    <w:p>
-      <w:r>
-        <w:t>Bucket[7] → ("Raj", 25)</w:t>
+      <w:proofErr w:type="gramStart"/>
+      <w:r>
+        <w:t>Bucket[</w:t>
+      </w:r>
+      <w:proofErr w:type="gramEnd"/>
+      <w:r>
+        <w:t>2] → ("John", 30)</w:t>
+      </w:r>
+    </w:p>
+    <w:p>
+      <w:proofErr w:type="gramStart"/>
+      <w:r>
+        <w:t>Bucket[</w:t>
+      </w:r>
+      <w:proofErr w:type="gramEnd"/>
+      <w:r>
+        <w:t>7] → ("Raj", 25)</w:t>
+      </w:r>
+    </w:p>
+    <w:p>
+      <w:proofErr w:type="gramStart"/>
+      <w:r>
+        <w:t>Bucket[</w:t>
+      </w:r>
+      <w:proofErr w:type="gramEnd"/>
+      <w:r>
+        <w:t>7] → ("Raj", 25)</w:t>
       </w:r>
     </w:p>
     <w:p>
@@ -1190,64 +1686,198 @@
       </w:r>
     </w:p>
     <w:p>
-      <w:r>
-        <w:t>map.put("FB", 100);</w:t>
-      </w:r>
-    </w:p>
-    <w:p>
-      <w:r>
-        <w:t>  "FB".hashCode() = 2236.</w:t>
-      </w:r>
-    </w:p>
-    <w:p>
-      <w:r>
-        <w:t>  Index = 2236 % 16 = 12.</w:t>
-      </w:r>
-    </w:p>
-    <w:p>
-      <w:r>
-        <w:t xml:space="preserve">  Stored in </w:t>
-      </w:r>
-      <w:r>
-        <w:rPr>
-          <w:b/>
-          <w:bCs/>
-        </w:rPr>
-        <w:t>bucket[12]</w:t>
+      <w:proofErr w:type="spellStart"/>
+      <w:proofErr w:type="gramStart"/>
+      <w:r>
+        <w:t>map.put</w:t>
+      </w:r>
+      <w:proofErr w:type="spellEnd"/>
+      <w:r>
+        <w:t>(</w:t>
+      </w:r>
+      <w:proofErr w:type="gramEnd"/>
+      <w:r>
+        <w:t>"FB", 100</w:t>
+      </w:r>
+      <w:proofErr w:type="gramStart"/>
+      <w:r>
+        <w:t>);</w:t>
+      </w:r>
+      <w:proofErr w:type="gramEnd"/>
+    </w:p>
+    <w:p>
+      <w:proofErr w:type="gramStart"/>
+      <w:r>
+        <w:t>  "</w:t>
+      </w:r>
+      <w:proofErr w:type="gramEnd"/>
+      <w:r>
+        <w:t>FB</w:t>
+      </w:r>
+      <w:proofErr w:type="gramStart"/>
+      <w:r>
+        <w:t>".</w:t>
+      </w:r>
+      <w:proofErr w:type="spellStart"/>
+      <w:r>
+        <w:t>hashCode</w:t>
+      </w:r>
+      <w:proofErr w:type="spellEnd"/>
+      <w:proofErr w:type="gramEnd"/>
+      <w:r>
+        <w:t>() = 2236.</w:t>
+      </w:r>
+    </w:p>
+    <w:p>
+      <w:proofErr w:type="gramStart"/>
+      <w:r>
+        <w:t>  Index</w:t>
+      </w:r>
+      <w:proofErr w:type="gramEnd"/>
+      <w:r>
+        <w:t xml:space="preserve"> = 2236 % 16 = 12.</w:t>
+      </w:r>
+    </w:p>
+    <w:p>
+      <w:proofErr w:type="gramStart"/>
+      <w:r>
+        <w:t>  Stored</w:t>
+      </w:r>
+      <w:proofErr w:type="gramEnd"/>
+      <w:r>
+        <w:t xml:space="preserve"> in </w:t>
+      </w:r>
+      <w:proofErr w:type="gramStart"/>
+      <w:r>
+        <w:rPr>
+          <w:b/>
+          <w:bCs/>
+        </w:rPr>
+        <w:t>bucket[</w:t>
+      </w:r>
+      <w:proofErr w:type="gramEnd"/>
+      <w:r>
+        <w:rPr>
+          <w:b/>
+          <w:bCs/>
+        </w:rPr>
+        <w:t>12]</w:t>
       </w:r>
       <w:r>
         <w:t>.</w:t>
       </w:r>
     </w:p>
     <w:p>
-      <w:r>
-        <w:t>Bucket[2]  → ("John", 30)</w:t>
-      </w:r>
-    </w:p>
-    <w:p>
-      <w:r>
-        <w:t>Bucket[7]  → ("Raj", 25)</w:t>
-      </w:r>
-    </w:p>
-    <w:p>
-      <w:r>
-        <w:t>Bucket[12] → ("FB", 100)</w:t>
+      <w:proofErr w:type="gramStart"/>
+      <w:r>
+        <w:t>Bucket[</w:t>
+      </w:r>
+      <w:proofErr w:type="gramEnd"/>
+      <w:r>
+        <w:t>2</w:t>
+      </w:r>
+      <w:proofErr w:type="gramStart"/>
+      <w:r>
+        <w:t>]  →</w:t>
+      </w:r>
+      <w:proofErr w:type="gramEnd"/>
+      <w:r>
+        <w:t xml:space="preserve"> ("John", 30)</w:t>
+      </w:r>
+    </w:p>
+    <w:p>
+      <w:proofErr w:type="gramStart"/>
+      <w:r>
+        <w:t>Bucket[</w:t>
+      </w:r>
+      <w:proofErr w:type="gramEnd"/>
+      <w:r>
+        <w:t>7</w:t>
+      </w:r>
+      <w:proofErr w:type="gramStart"/>
+      <w:r>
+        <w:t>]  →</w:t>
+      </w:r>
+      <w:proofErr w:type="gramEnd"/>
+      <w:r>
+        <w:t xml:space="preserve"> ("Raj", 25)</w:t>
+      </w:r>
+    </w:p>
+    <w:p>
+      <w:proofErr w:type="gramStart"/>
+      <w:r>
+        <w:t>Bucket[</w:t>
+      </w:r>
+      <w:proofErr w:type="gramEnd"/>
+      <w:r>
+        <w:t>12] → ("FB", 100)</w:t>
       </w:r>
     </w:p>
     <w:p>
       <w:r>
         <w:lastRenderedPageBreak/>
-        <w:t>Step 4: Inserting "Ea"</w:t>
-      </w:r>
-    </w:p>
-    <w:p>
-      <w:r>
-        <w:t>map.put("Ea", 200);</w:t>
-      </w:r>
-    </w:p>
-    <w:p>
-      <w:r>
-        <w:t xml:space="preserve">  "Ea".hashCode() = </w:t>
+        <w:t>Step 4: Inserting "</w:t>
+      </w:r>
+      <w:proofErr w:type="spellStart"/>
+      <w:r>
+        <w:t>Ea</w:t>
+      </w:r>
+      <w:proofErr w:type="spellEnd"/>
+      <w:r>
+        <w:t>"</w:t>
+      </w:r>
+    </w:p>
+    <w:p>
+      <w:proofErr w:type="spellStart"/>
+      <w:proofErr w:type="gramStart"/>
+      <w:r>
+        <w:t>map.put</w:t>
+      </w:r>
+      <w:proofErr w:type="spellEnd"/>
+      <w:r>
+        <w:t>(</w:t>
+      </w:r>
+      <w:proofErr w:type="gramEnd"/>
+      <w:r>
+        <w:t>"</w:t>
+      </w:r>
+      <w:proofErr w:type="spellStart"/>
+      <w:r>
+        <w:t>Ea</w:t>
+      </w:r>
+      <w:proofErr w:type="spellEnd"/>
+      <w:r>
+        <w:t>", 200</w:t>
+      </w:r>
+      <w:proofErr w:type="gramStart"/>
+      <w:r>
+        <w:t>);</w:t>
+      </w:r>
+      <w:proofErr w:type="gramEnd"/>
+    </w:p>
+    <w:p>
+      <w:proofErr w:type="gramStart"/>
+      <w:r>
+        <w:t>  "</w:t>
+      </w:r>
+      <w:proofErr w:type="spellStart"/>
+      <w:proofErr w:type="gramEnd"/>
+      <w:r>
+        <w:t>Ea</w:t>
+      </w:r>
+      <w:proofErr w:type="spellEnd"/>
+      <w:proofErr w:type="gramStart"/>
+      <w:r>
+        <w:t>".</w:t>
+      </w:r>
+      <w:proofErr w:type="spellStart"/>
+      <w:r>
+        <w:t>hashCode</w:t>
+      </w:r>
+      <w:proofErr w:type="spellEnd"/>
+      <w:proofErr w:type="gramEnd"/>
+      <w:r>
+        <w:t xml:space="preserve">() = </w:t>
       </w:r>
       <w:r>
         <w:rPr>
@@ -1261,18 +1891,46 @@
       </w:r>
     </w:p>
     <w:p>
-      <w:r>
-        <w:t>  Index = 2236 % 16 = 12.</w:t>
-      </w:r>
-    </w:p>
-    <w:p>
-      <w:r>
-        <w:t>  Same bucket as "FB".</w:t>
-      </w:r>
-    </w:p>
-    <w:p>
-      <w:r>
-        <w:t xml:space="preserve">  Since "Ea".equals("FB") is </w:t>
+      <w:proofErr w:type="gramStart"/>
+      <w:r>
+        <w:t>  Index</w:t>
+      </w:r>
+      <w:proofErr w:type="gramEnd"/>
+      <w:r>
+        <w:t xml:space="preserve"> = 2236 % 16 = 12.</w:t>
+      </w:r>
+    </w:p>
+    <w:p>
+      <w:proofErr w:type="gramStart"/>
+      <w:r>
+        <w:t>  Same</w:t>
+      </w:r>
+      <w:proofErr w:type="gramEnd"/>
+      <w:r>
+        <w:t xml:space="preserve"> bucket as "FB".</w:t>
+      </w:r>
+    </w:p>
+    <w:p>
+      <w:proofErr w:type="gramStart"/>
+      <w:r>
+        <w:t>  Since</w:t>
+      </w:r>
+      <w:proofErr w:type="gramEnd"/>
+      <w:r>
+        <w:t xml:space="preserve"> "</w:t>
+      </w:r>
+      <w:proofErr w:type="spellStart"/>
+      <w:r>
+        <w:t>Ea</w:t>
+      </w:r>
+      <w:proofErr w:type="spellEnd"/>
+      <w:proofErr w:type="gramStart"/>
+      <w:r>
+        <w:t>".equals</w:t>
+      </w:r>
+      <w:proofErr w:type="gramEnd"/>
+      <w:r>
+        <w:t xml:space="preserve">("FB") is </w:t>
       </w:r>
       <w:r>
         <w:rPr>
@@ -1284,33 +1942,80 @@
       <w:r>
         <w:t xml:space="preserve">, HashMap stores it as another entry in </w:t>
       </w:r>
-      <w:r>
-        <w:rPr>
-          <w:b/>
-          <w:bCs/>
-        </w:rPr>
-        <w:t>bucket[12]</w:t>
+      <w:proofErr w:type="gramStart"/>
+      <w:r>
+        <w:rPr>
+          <w:b/>
+          <w:bCs/>
+        </w:rPr>
+        <w:t>bucket[</w:t>
+      </w:r>
+      <w:proofErr w:type="gramEnd"/>
+      <w:r>
+        <w:rPr>
+          <w:b/>
+          <w:bCs/>
+        </w:rPr>
+        <w:t>12]</w:t>
       </w:r>
       <w:r>
         <w:t>.</w:t>
       </w:r>
     </w:p>
     <w:p>
-      <w:r>
-        <w:t>Bucket[2]  → ("John", 30)</w:t>
-      </w:r>
-    </w:p>
-    <w:p>
-      <w:r>
-        <w:t>Bucket[7]  → ("Raj", 25)</w:t>
-      </w:r>
-    </w:p>
-    <w:p>
-      <w:r>
-        <w:t>Bucket[12] → ("FB", 100) → ("Ea", 200)   // Linked List inside bucket</w:t>
-      </w:r>
-    </w:p>
-    <w:p/>
+      <w:proofErr w:type="gramStart"/>
+      <w:r>
+        <w:t>Bucket[</w:t>
+      </w:r>
+      <w:proofErr w:type="gramEnd"/>
+      <w:r>
+        <w:t>2</w:t>
+      </w:r>
+      <w:proofErr w:type="gramStart"/>
+      <w:r>
+        <w:t>]  →</w:t>
+      </w:r>
+      <w:proofErr w:type="gramEnd"/>
+      <w:r>
+        <w:t xml:space="preserve"> ("John", 30)</w:t>
+      </w:r>
+    </w:p>
+    <w:p>
+      <w:proofErr w:type="gramStart"/>
+      <w:r>
+        <w:t>Bucket[</w:t>
+      </w:r>
+      <w:proofErr w:type="gramEnd"/>
+      <w:r>
+        <w:t>7</w:t>
+      </w:r>
+      <w:proofErr w:type="gramStart"/>
+      <w:r>
+        <w:t>]  →</w:t>
+      </w:r>
+      <w:proofErr w:type="gramEnd"/>
+      <w:r>
+        <w:t xml:space="preserve"> ("Raj", 25)</w:t>
+      </w:r>
+    </w:p>
+    <w:p>
+      <w:proofErr w:type="gramStart"/>
+      <w:r>
+        <w:t>Bucket[</w:t>
+      </w:r>
+      <w:proofErr w:type="gramEnd"/>
+      <w:r>
+        <w:t>12] → ("FB", 100) → ("</w:t>
+      </w:r>
+      <w:proofErr w:type="spellStart"/>
+      <w:r>
+        <w:t>Ea</w:t>
+      </w:r>
+      <w:proofErr w:type="spellEnd"/>
+      <w:r>
+        <w:t>", 200)   // Linked List inside bucket</w:t>
+      </w:r>
+    </w:p>
     <w:p>
       <w:pPr>
         <w:rPr>
@@ -1338,10 +2043,34 @@
           <w:b/>
           <w:bCs/>
         </w:rPr>
-        <w:t>Different keys, same hashCode → same bucket</w:t>
-      </w:r>
-      <w:r>
-        <w:t xml:space="preserve"> (FB and Ea).</w:t>
+        <w:t xml:space="preserve">Different keys, same </w:t>
+      </w:r>
+      <w:proofErr w:type="spellStart"/>
+      <w:r>
+        <w:rPr>
+          <w:b/>
+          <w:bCs/>
+        </w:rPr>
+        <w:t>hashCode</w:t>
+      </w:r>
+      <w:proofErr w:type="spellEnd"/>
+      <w:r>
+        <w:rPr>
+          <w:b/>
+          <w:bCs/>
+        </w:rPr>
+        <w:t xml:space="preserve"> → same bucket</w:t>
+      </w:r>
+      <w:r>
+        <w:t xml:space="preserve"> (FB and </w:t>
+      </w:r>
+      <w:proofErr w:type="spellStart"/>
+      <w:r>
+        <w:t>Ea</w:t>
+      </w:r>
+      <w:proofErr w:type="spellEnd"/>
+      <w:r>
+        <w:t>).</w:t>
       </w:r>
     </w:p>
     <w:p>
@@ -1363,7 +2092,15 @@
         </w:numPr>
       </w:pPr>
       <w:r>
-        <w:t>On get("Ea"), it:</w:t>
+        <w:t>On get("</w:t>
+      </w:r>
+      <w:proofErr w:type="spellStart"/>
+      <w:r>
+        <w:t>Ea</w:t>
+      </w:r>
+      <w:proofErr w:type="spellEnd"/>
+      <w:r>
+        <w:t>"), it:</w:t>
       </w:r>
     </w:p>
     <w:p>
@@ -1374,7 +2111,15 @@
         </w:numPr>
       </w:pPr>
       <w:r>
-        <w:t>Goes to bucket[12].</w:t>
+        <w:t xml:space="preserve">Goes to </w:t>
+      </w:r>
+      <w:proofErr w:type="gramStart"/>
+      <w:r>
+        <w:t>bucket[</w:t>
+      </w:r>
+      <w:proofErr w:type="gramEnd"/>
+      <w:r>
+        <w:t>12].</w:t>
       </w:r>
     </w:p>
     <w:p>
@@ -1385,7 +2130,15 @@
         </w:numPr>
       </w:pPr>
       <w:r>
-        <w:t>Compares keys using .equals().</w:t>
+        <w:t xml:space="preserve">Compares keys </w:t>
+      </w:r>
+      <w:proofErr w:type="gramStart"/>
+      <w:r>
+        <w:t>using .equals</w:t>
+      </w:r>
+      <w:proofErr w:type="gramEnd"/>
+      <w:r>
+        <w:t>().</w:t>
       </w:r>
     </w:p>
     <w:p>
@@ -1396,10 +2149,17 @@
         </w:numPr>
       </w:pPr>
       <w:r>
-        <w:t>Finds "Ea" and returns 200.</w:t>
-      </w:r>
-    </w:p>
-    <w:p/>
+        <w:t>Finds "</w:t>
+      </w:r>
+      <w:proofErr w:type="spellStart"/>
+      <w:r>
+        <w:t>Ea</w:t>
+      </w:r>
+      <w:proofErr w:type="spellEnd"/>
+      <w:r>
+        <w:t>" and returns 200.</w:t>
+      </w:r>
+    </w:p>
     <w:p>
       <w:pPr>
         <w:rPr>
@@ -1475,8 +2235,21 @@
           <w:bCs/>
         </w:rPr>
       </w:pPr>
-      <w:r>
-        <w:t>So if 1000 keys land in the same bucket, get() could take 1000 comparisons</w:t>
+      <w:proofErr w:type="gramStart"/>
+      <w:r>
+        <w:t>So</w:t>
+      </w:r>
+      <w:proofErr w:type="gramEnd"/>
+      <w:r>
+        <w:t xml:space="preserve"> if 1000 keys land in the same bucket, </w:t>
+      </w:r>
+      <w:proofErr w:type="gramStart"/>
+      <w:r>
+        <w:t>get(</w:t>
+      </w:r>
+      <w:proofErr w:type="gramEnd"/>
+      <w:r>
+        <w:t>) could take 1000 comparisons</w:t>
       </w:r>
       <w:r>
         <w:rPr>
@@ -1496,39 +2269,17 @@
     </w:p>
     <w:p>
       <w:pPr>
-        <w:ind w:left="360"/>
+        <w:rPr>
+          <w:b/>
+          <w:bCs/>
+        </w:rPr>
+      </w:pPr>
+      <w:r>
         <w:rPr>
           <w:rFonts w:ascii="Segoe UI Emoji" w:hAnsi="Segoe UI Emoji" w:cs="Segoe UI Emoji"/>
           <w:b/>
           <w:bCs/>
         </w:rPr>
-      </w:pPr>
-    </w:p>
-    <w:p>
-      <w:pPr>
-        <w:ind w:left="360"/>
-        <w:rPr>
-          <w:rFonts w:ascii="Segoe UI Emoji" w:hAnsi="Segoe UI Emoji" w:cs="Segoe UI Emoji"/>
-          <w:b/>
-          <w:bCs/>
-        </w:rPr>
-      </w:pPr>
-    </w:p>
-    <w:p>
-      <w:pPr>
-        <w:ind w:left="360"/>
-        <w:rPr>
-          <w:b/>
-          <w:bCs/>
-        </w:rPr>
-      </w:pPr>
-      <w:r>
-        <w:rPr>
-          <w:rFonts w:ascii="Segoe UI Emoji" w:hAnsi="Segoe UI Emoji" w:cs="Segoe UI Emoji"/>
-          <w:b/>
-          <w:bCs/>
-        </w:rPr>
-        <w:lastRenderedPageBreak/>
         <w:t>🟢</w:t>
       </w:r>
       <w:r>
@@ -1562,22 +2313,30 @@
         </w:numPr>
       </w:pPr>
       <w:r>
-        <w:t>Red-Black Tree ensures lookup is O(log n) instead of O(n).</w:t>
-      </w:r>
-    </w:p>
-    <w:p/>
-    <w:p>
-      <w:pPr>
-        <w:rPr>
-          <w:b/>
-          <w:bCs/>
-        </w:rPr>
-      </w:pPr>
-      <w:r>
-        <w:rPr>
-          <w:b/>
-          <w:bCs/>
-        </w:rPr>
+        <w:t xml:space="preserve">Red-Black Tree ensures lookup is </w:t>
+      </w:r>
+      <w:proofErr w:type="gramStart"/>
+      <w:r>
+        <w:t>O(</w:t>
+      </w:r>
+      <w:proofErr w:type="gramEnd"/>
+      <w:r>
+        <w:t>log n) instead of O(n).</w:t>
+      </w:r>
+    </w:p>
+    <w:p>
+      <w:pPr>
+        <w:rPr>
+          <w:b/>
+          <w:bCs/>
+        </w:rPr>
+      </w:pPr>
+      <w:r>
+        <w:rPr>
+          <w:b/>
+          <w:bCs/>
+        </w:rPr>
+        <w:lastRenderedPageBreak/>
         <w:t>Example</w:t>
       </w:r>
     </w:p>
@@ -1613,12 +2372,49 @@
     </w:p>
     <w:p>
       <w:r>
-        <w:t>Let’s say all of these map to bucket[12]:</w:t>
-      </w:r>
-    </w:p>
-    <w:p>
-      <w:r>
-        <w:t xml:space="preserve">Bucket[12] → ("FB", 100) → ("Ea", 200) → ("X1", 300) → ("X2", 400) </w:t>
+        <w:t xml:space="preserve">Let’s say </w:t>
+      </w:r>
+      <w:proofErr w:type="gramStart"/>
+      <w:r>
+        <w:t>all of</w:t>
+      </w:r>
+      <w:proofErr w:type="gramEnd"/>
+      <w:r>
+        <w:t xml:space="preserve"> these </w:t>
+      </w:r>
+      <w:proofErr w:type="gramStart"/>
+      <w:r>
+        <w:t>map</w:t>
+      </w:r>
+      <w:proofErr w:type="gramEnd"/>
+      <w:r>
+        <w:t xml:space="preserve"> to </w:t>
+      </w:r>
+      <w:proofErr w:type="gramStart"/>
+      <w:r>
+        <w:t>bucket[</w:t>
+      </w:r>
+      <w:proofErr w:type="gramEnd"/>
+      <w:r>
+        <w:t>12]:</w:t>
+      </w:r>
+    </w:p>
+    <w:p>
+      <w:proofErr w:type="gramStart"/>
+      <w:r>
+        <w:t>Bucket[</w:t>
+      </w:r>
+      <w:proofErr w:type="gramEnd"/>
+      <w:r>
+        <w:t>12] → ("FB", 100) → ("</w:t>
+      </w:r>
+      <w:proofErr w:type="spellStart"/>
+      <w:r>
+        <w:t>Ea</w:t>
+      </w:r>
+      <w:proofErr w:type="spellEnd"/>
+      <w:r>
+        <w:t xml:space="preserve">", 200) → ("X1", 300) → ("X2", 400) </w:t>
       </w:r>
     </w:p>
     <w:p>
@@ -1627,13 +2423,23 @@
       </w:r>
     </w:p>
     <w:p>
-      <w:r>
-        <w:t>  Total entries in bucket = 8.</w:t>
-      </w:r>
-    </w:p>
-    <w:p>
-      <w:r>
-        <w:t>  Still a Linked List.</w:t>
+      <w:proofErr w:type="gramStart"/>
+      <w:r>
+        <w:t>  Total</w:t>
+      </w:r>
+      <w:proofErr w:type="gramEnd"/>
+      <w:r>
+        <w:t xml:space="preserve"> entries in bucket = 8.</w:t>
+      </w:r>
+    </w:p>
+    <w:p>
+      <w:proofErr w:type="gramStart"/>
+      <w:r>
+        <w:t>  Still</w:t>
+      </w:r>
+      <w:proofErr w:type="gramEnd"/>
+      <w:r>
+        <w:t xml:space="preserve"> a Linked List.</w:t>
       </w:r>
     </w:p>
     <w:p>
@@ -1657,8 +2463,21 @@
       </w:r>
     </w:p>
     <w:p>
-      <w:r>
-        <w:t>Bucket[12] →   ("X3",500)</w:t>
+      <w:proofErr w:type="gramStart"/>
+      <w:r>
+        <w:t>Bucket[</w:t>
+      </w:r>
+      <w:proofErr w:type="gramEnd"/>
+      <w:r>
+        <w:t>12] →</w:t>
+      </w:r>
+      <w:proofErr w:type="gramStart"/>
+      <w:r>
+        <w:t xml:space="preserve">   (</w:t>
+      </w:r>
+      <w:proofErr w:type="gramEnd"/>
+      <w:r>
+        <w:t>"X3",500)</w:t>
       </w:r>
     </w:p>
     <w:p>
@@ -1689,68 +2508,89 @@
         <w:t xml:space="preserve">   ("X1",300)     </w:t>
       </w:r>
       <w:r>
+        <w:t xml:space="preserve">           </w:t>
+      </w:r>
+      <w:proofErr w:type="gramStart"/>
+      <w:r>
+        <w:t xml:space="preserve">  </w:t>
+      </w:r>
+      <w:r>
+        <w:t xml:space="preserve"> (</w:t>
+      </w:r>
+      <w:proofErr w:type="gramEnd"/>
+      <w:r>
+        <w:t>"X5",700)</w:t>
+      </w:r>
+    </w:p>
+    <w:p>
+      <w:r>
+        <w:t xml:space="preserve">   </w:t>
+      </w:r>
+      <w:r>
+        <w:t xml:space="preserve"> </w:t>
+      </w:r>
+      <w:r>
+        <w:t xml:space="preserve"> </w:t>
+      </w:r>
+      <w:r>
+        <w:t xml:space="preserve">     </w:t>
+      </w:r>
+      <w:r>
+        <w:t xml:space="preserve">   /     </w:t>
+      </w:r>
+      <w:r>
+        <w:t xml:space="preserve">          </w:t>
+      </w:r>
+      <w:r>
+        <w:t xml:space="preserve"> \     </w:t>
+      </w:r>
+      <w:r>
+        <w:t xml:space="preserve">               </w:t>
+      </w:r>
+      <w:r>
+        <w:t xml:space="preserve">   </w:t>
+      </w:r>
+      <w:r>
+        <w:t xml:space="preserve"> </w:t>
+      </w:r>
+      <w:r>
+        <w:t xml:space="preserve">/   </w:t>
+      </w:r>
+      <w:r>
         <w:t xml:space="preserve">             </w:t>
       </w:r>
       <w:r>
-        <w:t xml:space="preserve"> ("X5",700)</w:t>
-      </w:r>
-    </w:p>
-    <w:p>
+        <w:t xml:space="preserve"> \</w:t>
+      </w:r>
+    </w:p>
+    <w:p>
+      <w:r>
+        <w:t xml:space="preserve"> ("FB",100) ("Ea",200)</w:t>
+      </w:r>
+      <w:r>
+        <w:t xml:space="preserve">  </w:t>
+      </w:r>
+      <w:proofErr w:type="gramStart"/>
       <w:r>
         <w:t xml:space="preserve">   </w:t>
       </w:r>
       <w:r>
-        <w:t xml:space="preserve"> </w:t>
-      </w:r>
-      <w:r>
-        <w:t xml:space="preserve"> </w:t>
-      </w:r>
-      <w:r>
-        <w:t xml:space="preserve">     </w:t>
-      </w:r>
-      <w:r>
-        <w:t xml:space="preserve">   /     </w:t>
-      </w:r>
-      <w:r>
-        <w:t xml:space="preserve">          </w:t>
-      </w:r>
-      <w:r>
-        <w:t xml:space="preserve"> \     </w:t>
-      </w:r>
-      <w:r>
-        <w:t xml:space="preserve">               </w:t>
-      </w:r>
+        <w:t>(</w:t>
+      </w:r>
+      <w:proofErr w:type="gramEnd"/>
+      <w:r>
+        <w:t>"X4",600)</w:t>
+      </w:r>
+      <w:proofErr w:type="gramStart"/>
       <w:r>
         <w:t xml:space="preserve">   </w:t>
       </w:r>
       <w:r>
-        <w:t xml:space="preserve"> </w:t>
-      </w:r>
-      <w:r>
-        <w:t xml:space="preserve">/   </w:t>
-      </w:r>
-      <w:r>
-        <w:t xml:space="preserve">             </w:t>
-      </w:r>
-      <w:r>
-        <w:t xml:space="preserve"> \</w:t>
-      </w:r>
-    </w:p>
-    <w:p>
-      <w:r>
-        <w:t xml:space="preserve"> ("FB",100) ("Ea",200)</w:t>
-      </w:r>
-      <w:r>
-        <w:t xml:space="preserve">     </w:t>
-      </w:r>
-      <w:r>
-        <w:t>("X4",600)</w:t>
-      </w:r>
-      <w:r>
-        <w:t xml:space="preserve">   </w:t>
-      </w:r>
-      <w:r>
-        <w:t>("X6",800)</w:t>
+        <w:t>(</w:t>
+      </w:r>
+      <w:proofErr w:type="gramEnd"/>
+      <w:r>
+        <w:t>"X6",800)</w:t>
       </w:r>
     </w:p>
     <w:p>
@@ -1795,8 +2635,13 @@
       </w:r>
     </w:p>
     <w:p>
-      <w:r>
-        <w:t xml:space="preserve">  The list of 9+ entries is converted into a </w:t>
+      <w:proofErr w:type="gramStart"/>
+      <w:r>
+        <w:t>  The</w:t>
+      </w:r>
+      <w:proofErr w:type="gramEnd"/>
+      <w:r>
+        <w:t xml:space="preserve"> list of 9+ entries is converted into a </w:t>
       </w:r>
       <w:r>
         <w:rPr>
@@ -1810,22 +2655,34 @@
       </w:r>
     </w:p>
     <w:p>
-      <w:r>
-        <w:t xml:space="preserve">  Now lookup (get("X7")) will take </w:t>
-      </w:r>
-      <w:r>
-        <w:rPr>
-          <w:b/>
-          <w:bCs/>
-        </w:rPr>
-        <w:t>O(log 9) ≈ 3 comparisons</w:t>
+      <w:proofErr w:type="gramStart"/>
+      <w:r>
+        <w:t>  Now</w:t>
+      </w:r>
+      <w:proofErr w:type="gramEnd"/>
+      <w:r>
+        <w:t xml:space="preserve"> lookup (get("X7")) will take </w:t>
+      </w:r>
+      <w:proofErr w:type="gramStart"/>
+      <w:r>
+        <w:rPr>
+          <w:b/>
+          <w:bCs/>
+        </w:rPr>
+        <w:t>O(</w:t>
+      </w:r>
+      <w:proofErr w:type="gramEnd"/>
+      <w:r>
+        <w:rPr>
+          <w:b/>
+          <w:bCs/>
+        </w:rPr>
+        <w:t>log 9) ≈ 3 comparisons</w:t>
       </w:r>
       <w:r>
         <w:t xml:space="preserve"> instead of 9.</w:t>
       </w:r>
     </w:p>
-    <w:p/>
-    <w:p/>
     <w:p>
       <w:pPr>
         <w:rPr>
@@ -1839,7 +2696,6 @@
           <w:b/>
           <w:bCs/>
         </w:rPr>
-        <w:lastRenderedPageBreak/>
         <w:t>⚡</w:t>
       </w:r>
       <w:r>
@@ -1914,6 +2770,7 @@
         </w:numPr>
       </w:pPr>
       <w:r>
+        <w:lastRenderedPageBreak/>
         <w:t>If collisions grow large (≥ 8 entries), bucket → Red-Black Tree.</w:t>
       </w:r>
     </w:p>
@@ -2002,12 +2859,21 @@
       <w:r>
         <w:t>Pros: Faster lookups (</w:t>
       </w:r>
+      <w:proofErr w:type="gramStart"/>
       <w:r>
         <w:rPr>
           <w:rStyle w:val="HTMLCode"/>
           <w:rFonts w:eastAsiaTheme="majorEastAsia"/>
         </w:rPr>
-        <w:t>O(log n)</w:t>
+        <w:t>O(</w:t>
+      </w:r>
+      <w:proofErr w:type="gramEnd"/>
+      <w:r>
+        <w:rPr>
+          <w:rStyle w:val="HTMLCode"/>
+          <w:rFonts w:eastAsiaTheme="majorEastAsia"/>
+        </w:rPr>
+        <w:t>log n)</w:t>
       </w:r>
       <w:r>
         <w:t xml:space="preserve"> with smaller constants).</w:t>
@@ -2109,12 +2975,21 @@
       <w:r>
         <w:t xml:space="preserve">Lookups are still </w:t>
       </w:r>
+      <w:proofErr w:type="gramStart"/>
       <w:r>
         <w:rPr>
           <w:rStyle w:val="Strong"/>
           <w:rFonts w:eastAsiaTheme="majorEastAsia"/>
         </w:rPr>
-        <w:t>O(log n)</w:t>
+        <w:t>O(</w:t>
+      </w:r>
+      <w:proofErr w:type="gramEnd"/>
+      <w:r>
+        <w:rPr>
+          <w:rStyle w:val="Strong"/>
+          <w:rFonts w:eastAsiaTheme="majorEastAsia"/>
+        </w:rPr>
+        <w:t>log n)</w:t>
       </w:r>
       <w:r>
         <w:t>, only slightly less optimal than AVL.</w:t>
@@ -2203,22 +3078,40 @@
       <w:r>
         <w:t xml:space="preserve">HashMap is not only about lookup — it also does a lot of </w:t>
       </w:r>
+      <w:proofErr w:type="gramStart"/>
       <w:r>
         <w:rPr>
           <w:rStyle w:val="Strong"/>
           <w:rFonts w:eastAsiaTheme="majorEastAsia"/>
         </w:rPr>
-        <w:t>put()</w:t>
-      </w:r>
-      <w:r>
-        <w:t xml:space="preserve"> (insert/update) and </w:t>
-      </w:r>
+        <w:t>put(</w:t>
+      </w:r>
+      <w:proofErr w:type="gramEnd"/>
       <w:r>
         <w:rPr>
           <w:rStyle w:val="Strong"/>
           <w:rFonts w:eastAsiaTheme="majorEastAsia"/>
         </w:rPr>
-        <w:t>remove()</w:t>
+        <w:t>)</w:t>
+      </w:r>
+      <w:r>
+        <w:t xml:space="preserve"> (insert/update) and </w:t>
+      </w:r>
+      <w:proofErr w:type="gramStart"/>
+      <w:r>
+        <w:rPr>
+          <w:rStyle w:val="Strong"/>
+          <w:rFonts w:eastAsiaTheme="majorEastAsia"/>
+        </w:rPr>
+        <w:t>remove(</w:t>
+      </w:r>
+      <w:proofErr w:type="gramEnd"/>
+      <w:r>
+        <w:rPr>
+          <w:rStyle w:val="Strong"/>
+          <w:rFonts w:eastAsiaTheme="majorEastAsia"/>
+        </w:rPr>
+        <w:t>)</w:t>
       </w:r>
       <w:r>
         <w:t xml:space="preserve"> operations.</w:t>
@@ -2296,7 +3189,6 @@
           <w:b/>
           <w:bCs/>
         </w:rPr>
-        <w:lastRenderedPageBreak/>
         <w:t>Memory &amp; Overhead Considerations</w:t>
       </w:r>
     </w:p>
@@ -2365,7 +3257,23 @@
         </w:numPr>
       </w:pPr>
       <w:r>
-        <w:t xml:space="preserve">The Java Collections Framework (TreeMap, TreeSet) already used </w:t>
+        <w:t>The Java Collections Framework (</w:t>
+      </w:r>
+      <w:proofErr w:type="spellStart"/>
+      <w:r>
+        <w:t>TreeMap</w:t>
+      </w:r>
+      <w:proofErr w:type="spellEnd"/>
+      <w:r>
+        <w:t xml:space="preserve">, </w:t>
+      </w:r>
+      <w:proofErr w:type="spellStart"/>
+      <w:r>
+        <w:t>TreeSet</w:t>
+      </w:r>
+      <w:proofErr w:type="spellEnd"/>
+      <w:r>
+        <w:t xml:space="preserve">) already used </w:t>
       </w:r>
       <w:r>
         <w:rPr>
@@ -2387,6 +3295,7 @@
         </w:numPr>
       </w:pPr>
       <w:r>
+        <w:lastRenderedPageBreak/>
         <w:t>Reusing the same structure for HashMap buckets made the design consistent and avoided implementing multiple balancing strategies.</w:t>
       </w:r>
     </w:p>
@@ -2488,7 +3397,15 @@
         </w:numPr>
       </w:pPr>
       <w:r>
-        <w:t xml:space="preserve">When the number of entries exceeds capacity × loadFactor, the table </w:t>
+        <w:t xml:space="preserve">When the number of entries exceeds capacity × </w:t>
+      </w:r>
+      <w:proofErr w:type="spellStart"/>
+      <w:r>
+        <w:t>loadFactor</w:t>
+      </w:r>
+      <w:proofErr w:type="spellEnd"/>
+      <w:r>
+        <w:t xml:space="preserve">, the table </w:t>
       </w:r>
       <w:r>
         <w:rPr>
@@ -2797,7 +3714,6 @@
           <w:b/>
           <w:bCs/>
         </w:rPr>
-        <w:lastRenderedPageBreak/>
         <w:t>✅</w:t>
       </w:r>
       <w:r>
@@ -2817,17 +3733,37 @@
         </w:numPr>
       </w:pPr>
       <w:r>
-        <w:t xml:space="preserve">Collisions are often caused by a </w:t>
-      </w:r>
-      <w:r>
-        <w:rPr>
-          <w:b/>
-          <w:bCs/>
-        </w:rPr>
-        <w:t>small table size</w:t>
-      </w:r>
-      <w:r>
-        <w:t>, not bad hashCodes.</w:t>
+        <w:t xml:space="preserve">Collisions are often caused by </w:t>
+      </w:r>
+      <w:proofErr w:type="gramStart"/>
+      <w:r>
+        <w:t xml:space="preserve">a </w:t>
+      </w:r>
+      <w:r>
+        <w:rPr>
+          <w:b/>
+          <w:bCs/>
+        </w:rPr>
+        <w:t>small</w:t>
+      </w:r>
+      <w:proofErr w:type="gramEnd"/>
+      <w:r>
+        <w:rPr>
+          <w:b/>
+          <w:bCs/>
+        </w:rPr>
+        <w:t xml:space="preserve"> table size</w:t>
+      </w:r>
+      <w:r>
+        <w:t xml:space="preserve">, not bad </w:t>
+      </w:r>
+      <w:proofErr w:type="spellStart"/>
+      <w:r>
+        <w:t>hashCodes</w:t>
+      </w:r>
+      <w:proofErr w:type="spellEnd"/>
+      <w:r>
+        <w:t>.</w:t>
       </w:r>
     </w:p>
     <w:p>
@@ -2856,58 +3792,20 @@
     </w:p>
     <w:p>
       <w:pPr>
-        <w:pStyle w:val="NormalWeb"/>
-      </w:pPr>
-    </w:p>
-    <w:p>
-      <w:pPr>
-        <w:pStyle w:val="NormalWeb"/>
-      </w:pPr>
-    </w:p>
-    <w:p>
-      <w:pPr>
-        <w:pStyle w:val="NormalWeb"/>
-      </w:pPr>
-    </w:p>
-    <w:p>
-      <w:pPr>
-        <w:pStyle w:val="NormalWeb"/>
-        <w:ind w:left="720"/>
-      </w:pPr>
-    </w:p>
-    <w:p>
-      <w:pPr>
-        <w:pStyle w:val="NormalWeb"/>
-        <w:ind w:left="360"/>
-      </w:pPr>
-    </w:p>
-    <w:p>
-      <w:pPr>
-        <w:pStyle w:val="ListParagraph"/>
-      </w:pPr>
-    </w:p>
-    <w:p>
-      <w:r>
-        <w:tab/>
-      </w:r>
-    </w:p>
-    <w:p>
-      <w:pPr>
-        <w:rPr>
-          <w:b/>
-          <w:bCs/>
-        </w:rPr>
-      </w:pPr>
-    </w:p>
-    <w:p>
-      <w:pPr>
-        <w:rPr>
-          <w:b/>
-          <w:bCs/>
-        </w:rPr>
-      </w:pPr>
-    </w:p>
-    <w:p/>
+        <w:rPr>
+          <w:b/>
+          <w:bCs/>
+        </w:rPr>
+      </w:pPr>
+    </w:p>
+    <w:p>
+      <w:pPr>
+        <w:rPr>
+          <w:b/>
+          <w:bCs/>
+        </w:rPr>
+      </w:pPr>
+    </w:p>
     <w:sectPr>
       <w:pgSz w:w="12240" w:h="15840"/>
       <w:pgMar w:top="1440" w:right="1440" w:bottom="1440" w:left="1440" w:header="720" w:footer="720" w:gutter="0"/>
